--- a/coursework-documents/COMP1786_Event_Manager_Coursework_Report_Draft.docx
+++ b/coursework-documents/COMP1786_Event_Manager_Coursework_Report_Draft.docx
@@ -4,48 +4,17 @@
   <w:body>
     <w:p>
       <w:pPr>
-        <w:spacing w:after="360"/>
-      </w:pPr>
-    </w:p>
-    <w:p>
-      <w:pPr>
-        <w:jc w:val="center"/>
-      </w:pPr>
-      <w:r>
-        <w:rPr>
+        <w:pStyle w:val="Title"/>
+        <w:spacing w:after="280" w:line="360" w:lineRule="auto"/>
+      </w:pPr>
+      <w:r>
+        <w:rPr>
+          <w:rFonts w:ascii="Arial" w:hAnsi="Arial" w:eastAsia="Arial" w:cs="Arial"/>
           <w:b/>
-          <w:color w:val="4472C4"/>
+          <w:color w:val="000000"/>
           <w:sz w:val="32"/>
         </w:rPr>
-        <w:t>COMP1786</w:t>
-      </w:r>
-    </w:p>
-    <w:p>
-      <w:pPr>
-        <w:spacing w:after="120"/>
-        <w:jc w:val="center"/>
-      </w:pPr>
-      <w:r>
-        <w:rPr>
-          <w:b/>
-          <w:color w:val="17365D"/>
-          <w:sz w:val="42"/>
-        </w:rPr>
-        <w:t>Mobile Application Design and Development</w:t>
-      </w:r>
-    </w:p>
-    <w:p>
-      <w:pPr>
-        <w:spacing w:after="440"/>
-        <w:jc w:val="center"/>
-      </w:pPr>
-      <w:r>
-        <w:rPr>
-          <w:b/>
-          <w:color w:val="4A4A4A"/>
-          <w:sz w:val="30"/>
-        </w:rPr>
-        <w:t>Individual Coursework Report</w:t>
+        <w:t>COMP1786 Mobile Application Design and Development Report</w:t>
       </w:r>
     </w:p>
     <w:tbl>
@@ -56,321 +25,163 @@
         <w:tblLook w:firstColumn="1" w:firstRow="1" w:lastColumn="0" w:lastRow="0" w:noHBand="0" w:noVBand="1" w:val="04A0"/>
       </w:tblPr>
       <w:tblGrid>
-        <w:gridCol w:w="4933"/>
-        <w:gridCol w:w="4933"/>
+        <w:gridCol w:w="2480"/>
+        <w:gridCol w:w="2480"/>
+        <w:gridCol w:w="2480"/>
+        <w:gridCol w:w="2480"/>
       </w:tblGrid>
       <w:tr>
         <w:tc>
           <w:tcPr>
-            <w:tcW w:type="dxa" w:w="2951"/>
+            <w:tcW w:type="dxa" w:w="1655"/>
             <w:shd w:fill="D9EAF7"/>
             <w:tcBorders>
-              <w:top w:val="single" w:sz="6" w:color="B4C6E7"/>
-              <w:left w:val="single" w:sz="6" w:color="B4C6E7"/>
-              <w:bottom w:val="single" w:sz="6" w:color="B4C6E7"/>
-              <w:right w:val="single" w:sz="6" w:color="B4C6E7"/>
-              <w:insideH w:val="single" w:sz="6" w:color="B4C6E7"/>
-              <w:insideV w:val="single" w:sz="6" w:color="B4C6E7"/>
+              <w:top w:val="single" w:sz="6" w:color="000000"/>
+              <w:left w:val="single" w:sz="6" w:color="000000"/>
+              <w:bottom w:val="single" w:sz="6" w:color="000000"/>
+              <w:right w:val="single" w:sz="6" w:color="000000"/>
+              <w:insideH w:val="single" w:sz="6" w:color="000000"/>
+              <w:insideV w:val="single" w:sz="6" w:color="000000"/>
             </w:tcBorders>
             <w:tcMar>
-              <w:top w:w="140" w:type="dxa"/>
-              <w:start w:w="150" w:type="dxa"/>
-              <w:bottom w:w="140" w:type="dxa"/>
-              <w:end w:w="150" w:type="dxa"/>
+              <w:top w:w="100" w:type="dxa"/>
+              <w:start w:w="110" w:type="dxa"/>
+              <w:bottom w:w="100" w:type="dxa"/>
+              <w:end w:w="110" w:type="dxa"/>
             </w:tcMar>
           </w:tcPr>
           <w:p>
+            <w:pPr>
+              <w:spacing w:line="360" w:lineRule="auto"/>
+            </w:pPr>
             <w:r>
               <w:rPr>
+                <w:rFonts w:ascii="Arial" w:hAnsi="Arial" w:eastAsia="Arial" w:cs="Arial"/>
                 <w:b/>
-                <w:color w:val="17365D"/>
-                <w:sz w:val="20"/>
+                <w:color w:val="000000"/>
+                <w:sz w:val="22"/>
               </w:rPr>
-              <w:t>Application</w:t>
+              <w:t>Your name</w:t>
             </w:r>
           </w:p>
         </w:tc>
         <w:tc>
           <w:tcPr>
-            <w:tcW w:type="dxa" w:w="6263"/>
+            <w:tcW w:type="dxa" w:w="4104"/>
             <w:shd w:fill="FFFFFF"/>
             <w:tcBorders>
-              <w:top w:val="single" w:sz="6" w:color="B4C6E7"/>
-              <w:left w:val="single" w:sz="6" w:color="B4C6E7"/>
-              <w:bottom w:val="single" w:sz="6" w:color="B4C6E7"/>
-              <w:right w:val="single" w:sz="6" w:color="B4C6E7"/>
-              <w:insideH w:val="single" w:sz="6" w:color="B4C6E7"/>
-              <w:insideV w:val="single" w:sz="6" w:color="B4C6E7"/>
+              <w:top w:val="single" w:sz="6" w:color="000000"/>
+              <w:left w:val="single" w:sz="6" w:color="000000"/>
+              <w:bottom w:val="single" w:sz="6" w:color="000000"/>
+              <w:right w:val="single" w:sz="6" w:color="000000"/>
+              <w:insideH w:val="single" w:sz="6" w:color="000000"/>
+              <w:insideV w:val="single" w:sz="6" w:color="000000"/>
             </w:tcBorders>
             <w:tcMar>
-              <w:top w:w="140" w:type="dxa"/>
-              <w:start w:w="150" w:type="dxa"/>
-              <w:bottom w:w="140" w:type="dxa"/>
-              <w:end w:w="150" w:type="dxa"/>
+              <w:top w:w="100" w:type="dxa"/>
+              <w:start w:w="110" w:type="dxa"/>
+              <w:bottom w:w="100" w:type="dxa"/>
+              <w:end w:w="110" w:type="dxa"/>
             </w:tcMar>
           </w:tcPr>
           <w:p>
+            <w:pPr>
+              <w:spacing w:line="360" w:lineRule="auto"/>
+            </w:pPr>
             <w:r>
               <w:rPr>
+                <w:rFonts w:ascii="Arial" w:hAnsi="Arial" w:eastAsia="Arial" w:cs="Arial"/>
                 <w:b w:val="0"/>
-                <w:color w:val="4A4A4A"/>
-                <w:sz w:val="20"/>
+                <w:color w:val="000000"/>
+                <w:sz w:val="22"/>
               </w:rPr>
-              <w:t>Event Manager Admin App</w:t>
-            </w:r>
-          </w:p>
-        </w:tc>
-      </w:tr>
-      <w:tr>
-        <w:tc>
-          <w:tcPr>
-            <w:tcW w:type="dxa" w:w="2951"/>
-            <w:shd w:fill="D9EAF7"/>
-            <w:tcBorders>
-              <w:top w:val="single" w:sz="6" w:color="B4C6E7"/>
-              <w:left w:val="single" w:sz="6" w:color="B4C6E7"/>
-              <w:bottom w:val="single" w:sz="6" w:color="B4C6E7"/>
-              <w:right w:val="single" w:sz="6" w:color="B4C6E7"/>
-              <w:insideH w:val="single" w:sz="6" w:color="B4C6E7"/>
-              <w:insideV w:val="single" w:sz="6" w:color="B4C6E7"/>
-            </w:tcBorders>
-            <w:tcMar>
-              <w:top w:w="140" w:type="dxa"/>
-              <w:start w:w="150" w:type="dxa"/>
-              <w:bottom w:w="140" w:type="dxa"/>
-              <w:end w:w="150" w:type="dxa"/>
-            </w:tcMar>
-          </w:tcPr>
-          <w:p>
-            <w:r>
-              <w:rPr>
-                <w:b/>
-                <w:color w:val="17365D"/>
-                <w:sz w:val="20"/>
-              </w:rPr>
-              <w:t>Technology</w:t>
+              <w:t>Htun Khaing Lynn</w:t>
             </w:r>
           </w:p>
         </w:tc>
         <w:tc>
           <w:tcPr>
-            <w:tcW w:type="dxa" w:w="6263"/>
-            <w:shd w:fill="FFFFFF"/>
+            <w:tcW w:type="dxa" w:w="1655"/>
+            <w:shd w:fill="D9EAF7"/>
             <w:tcBorders>
-              <w:top w:val="single" w:sz="6" w:color="B4C6E7"/>
-              <w:left w:val="single" w:sz="6" w:color="B4C6E7"/>
-              <w:bottom w:val="single" w:sz="6" w:color="B4C6E7"/>
-              <w:right w:val="single" w:sz="6" w:color="B4C6E7"/>
-              <w:insideH w:val="single" w:sz="6" w:color="B4C6E7"/>
-              <w:insideV w:val="single" w:sz="6" w:color="B4C6E7"/>
+              <w:top w:val="single" w:sz="6" w:color="000000"/>
+              <w:left w:val="single" w:sz="6" w:color="000000"/>
+              <w:bottom w:val="single" w:sz="6" w:color="000000"/>
+              <w:right w:val="single" w:sz="6" w:color="000000"/>
+              <w:insideH w:val="single" w:sz="6" w:color="000000"/>
+              <w:insideV w:val="single" w:sz="6" w:color="000000"/>
             </w:tcBorders>
             <w:tcMar>
-              <w:top w:w="140" w:type="dxa"/>
-              <w:start w:w="150" w:type="dxa"/>
-              <w:bottom w:w="140" w:type="dxa"/>
-              <w:end w:w="150" w:type="dxa"/>
+              <w:top w:w="100" w:type="dxa"/>
+              <w:start w:w="110" w:type="dxa"/>
+              <w:bottom w:w="100" w:type="dxa"/>
+              <w:end w:w="110" w:type="dxa"/>
             </w:tcMar>
           </w:tcPr>
           <w:p>
+            <w:pPr>
+              <w:spacing w:line="360" w:lineRule="auto"/>
+            </w:pPr>
             <w:r>
               <w:rPr>
-                <w:b w:val="0"/>
-                <w:color w:val="4A4A4A"/>
-                <w:sz w:val="20"/>
+                <w:rFonts w:ascii="Arial" w:hAnsi="Arial" w:eastAsia="Arial" w:cs="Arial"/>
+                <w:b/>
+                <w:color w:val="000000"/>
+                <w:sz w:val="22"/>
               </w:rPr>
-              <w:t>Native Android  Kotlin  Jetpack Compose  Room</w:t>
-            </w:r>
-          </w:p>
-        </w:tc>
-      </w:tr>
-      <w:tr>
-        <w:tc>
-          <w:tcPr>
-            <w:tcW w:type="dxa" w:w="2951"/>
-            <w:shd w:fill="D9EAF7"/>
-            <w:tcBorders>
-              <w:top w:val="single" w:sz="6" w:color="B4C6E7"/>
-              <w:left w:val="single" w:sz="6" w:color="B4C6E7"/>
-              <w:bottom w:val="single" w:sz="6" w:color="B4C6E7"/>
-              <w:right w:val="single" w:sz="6" w:color="B4C6E7"/>
-              <w:insideH w:val="single" w:sz="6" w:color="B4C6E7"/>
-              <w:insideV w:val="single" w:sz="6" w:color="B4C6E7"/>
-            </w:tcBorders>
-            <w:tcMar>
-              <w:top w:w="140" w:type="dxa"/>
-              <w:start w:w="150" w:type="dxa"/>
-              <w:bottom w:w="140" w:type="dxa"/>
-              <w:end w:w="150" w:type="dxa"/>
-            </w:tcMar>
-          </w:tcPr>
-          <w:p>
-            <w:r>
-              <w:rPr>
-                <w:b/>
-                <w:color w:val="17365D"/>
-                <w:sz w:val="20"/>
-              </w:rPr>
-              <w:t>Student name</w:t>
+              <w:t>Your Student ID</w:t>
             </w:r>
           </w:p>
         </w:tc>
         <w:tc>
           <w:tcPr>
-            <w:tcW w:type="dxa" w:w="6263"/>
+            <w:tcW w:type="dxa" w:w="2304"/>
             <w:shd w:fill="FFF2CC"/>
             <w:tcBorders>
-              <w:top w:val="single" w:sz="6" w:color="B4C6E7"/>
-              <w:left w:val="single" w:sz="6" w:color="B4C6E7"/>
-              <w:bottom w:val="single" w:sz="6" w:color="B4C6E7"/>
-              <w:right w:val="single" w:sz="6" w:color="B4C6E7"/>
-              <w:insideH w:val="single" w:sz="6" w:color="B4C6E7"/>
-              <w:insideV w:val="single" w:sz="6" w:color="B4C6E7"/>
+              <w:top w:val="single" w:sz="6" w:color="000000"/>
+              <w:left w:val="single" w:sz="6" w:color="000000"/>
+              <w:bottom w:val="single" w:sz="6" w:color="000000"/>
+              <w:right w:val="single" w:sz="6" w:color="000000"/>
+              <w:insideH w:val="single" w:sz="6" w:color="000000"/>
+              <w:insideV w:val="single" w:sz="6" w:color="000000"/>
             </w:tcBorders>
             <w:tcMar>
-              <w:top w:w="140" w:type="dxa"/>
-              <w:start w:w="150" w:type="dxa"/>
-              <w:bottom w:w="140" w:type="dxa"/>
-              <w:end w:w="150" w:type="dxa"/>
+              <w:top w:w="100" w:type="dxa"/>
+              <w:start w:w="110" w:type="dxa"/>
+              <w:bottom w:w="100" w:type="dxa"/>
+              <w:end w:w="110" w:type="dxa"/>
             </w:tcMar>
           </w:tcPr>
           <w:p>
+            <w:pPr>
+              <w:spacing w:line="360" w:lineRule="auto"/>
+            </w:pPr>
             <w:r>
               <w:rPr>
+                <w:rFonts w:ascii="Arial" w:hAnsi="Arial" w:eastAsia="Arial" w:cs="Arial"/>
                 <w:b/>
-                <w:color w:val="17365D"/>
-                <w:sz w:val="20"/>
+                <w:color w:val="000000"/>
+                <w:sz w:val="22"/>
               </w:rPr>
-              <w:t>Htun Khaing Lynn</w:t>
-            </w:r>
-          </w:p>
-        </w:tc>
-      </w:tr>
-      <w:tr>
-        <w:tc>
-          <w:tcPr>
-            <w:tcW w:type="dxa" w:w="2951"/>
-            <w:shd w:fill="D9EAF7"/>
-            <w:tcBorders>
-              <w:top w:val="single" w:sz="6" w:color="B4C6E7"/>
-              <w:left w:val="single" w:sz="6" w:color="B4C6E7"/>
-              <w:bottom w:val="single" w:sz="6" w:color="B4C6E7"/>
-              <w:right w:val="single" w:sz="6" w:color="B4C6E7"/>
-              <w:insideH w:val="single" w:sz="6" w:color="B4C6E7"/>
-              <w:insideV w:val="single" w:sz="6" w:color="B4C6E7"/>
-            </w:tcBorders>
-            <w:tcMar>
-              <w:top w:w="140" w:type="dxa"/>
-              <w:start w:w="150" w:type="dxa"/>
-              <w:bottom w:w="140" w:type="dxa"/>
-              <w:end w:w="150" w:type="dxa"/>
-            </w:tcMar>
-          </w:tcPr>
-          <w:p>
-            <w:r>
-              <w:rPr>
-                <w:b/>
-                <w:color w:val="17365D"/>
-                <w:sz w:val="20"/>
-              </w:rPr>
-              <w:t>Student ID</w:t>
-            </w:r>
-          </w:p>
-        </w:tc>
-        <w:tc>
-          <w:tcPr>
-            <w:tcW w:type="dxa" w:w="6263"/>
-            <w:shd w:fill="FFF2CC"/>
-            <w:tcBorders>
-              <w:top w:val="single" w:sz="6" w:color="B4C6E7"/>
-              <w:left w:val="single" w:sz="6" w:color="B4C6E7"/>
-              <w:bottom w:val="single" w:sz="6" w:color="B4C6E7"/>
-              <w:right w:val="single" w:sz="6" w:color="B4C6E7"/>
-              <w:insideH w:val="single" w:sz="6" w:color="B4C6E7"/>
-              <w:insideV w:val="single" w:sz="6" w:color="B4C6E7"/>
-            </w:tcBorders>
-            <w:tcMar>
-              <w:top w:w="140" w:type="dxa"/>
-              <w:start w:w="150" w:type="dxa"/>
-              <w:bottom w:w="140" w:type="dxa"/>
-              <w:end w:w="150" w:type="dxa"/>
-            </w:tcMar>
-          </w:tcPr>
-          <w:p>
-            <w:r>
-              <w:rPr>
-                <w:b/>
-                <w:color w:val="17365D"/>
-                <w:sz w:val="20"/>
-              </w:rPr>
-              <w:t>[REPLACE WITH STUDENT ID]</w:t>
-            </w:r>
-          </w:p>
-        </w:tc>
-      </w:tr>
-      <w:tr>
-        <w:tc>
-          <w:tcPr>
-            <w:tcW w:type="dxa" w:w="2951"/>
-            <w:shd w:fill="D9EAF7"/>
-            <w:tcBorders>
-              <w:top w:val="single" w:sz="6" w:color="B4C6E7"/>
-              <w:left w:val="single" w:sz="6" w:color="B4C6E7"/>
-              <w:bottom w:val="single" w:sz="6" w:color="B4C6E7"/>
-              <w:right w:val="single" w:sz="6" w:color="B4C6E7"/>
-              <w:insideH w:val="single" w:sz="6" w:color="B4C6E7"/>
-              <w:insideV w:val="single" w:sz="6" w:color="B4C6E7"/>
-            </w:tcBorders>
-            <w:tcMar>
-              <w:top w:w="140" w:type="dxa"/>
-              <w:start w:w="150" w:type="dxa"/>
-              <w:bottom w:w="140" w:type="dxa"/>
-              <w:end w:w="150" w:type="dxa"/>
-            </w:tcMar>
-          </w:tcPr>
-          <w:p>
-            <w:r>
-              <w:rPr>
-                <w:b/>
-                <w:color w:val="17365D"/>
-                <w:sz w:val="20"/>
-              </w:rPr>
-              <w:t>Video demonstration</w:t>
-            </w:r>
-          </w:p>
-        </w:tc>
-        <w:tc>
-          <w:tcPr>
-            <w:tcW w:type="dxa" w:w="6263"/>
-            <w:shd w:fill="FFF2CC"/>
-            <w:tcBorders>
-              <w:top w:val="single" w:sz="6" w:color="B4C6E7"/>
-              <w:left w:val="single" w:sz="6" w:color="B4C6E7"/>
-              <w:bottom w:val="single" w:sz="6" w:color="B4C6E7"/>
-              <w:right w:val="single" w:sz="6" w:color="B4C6E7"/>
-              <w:insideH w:val="single" w:sz="6" w:color="B4C6E7"/>
-              <w:insideV w:val="single" w:sz="6" w:color="B4C6E7"/>
-            </w:tcBorders>
-            <w:tcMar>
-              <w:top w:w="140" w:type="dxa"/>
-              <w:start w:w="150" w:type="dxa"/>
-              <w:bottom w:w="140" w:type="dxa"/>
-              <w:end w:w="150" w:type="dxa"/>
-            </w:tcMar>
-          </w:tcPr>
-          <w:p>
-            <w:r>
-              <w:rPr>
-                <w:b/>
-                <w:color w:val="17365D"/>
-                <w:sz w:val="20"/>
-              </w:rPr>
-              <w:t>[ADD PANOPTO LINK]</w:t>
+              <w:t>[ADD STUDENT ID]</w:t>
             </w:r>
           </w:p>
         </w:tc>
       </w:tr>
     </w:tbl>
-    <w:p/>
+    <w:p>
+      <w:pPr>
+        <w:spacing w:after="120" w:line="360" w:lineRule="auto"/>
+      </w:pPr>
+      <w:r>
+        <w:rPr>
+          <w:rFonts w:ascii="Arial" w:hAnsi="Arial" w:eastAsia="Arial" w:cs="Arial"/>
+          <w:color w:val="000000"/>
+          <w:sz w:val="22"/>
+        </w:rPr>
+        <w:t>The native administration app is implemented in Kotlin with Jetpack Compose and Room. The attendee app is implemented in Flutter and reads the shared persistent service. The report follows the supplied coursework sections and labels every remaining student action clearly.</w:t>
+      </w:r>
+    </w:p>
     <w:tbl>
       <w:tblPr>
         <w:tblW w:type="auto" w:w="0"/>
@@ -379,7 +190,7 @@
         <w:tblLook w:firstColumn="1" w:firstRow="1" w:lastColumn="0" w:lastRow="0" w:noHBand="0" w:noVBand="1" w:val="04A0"/>
       </w:tblPr>
       <w:tblGrid>
-        <w:gridCol w:w="9866"/>
+        <w:gridCol w:w="9922"/>
       </w:tblGrid>
       <w:tr>
         <w:tc>
@@ -403,27 +214,29 @@
           </w:tcPr>
           <w:p>
             <w:pPr>
-              <w:spacing w:after="60"/>
+              <w:spacing w:after="60" w:line="360" w:lineRule="auto"/>
             </w:pPr>
             <w:r>
               <w:rPr>
+                <w:rFonts w:ascii="Arial" w:hAnsi="Arial" w:eastAsia="Arial" w:cs="Arial"/>
                 <w:b/>
-                <w:color w:val="17365D"/>
-                <w:sz w:val="21"/>
+                <w:color w:val="000000"/>
+                <w:sz w:val="24"/>
               </w:rPr>
-              <w:t>Submission check required</w:t>
+              <w:t>Important submission check</w:t>
             </w:r>
           </w:p>
           <w:p>
             <w:pPr>
-              <w:spacing w:after="0"/>
+              <w:spacing w:after="0" w:line="360" w:lineRule="auto"/>
             </w:pPr>
             <w:r>
               <w:rPr>
-                <w:color w:val="4A4A4A"/>
-                <w:sz w:val="19"/>
+                <w:rFonts w:ascii="Arial" w:hAnsi="Arial" w:eastAsia="Arial" w:cs="Arial"/>
+                <w:color w:val="000000"/>
+                <w:sz w:val="22"/>
               </w:rPr>
-              <w:t>The supplied brief states Java for the native Android app. This project was deliberately implemented in Kotlin in response to the project request. Confirm with the module tutor that Kotlin is accepted before submission.</w:t>
+              <w:t>The brief names Java for the native Android app. Confirm that Kotlin is accepted before submission. Add the student ID, Panopto link and genuine native Android screenshots where marked.</w:t>
             </w:r>
           </w:p>
         </w:tc>
@@ -431,8 +244,40 @@
     </w:tbl>
     <w:p>
       <w:pPr>
-        <w:spacing w:after="0"/>
-      </w:pPr>
+        <w:spacing w:after="0" w:line="360" w:lineRule="auto"/>
+      </w:pPr>
+    </w:p>
+    <w:p>
+      <w:pPr>
+        <w:pStyle w:val="Heading1"/>
+        <w:spacing w:before="240" w:after="100" w:line="360" w:lineRule="auto"/>
+        <w:keepNext w:val="1"/>
+        <w:pBdr>
+          <w:bottom w:val="single" w:sz="6" w:space="4" w:color="000000"/>
+        </w:pBdr>
+      </w:pPr>
+      <w:r>
+        <w:rPr>
+          <w:rFonts w:ascii="Arial" w:hAnsi="Arial" w:eastAsia="Arial" w:cs="Arial"/>
+          <w:b/>
+          <w:color w:val="000000"/>
+          <w:sz w:val="28"/>
+        </w:rPr>
+        <w:t>Section 1 Feature checklist</w:t>
+      </w:r>
+    </w:p>
+    <w:p>
+      <w:pPr>
+        <w:spacing w:after="120" w:line="360" w:lineRule="auto"/>
+      </w:pPr>
+      <w:r>
+        <w:rPr>
+          <w:rFonts w:ascii="Arial" w:hAnsi="Arial" w:eastAsia="Arial" w:cs="Arial"/>
+          <w:color w:val="000000"/>
+          <w:sz w:val="22"/>
+        </w:rPr>
+        <w:t>The checklist below reports the current implementation without claiming unfinished functionality. Status was checked against the supplied coursework specification and the application source.</w:t>
+      </w:r>
     </w:p>
     <w:tbl>
       <w:tblPr>
@@ -442,121 +287,9 @@
         <w:tblLook w:firstColumn="1" w:firstRow="1" w:lastColumn="0" w:lastRow="0" w:noHBand="0" w:noVBand="1" w:val="04A0"/>
       </w:tblPr>
       <w:tblGrid>
-        <w:gridCol w:w="9866"/>
-      </w:tblGrid>
-      <w:tr>
-        <w:tc>
-          <w:tcPr>
-            <w:tcW w:type="dxa" w:w="9720"/>
-            <w:shd w:fill="EEF4FB"/>
-            <w:tcBorders>
-              <w:top w:val="single" w:sz="10" w:color="4472C4"/>
-              <w:left w:val="single" w:sz="10" w:color="4472C4"/>
-              <w:bottom w:val="single" w:sz="10" w:color="4472C4"/>
-              <w:right w:val="single" w:sz="10" w:color="4472C4"/>
-              <w:insideH w:val="single" w:sz="10" w:color="4472C4"/>
-              <w:insideV w:val="single" w:sz="10" w:color="4472C4"/>
-            </w:tcBorders>
-            <w:tcMar>
-              <w:top w:w="160" w:type="dxa"/>
-              <w:start w:w="180" w:type="dxa"/>
-              <w:bottom w:w="160" w:type="dxa"/>
-              <w:end w:w="180" w:type="dxa"/>
-            </w:tcMar>
-          </w:tcPr>
-          <w:p>
-            <w:pPr>
-              <w:spacing w:after="60"/>
-            </w:pPr>
-            <w:r>
-              <w:rPr>
-                <w:b/>
-                <w:color w:val="17365D"/>
-                <w:sz w:val="21"/>
-              </w:rPr>
-              <w:t>Editable submission document</w:t>
-            </w:r>
-          </w:p>
-          <w:p>
-            <w:pPr>
-              <w:spacing w:after="0"/>
-            </w:pPr>
-            <w:r>
-              <w:rPr>
-                <w:color w:val="4A4A4A"/>
-                <w:sz w:val="19"/>
-              </w:rPr>
-              <w:t>The written sections and feature checklist are complete. Yellow identity, video and native-screen panels are intentional replacement markers. No final PDF has been generated.</w:t>
-            </w:r>
-          </w:p>
-        </w:tc>
-      </w:tr>
-    </w:tbl>
-    <w:p>
-      <w:pPr>
-        <w:spacing w:after="0"/>
-      </w:pPr>
-    </w:p>
-    <w:p>
-      <w:pPr>
-        <w:spacing w:before="280"/>
-        <w:jc w:val="center"/>
-      </w:pPr>
-      <w:r>
-        <w:rPr>
-          <w:i/>
-          <w:color w:val="4A4A4A"/>
-          <w:sz w:val="18"/>
-        </w:rPr>
-        <w:t>Updated 18 October 2026</w:t>
-      </w:r>
-    </w:p>
-    <w:p>
-      <w:r>
-        <w:br w:type="page"/>
-      </w:r>
-    </w:p>
-    <w:p>
-      <w:pPr>
-        <w:pStyle w:val="Heading1"/>
-        <w:spacing w:before="240" w:after="100"/>
-        <w:keepNext w:val="1"/>
-        <w:pBdr>
-          <w:bottom w:val="single" w:sz="12" w:space="4" w:color="4472C4"/>
-        </w:pBdr>
-      </w:pPr>
-      <w:r>
-        <w:rPr>
-          <w:b/>
-          <w:color w:val="17365D"/>
-          <w:sz w:val="32"/>
-        </w:rPr>
-        <w:t>Section 1 Feature checklist</w:t>
-      </w:r>
-    </w:p>
-    <w:p>
-      <w:pPr>
-        <w:spacing w:after="120" w:line="240" w:lineRule="auto"/>
-      </w:pPr>
-      <w:r>
-        <w:rPr>
-          <w:sz w:val="20"/>
-        </w:rPr>
-        <w:t>The checklist below reports the current implementation without claiming unfinished functionality. Status was checked against the supplied coursework specification and the application source.</w:t>
-      </w:r>
-    </w:p>
-    <w:tbl>
-      <w:tblPr>
-        <w:tblW w:type="auto" w:w="0"/>
-        <w:jc w:val="center"/>
-        <w:tblLayout w:type="fixed"/>
-        <w:tblLook w:firstColumn="1" w:firstRow="1" w:lastColumn="0" w:lastRow="0" w:noHBand="0" w:noVBand="1" w:val="04A0"/>
-      </w:tblPr>
-      <w:tblGrid>
-        <w:gridCol w:w="2466"/>
-        <w:gridCol w:w="2466"/>
-        <w:gridCol w:w="2466"/>
-        <w:gridCol w:w="2466"/>
+        <w:gridCol w:w="3307"/>
+        <w:gridCol w:w="3307"/>
+        <w:gridCol w:w="3307"/>
       </w:tblGrid>
       <w:tr>
         <w:trPr>
@@ -564,15 +297,15 @@
         </w:trPr>
         <w:tc>
           <w:tcPr>
-            <w:tcW w:type="dxa" w:w="604"/>
-            <w:shd w:fill="17365D"/>
+            <w:tcW w:type="dxa" w:w="2520"/>
+            <w:shd w:fill="D9EAF7"/>
             <w:tcBorders>
-              <w:top w:val="single" w:sz="5" w:color="FFFFFF"/>
-              <w:left w:val="single" w:sz="5" w:color="FFFFFF"/>
-              <w:bottom w:val="single" w:sz="5" w:color="FFFFFF"/>
-              <w:right w:val="single" w:sz="5" w:color="FFFFFF"/>
-              <w:insideH w:val="single" w:sz="5" w:color="FFFFFF"/>
-              <w:insideV w:val="single" w:sz="5" w:color="FFFFFF"/>
+              <w:top w:val="single" w:sz="6" w:color="000000"/>
+              <w:left w:val="single" w:sz="6" w:color="000000"/>
+              <w:bottom w:val="single" w:sz="6" w:color="000000"/>
+              <w:right w:val="single" w:sz="6" w:color="000000"/>
+              <w:insideH w:val="single" w:sz="6" w:color="000000"/>
+              <w:insideV w:val="single" w:sz="6" w:color="000000"/>
             </w:tcBorders>
             <w:tcMar>
               <w:top w:w="100" w:type="dxa"/>
@@ -583,27 +316,31 @@
             <w:vAlign w:val="center"/>
           </w:tcPr>
           <w:p>
+            <w:pPr>
+              <w:spacing w:line="360" w:lineRule="auto"/>
+            </w:pPr>
             <w:r>
               <w:rPr>
+                <w:rFonts w:ascii="Arial" w:hAnsi="Arial" w:eastAsia="Arial" w:cs="Arial"/>
                 <w:b/>
-                <w:color w:val="FFFFFF"/>
-                <w:sz w:val="17"/>
+                <w:color w:val="000000"/>
+                <w:sz w:val="22"/>
               </w:rPr>
-              <w:t>Ref</w:t>
+              <w:t>Feature</w:t>
             </w:r>
           </w:p>
         </w:tc>
         <w:tc>
           <w:tcPr>
-            <w:tcW w:type="dxa" w:w="2232"/>
-            <w:shd w:fill="17365D"/>
+            <w:tcW w:type="dxa" w:w="2880"/>
+            <w:shd w:fill="D9EAF7"/>
             <w:tcBorders>
-              <w:top w:val="single" w:sz="5" w:color="FFFFFF"/>
-              <w:left w:val="single" w:sz="5" w:color="FFFFFF"/>
-              <w:bottom w:val="single" w:sz="5" w:color="FFFFFF"/>
-              <w:right w:val="single" w:sz="5" w:color="FFFFFF"/>
-              <w:insideH w:val="single" w:sz="5" w:color="FFFFFF"/>
-              <w:insideV w:val="single" w:sz="5" w:color="FFFFFF"/>
+              <w:top w:val="single" w:sz="6" w:color="000000"/>
+              <w:left w:val="single" w:sz="6" w:color="000000"/>
+              <w:bottom w:val="single" w:sz="6" w:color="000000"/>
+              <w:right w:val="single" w:sz="6" w:color="000000"/>
+              <w:insideH w:val="single" w:sz="6" w:color="000000"/>
+              <w:insideV w:val="single" w:sz="6" w:color="000000"/>
             </w:tcBorders>
             <w:tcMar>
               <w:top w:w="100" w:type="dxa"/>
@@ -614,27 +351,31 @@
             <w:vAlign w:val="center"/>
           </w:tcPr>
           <w:p>
+            <w:pPr>
+              <w:spacing w:line="360" w:lineRule="auto"/>
+            </w:pPr>
             <w:r>
               <w:rPr>
+                <w:rFonts w:ascii="Arial" w:hAnsi="Arial" w:eastAsia="Arial" w:cs="Arial"/>
                 <w:b/>
-                <w:color w:val="FFFFFF"/>
-                <w:sz w:val="17"/>
+                <w:color w:val="000000"/>
+                <w:sz w:val="22"/>
               </w:rPr>
-              <w:t>Feature</w:t>
+              <w:t>Status</w:t>
             </w:r>
           </w:p>
         </w:tc>
         <w:tc>
           <w:tcPr>
-            <w:tcW w:type="dxa" w:w="1699"/>
-            <w:shd w:fill="17365D"/>
+            <w:tcW w:type="dxa" w:w="4320"/>
+            <w:shd w:fill="D9EAF7"/>
             <w:tcBorders>
-              <w:top w:val="single" w:sz="5" w:color="FFFFFF"/>
-              <w:left w:val="single" w:sz="5" w:color="FFFFFF"/>
-              <w:bottom w:val="single" w:sz="5" w:color="FFFFFF"/>
-              <w:right w:val="single" w:sz="5" w:color="FFFFFF"/>
-              <w:insideH w:val="single" w:sz="5" w:color="FFFFFF"/>
-              <w:insideV w:val="single" w:sz="5" w:color="FFFFFF"/>
+              <w:top w:val="single" w:sz="6" w:color="000000"/>
+              <w:left w:val="single" w:sz="6" w:color="000000"/>
+              <w:bottom w:val="single" w:sz="6" w:color="000000"/>
+              <w:right w:val="single" w:sz="6" w:color="000000"/>
+              <w:insideH w:val="single" w:sz="6" w:color="000000"/>
+              <w:insideV w:val="single" w:sz="6" w:color="000000"/>
             </w:tcBorders>
             <w:tcMar>
               <w:top w:w="100" w:type="dxa"/>
@@ -645,42 +386,15 @@
             <w:vAlign w:val="center"/>
           </w:tcPr>
           <w:p>
+            <w:pPr>
+              <w:spacing w:line="360" w:lineRule="auto"/>
+            </w:pPr>
             <w:r>
               <w:rPr>
+                <w:rFonts w:ascii="Arial" w:hAnsi="Arial" w:eastAsia="Arial" w:cs="Arial"/>
                 <w:b/>
-                <w:color w:val="FFFFFF"/>
-                <w:sz w:val="17"/>
-              </w:rPr>
-              <w:t>Status</w:t>
-            </w:r>
-          </w:p>
-        </w:tc>
-        <w:tc>
-          <w:tcPr>
-            <w:tcW w:type="dxa" w:w="4680"/>
-            <w:shd w:fill="17365D"/>
-            <w:tcBorders>
-              <w:top w:val="single" w:sz="5" w:color="FFFFFF"/>
-              <w:left w:val="single" w:sz="5" w:color="FFFFFF"/>
-              <w:bottom w:val="single" w:sz="5" w:color="FFFFFF"/>
-              <w:right w:val="single" w:sz="5" w:color="FFFFFF"/>
-              <w:insideH w:val="single" w:sz="5" w:color="FFFFFF"/>
-              <w:insideV w:val="single" w:sz="5" w:color="FFFFFF"/>
-            </w:tcBorders>
-            <w:tcMar>
-              <w:top w:w="100" w:type="dxa"/>
-              <w:start w:w="100" w:type="dxa"/>
-              <w:bottom w:w="100" w:type="dxa"/>
-              <w:end w:w="100" w:type="dxa"/>
-            </w:tcMar>
-            <w:vAlign w:val="center"/>
-          </w:tcPr>
-          <w:p>
-            <w:r>
-              <w:rPr>
-                <w:b/>
-                <w:color w:val="FFFFFF"/>
-                <w:sz w:val="17"/>
+                <w:color w:val="000000"/>
+                <w:sz w:val="22"/>
               </w:rPr>
               <w:t>Comments</w:t>
             </w:r>
@@ -693,15 +407,15 @@
         </w:trPr>
         <w:tc>
           <w:tcPr>
-            <w:tcW w:type="dxa" w:w="2466"/>
+            <w:tcW w:type="dxa" w:w="3307"/>
             <w:shd w:fill="EEF4FB"/>
             <w:tcBorders>
-              <w:top w:val="single" w:sz="6" w:color="B4C6E7"/>
-              <w:left w:val="single" w:sz="6" w:color="B4C6E7"/>
-              <w:bottom w:val="single" w:sz="6" w:color="B4C6E7"/>
-              <w:right w:val="single" w:sz="6" w:color="B4C6E7"/>
-              <w:insideH w:val="single" w:sz="6" w:color="B4C6E7"/>
-              <w:insideV w:val="single" w:sz="6" w:color="B4C6E7"/>
+              <w:top w:val="single" w:sz="6" w:color="000000"/>
+              <w:left w:val="single" w:sz="6" w:color="000000"/>
+              <w:bottom w:val="single" w:sz="6" w:color="000000"/>
+              <w:right w:val="single" w:sz="6" w:color="000000"/>
+              <w:insideH w:val="single" w:sz="6" w:color="000000"/>
+              <w:insideV w:val="single" w:sz="6" w:color="000000"/>
             </w:tcBorders>
             <w:tcMar>
               <w:top w:w="90" w:type="dxa"/>
@@ -713,29 +427,30 @@
           </w:tcPr>
           <w:p>
             <w:pPr>
-              <w:jc w:val="center"/>
+              <w:spacing w:line="360" w:lineRule="auto"/>
             </w:pPr>
             <w:r>
               <w:rPr>
+                <w:rFonts w:ascii="Arial" w:hAnsi="Arial" w:eastAsia="Arial" w:cs="Arial"/>
                 <w:b/>
-                <w:color w:val="17365D"/>
-                <w:sz w:val="16"/>
+                <w:color w:val="000000"/>
+                <w:sz w:val="22"/>
               </w:rPr>
-              <w:t>A</w:t>
+              <w:t>A  Enhance event management and design</w:t>
             </w:r>
           </w:p>
         </w:tc>
         <w:tc>
           <w:tcPr>
-            <w:tcW w:type="dxa" w:w="2466"/>
-            <w:shd w:fill="EEF4FB"/>
+            <w:tcW w:type="dxa" w:w="3307"/>
+            <w:shd w:fill="E2F0D9"/>
             <w:tcBorders>
-              <w:top w:val="single" w:sz="6" w:color="B4C6E7"/>
-              <w:left w:val="single" w:sz="6" w:color="B4C6E7"/>
-              <w:bottom w:val="single" w:sz="6" w:color="B4C6E7"/>
-              <w:right w:val="single" w:sz="6" w:color="B4C6E7"/>
-              <w:insideH w:val="single" w:sz="6" w:color="B4C6E7"/>
-              <w:insideV w:val="single" w:sz="6" w:color="B4C6E7"/>
+              <w:top w:val="single" w:sz="6" w:color="000000"/>
+              <w:left w:val="single" w:sz="6" w:color="000000"/>
+              <w:bottom w:val="single" w:sz="6" w:color="000000"/>
+              <w:right w:val="single" w:sz="6" w:color="000000"/>
+              <w:insideH w:val="single" w:sz="6" w:color="000000"/>
+              <w:insideV w:val="single" w:sz="6" w:color="000000"/>
             </w:tcBorders>
             <w:tcMar>
               <w:top w:w="90" w:type="dxa"/>
@@ -746,42 +461,15 @@
             <w:vAlign w:val="center"/>
           </w:tcPr>
           <w:p>
+            <w:pPr>
+              <w:spacing w:line="360" w:lineRule="auto"/>
+            </w:pPr>
             <w:r>
               <w:rPr>
-                <w:b w:val="0"/>
-                <w:color w:val="4A4A4A"/>
-                <w:sz w:val="16"/>
-              </w:rPr>
-              <w:t>Enhance event management and design</w:t>
-            </w:r>
-          </w:p>
-        </w:tc>
-        <w:tc>
-          <w:tcPr>
-            <w:tcW w:type="dxa" w:w="2466"/>
-            <w:shd w:fill="E2F0D9"/>
-            <w:tcBorders>
-              <w:top w:val="single" w:sz="6" w:color="B4C6E7"/>
-              <w:left w:val="single" w:sz="6" w:color="B4C6E7"/>
-              <w:bottom w:val="single" w:sz="6" w:color="B4C6E7"/>
-              <w:right w:val="single" w:sz="6" w:color="B4C6E7"/>
-              <w:insideH w:val="single" w:sz="6" w:color="B4C6E7"/>
-              <w:insideV w:val="single" w:sz="6" w:color="B4C6E7"/>
-            </w:tcBorders>
-            <w:tcMar>
-              <w:top w:w="90" w:type="dxa"/>
-              <w:start w:w="90" w:type="dxa"/>
-              <w:bottom w:w="90" w:type="dxa"/>
-              <w:end w:w="90" w:type="dxa"/>
-            </w:tcMar>
-            <w:vAlign w:val="center"/>
-          </w:tcPr>
-          <w:p>
-            <w:r>
-              <w:rPr>
+                <w:rFonts w:ascii="Arial" w:hAnsi="Arial" w:eastAsia="Arial" w:cs="Arial"/>
                 <w:b/>
-                <w:color w:val="17365D"/>
-                <w:sz w:val="16"/>
+                <w:color w:val="000000"/>
+                <w:sz w:val="22"/>
               </w:rPr>
               <w:t>☑ Fully completed</w:t>
               <w:br/>
@@ -795,15 +483,15 @@
         </w:tc>
         <w:tc>
           <w:tcPr>
-            <w:tcW w:type="dxa" w:w="2466"/>
+            <w:tcW w:type="dxa" w:w="3307"/>
             <w:shd w:fill="EEF4FB"/>
             <w:tcBorders>
-              <w:top w:val="single" w:sz="6" w:color="B4C6E7"/>
-              <w:left w:val="single" w:sz="6" w:color="B4C6E7"/>
-              <w:bottom w:val="single" w:sz="6" w:color="B4C6E7"/>
-              <w:right w:val="single" w:sz="6" w:color="B4C6E7"/>
-              <w:insideH w:val="single" w:sz="6" w:color="B4C6E7"/>
-              <w:insideV w:val="single" w:sz="6" w:color="B4C6E7"/>
+              <w:top w:val="single" w:sz="6" w:color="000000"/>
+              <w:left w:val="single" w:sz="6" w:color="000000"/>
+              <w:bottom w:val="single" w:sz="6" w:color="000000"/>
+              <w:right w:val="single" w:sz="6" w:color="000000"/>
+              <w:insideH w:val="single" w:sz="6" w:color="000000"/>
+              <w:insideV w:val="single" w:sz="6" w:color="000000"/>
             </w:tcBorders>
             <w:tcMar>
               <w:top w:w="90" w:type="dxa"/>
@@ -814,11 +502,15 @@
             <w:vAlign w:val="center"/>
           </w:tcPr>
           <w:p>
+            <w:pPr>
+              <w:spacing w:line="360" w:lineRule="auto"/>
+            </w:pPr>
             <w:r>
               <w:rPr>
+                <w:rFonts w:ascii="Arial" w:hAnsi="Arial" w:eastAsia="Arial" w:cs="Arial"/>
                 <w:b w:val="0"/>
-                <w:color w:val="4A4A4A"/>
-                <w:sz w:val="16"/>
+                <w:color w:val="000000"/>
+                <w:sz w:val="22"/>
               </w:rPr>
               <w:t>Required fields, optional email/phone and duplicate name plus date are validated. Date is chosen with a Material picker and stored as LocalDate. Event type/status use enum-backed menus. A review dialog allows correction before Room persistence; edit and confirmed delete are available.</w:t>
             </w:r>
@@ -831,15 +523,15 @@
         </w:trPr>
         <w:tc>
           <w:tcPr>
-            <w:tcW w:type="dxa" w:w="2466"/>
+            <w:tcW w:type="dxa" w:w="3307"/>
             <w:shd w:fill="FFFFFF"/>
             <w:tcBorders>
-              <w:top w:val="single" w:sz="6" w:color="B4C6E7"/>
-              <w:left w:val="single" w:sz="6" w:color="B4C6E7"/>
-              <w:bottom w:val="single" w:sz="6" w:color="B4C6E7"/>
-              <w:right w:val="single" w:sz="6" w:color="B4C6E7"/>
-              <w:insideH w:val="single" w:sz="6" w:color="B4C6E7"/>
-              <w:insideV w:val="single" w:sz="6" w:color="B4C6E7"/>
+              <w:top w:val="single" w:sz="6" w:color="000000"/>
+              <w:left w:val="single" w:sz="6" w:color="000000"/>
+              <w:bottom w:val="single" w:sz="6" w:color="000000"/>
+              <w:right w:val="single" w:sz="6" w:color="000000"/>
+              <w:insideH w:val="single" w:sz="6" w:color="000000"/>
+              <w:insideV w:val="single" w:sz="6" w:color="000000"/>
             </w:tcBorders>
             <w:tcMar>
               <w:top w:w="90" w:type="dxa"/>
@@ -851,29 +543,30 @@
           </w:tcPr>
           <w:p>
             <w:pPr>
-              <w:jc w:val="center"/>
+              <w:spacing w:line="360" w:lineRule="auto"/>
             </w:pPr>
             <w:r>
               <w:rPr>
+                <w:rFonts w:ascii="Arial" w:hAnsi="Arial" w:eastAsia="Arial" w:cs="Arial"/>
                 <w:b/>
-                <w:color w:val="17365D"/>
-                <w:sz w:val="16"/>
+                <w:color w:val="000000"/>
+                <w:sz w:val="22"/>
               </w:rPr>
-              <w:t>B</w:t>
+              <w:t>B  Manage sessions</w:t>
             </w:r>
           </w:p>
         </w:tc>
         <w:tc>
           <w:tcPr>
-            <w:tcW w:type="dxa" w:w="2466"/>
-            <w:shd w:fill="FFFFFF"/>
+            <w:tcW w:type="dxa" w:w="3307"/>
+            <w:shd w:fill="E2F0D9"/>
             <w:tcBorders>
-              <w:top w:val="single" w:sz="6" w:color="B4C6E7"/>
-              <w:left w:val="single" w:sz="6" w:color="B4C6E7"/>
-              <w:bottom w:val="single" w:sz="6" w:color="B4C6E7"/>
-              <w:right w:val="single" w:sz="6" w:color="B4C6E7"/>
-              <w:insideH w:val="single" w:sz="6" w:color="B4C6E7"/>
-              <w:insideV w:val="single" w:sz="6" w:color="B4C6E7"/>
+              <w:top w:val="single" w:sz="6" w:color="000000"/>
+              <w:left w:val="single" w:sz="6" w:color="000000"/>
+              <w:bottom w:val="single" w:sz="6" w:color="000000"/>
+              <w:right w:val="single" w:sz="6" w:color="000000"/>
+              <w:insideH w:val="single" w:sz="6" w:color="000000"/>
+              <w:insideV w:val="single" w:sz="6" w:color="000000"/>
             </w:tcBorders>
             <w:tcMar>
               <w:top w:w="90" w:type="dxa"/>
@@ -884,42 +577,15 @@
             <w:vAlign w:val="center"/>
           </w:tcPr>
           <w:p>
+            <w:pPr>
+              <w:spacing w:line="360" w:lineRule="auto"/>
+            </w:pPr>
             <w:r>
               <w:rPr>
-                <w:b w:val="0"/>
-                <w:color w:val="4A4A4A"/>
-                <w:sz w:val="16"/>
-              </w:rPr>
-              <w:t>Manage sessions</w:t>
-            </w:r>
-          </w:p>
-        </w:tc>
-        <w:tc>
-          <w:tcPr>
-            <w:tcW w:type="dxa" w:w="2466"/>
-            <w:shd w:fill="E2F0D9"/>
-            <w:tcBorders>
-              <w:top w:val="single" w:sz="6" w:color="B4C6E7"/>
-              <w:left w:val="single" w:sz="6" w:color="B4C6E7"/>
-              <w:bottom w:val="single" w:sz="6" w:color="B4C6E7"/>
-              <w:right w:val="single" w:sz="6" w:color="B4C6E7"/>
-              <w:insideH w:val="single" w:sz="6" w:color="B4C6E7"/>
-              <w:insideV w:val="single" w:sz="6" w:color="B4C6E7"/>
-            </w:tcBorders>
-            <w:tcMar>
-              <w:top w:w="90" w:type="dxa"/>
-              <w:start w:w="90" w:type="dxa"/>
-              <w:bottom w:w="90" w:type="dxa"/>
-              <w:end w:w="90" w:type="dxa"/>
-            </w:tcMar>
-            <w:vAlign w:val="center"/>
-          </w:tcPr>
-          <w:p>
-            <w:r>
-              <w:rPr>
+                <w:rFonts w:ascii="Arial" w:hAnsi="Arial" w:eastAsia="Arial" w:cs="Arial"/>
                 <w:b/>
-                <w:color w:val="17365D"/>
-                <w:sz w:val="16"/>
+                <w:color w:val="000000"/>
+                <w:sz w:val="22"/>
               </w:rPr>
               <w:t>☑ Fully completed</w:t>
               <w:br/>
@@ -933,15 +599,15 @@
         </w:tc>
         <w:tc>
           <w:tcPr>
-            <w:tcW w:type="dxa" w:w="2466"/>
+            <w:tcW w:type="dxa" w:w="3307"/>
             <w:shd w:fill="FFFFFF"/>
             <w:tcBorders>
-              <w:top w:val="single" w:sz="6" w:color="B4C6E7"/>
-              <w:left w:val="single" w:sz="6" w:color="B4C6E7"/>
-              <w:bottom w:val="single" w:sz="6" w:color="B4C6E7"/>
-              <w:right w:val="single" w:sz="6" w:color="B4C6E7"/>
-              <w:insideH w:val="single" w:sz="6" w:color="B4C6E7"/>
-              <w:insideV w:val="single" w:sz="6" w:color="B4C6E7"/>
+              <w:top w:val="single" w:sz="6" w:color="000000"/>
+              <w:left w:val="single" w:sz="6" w:color="000000"/>
+              <w:bottom w:val="single" w:sz="6" w:color="000000"/>
+              <w:right w:val="single" w:sz="6" w:color="000000"/>
+              <w:insideH w:val="single" w:sz="6" w:color="000000"/>
+              <w:insideV w:val="single" w:sz="6" w:color="000000"/>
             </w:tcBorders>
             <w:tcMar>
               <w:top w:w="90" w:type="dxa"/>
@@ -952,11 +618,15 @@
             <w:vAlign w:val="center"/>
           </w:tcPr>
           <w:p>
+            <w:pPr>
+              <w:spacing w:line="360" w:lineRule="auto"/>
+            </w:pPr>
             <w:r>
               <w:rPr>
+                <w:rFonts w:ascii="Arial" w:hAnsi="Arial" w:eastAsia="Arial" w:cs="Arial"/>
                 <w:b w:val="0"/>
-                <w:color w:val="4A4A4A"/>
-                <w:sz w:val="16"/>
+                <w:color w:val="000000"/>
+                <w:sz w:val="22"/>
               </w:rPr>
               <w:t>Multiple sessions can be created, edited and deleted. Room generates the ID. Name and time are required; time is chosen with a 24-hour Material picker and stored as LocalTime. Optional speaker, room and description plus all specified session types are supported.</w:t>
             </w:r>
@@ -969,15 +639,15 @@
         </w:trPr>
         <w:tc>
           <w:tcPr>
-            <w:tcW w:type="dxa" w:w="2466"/>
+            <w:tcW w:type="dxa" w:w="3307"/>
             <w:shd w:fill="EEF4FB"/>
             <w:tcBorders>
-              <w:top w:val="single" w:sz="6" w:color="B4C6E7"/>
-              <w:left w:val="single" w:sz="6" w:color="B4C6E7"/>
-              <w:bottom w:val="single" w:sz="6" w:color="B4C6E7"/>
-              <w:right w:val="single" w:sz="6" w:color="B4C6E7"/>
-              <w:insideH w:val="single" w:sz="6" w:color="B4C6E7"/>
-              <w:insideV w:val="single" w:sz="6" w:color="B4C6E7"/>
+              <w:top w:val="single" w:sz="6" w:color="000000"/>
+              <w:left w:val="single" w:sz="6" w:color="000000"/>
+              <w:bottom w:val="single" w:sz="6" w:color="000000"/>
+              <w:right w:val="single" w:sz="6" w:color="000000"/>
+              <w:insideH w:val="single" w:sz="6" w:color="000000"/>
+              <w:insideV w:val="single" w:sz="6" w:color="000000"/>
             </w:tcBorders>
             <w:tcMar>
               <w:top w:w="90" w:type="dxa"/>
@@ -989,29 +659,30 @@
           </w:tcPr>
           <w:p>
             <w:pPr>
-              <w:jc w:val="center"/>
+              <w:spacing w:line="360" w:lineRule="auto"/>
             </w:pPr>
             <w:r>
               <w:rPr>
+                <w:rFonts w:ascii="Arial" w:hAnsi="Arial" w:eastAsia="Arial" w:cs="Arial"/>
                 <w:b/>
-                <w:color w:val="17365D"/>
-                <w:sz w:val="16"/>
+                <w:color w:val="000000"/>
+                <w:sz w:val="22"/>
               </w:rPr>
-              <w:t>C</w:t>
+              <w:t>C  Link events and sessions</w:t>
             </w:r>
           </w:p>
         </w:tc>
         <w:tc>
           <w:tcPr>
-            <w:tcW w:type="dxa" w:w="2466"/>
-            <w:shd w:fill="EEF4FB"/>
+            <w:tcW w:type="dxa" w:w="3307"/>
+            <w:shd w:fill="E2F0D9"/>
             <w:tcBorders>
-              <w:top w:val="single" w:sz="6" w:color="B4C6E7"/>
-              <w:left w:val="single" w:sz="6" w:color="B4C6E7"/>
-              <w:bottom w:val="single" w:sz="6" w:color="B4C6E7"/>
-              <w:right w:val="single" w:sz="6" w:color="B4C6E7"/>
-              <w:insideH w:val="single" w:sz="6" w:color="B4C6E7"/>
-              <w:insideV w:val="single" w:sz="6" w:color="B4C6E7"/>
+              <w:top w:val="single" w:sz="6" w:color="000000"/>
+              <w:left w:val="single" w:sz="6" w:color="000000"/>
+              <w:bottom w:val="single" w:sz="6" w:color="000000"/>
+              <w:right w:val="single" w:sz="6" w:color="000000"/>
+              <w:insideH w:val="single" w:sz="6" w:color="000000"/>
+              <w:insideV w:val="single" w:sz="6" w:color="000000"/>
             </w:tcBorders>
             <w:tcMar>
               <w:top w:w="90" w:type="dxa"/>
@@ -1022,42 +693,15 @@
             <w:vAlign w:val="center"/>
           </w:tcPr>
           <w:p>
+            <w:pPr>
+              <w:spacing w:line="360" w:lineRule="auto"/>
+            </w:pPr>
             <w:r>
               <w:rPr>
-                <w:b w:val="0"/>
-                <w:color w:val="4A4A4A"/>
-                <w:sz w:val="16"/>
-              </w:rPr>
-              <w:t>Link events and sessions</w:t>
-            </w:r>
-          </w:p>
-        </w:tc>
-        <w:tc>
-          <w:tcPr>
-            <w:tcW w:type="dxa" w:w="2466"/>
-            <w:shd w:fill="E2F0D9"/>
-            <w:tcBorders>
-              <w:top w:val="single" w:sz="6" w:color="B4C6E7"/>
-              <w:left w:val="single" w:sz="6" w:color="B4C6E7"/>
-              <w:bottom w:val="single" w:sz="6" w:color="B4C6E7"/>
-              <w:right w:val="single" w:sz="6" w:color="B4C6E7"/>
-              <w:insideH w:val="single" w:sz="6" w:color="B4C6E7"/>
-              <w:insideV w:val="single" w:sz="6" w:color="B4C6E7"/>
-            </w:tcBorders>
-            <w:tcMar>
-              <w:top w:w="90" w:type="dxa"/>
-              <w:start w:w="90" w:type="dxa"/>
-              <w:bottom w:w="90" w:type="dxa"/>
-              <w:end w:w="90" w:type="dxa"/>
-            </w:tcMar>
-            <w:vAlign w:val="center"/>
-          </w:tcPr>
-          <w:p>
-            <w:r>
-              <w:rPr>
+                <w:rFonts w:ascii="Arial" w:hAnsi="Arial" w:eastAsia="Arial" w:cs="Arial"/>
                 <w:b/>
-                <w:color w:val="17365D"/>
-                <w:sz w:val="16"/>
+                <w:color w:val="000000"/>
+                <w:sz w:val="22"/>
               </w:rPr>
               <w:t>☑ Fully completed</w:t>
               <w:br/>
@@ -1071,15 +715,15 @@
         </w:tc>
         <w:tc>
           <w:tcPr>
-            <w:tcW w:type="dxa" w:w="2466"/>
+            <w:tcW w:type="dxa" w:w="3307"/>
             <w:shd w:fill="EEF4FB"/>
             <w:tcBorders>
-              <w:top w:val="single" w:sz="6" w:color="B4C6E7"/>
-              <w:left w:val="single" w:sz="6" w:color="B4C6E7"/>
-              <w:bottom w:val="single" w:sz="6" w:color="B4C6E7"/>
-              <w:right w:val="single" w:sz="6" w:color="B4C6E7"/>
-              <w:insideH w:val="single" w:sz="6" w:color="B4C6E7"/>
-              <w:insideV w:val="single" w:sz="6" w:color="B4C6E7"/>
+              <w:top w:val="single" w:sz="6" w:color="000000"/>
+              <w:left w:val="single" w:sz="6" w:color="000000"/>
+              <w:bottom w:val="single" w:sz="6" w:color="000000"/>
+              <w:right w:val="single" w:sz="6" w:color="000000"/>
+              <w:insideH w:val="single" w:sz="6" w:color="000000"/>
+              <w:insideV w:val="single" w:sz="6" w:color="000000"/>
             </w:tcBorders>
             <w:tcMar>
               <w:top w:w="90" w:type="dxa"/>
@@ -1090,11 +734,15 @@
             <w:vAlign w:val="center"/>
           </w:tcPr>
           <w:p>
+            <w:pPr>
+              <w:spacing w:line="360" w:lineRule="auto"/>
+            </w:pPr>
             <w:r>
               <w:rPr>
+                <w:rFonts w:ascii="Arial" w:hAnsi="Arial" w:eastAsia="Arial" w:cs="Arial"/>
                 <w:b w:val="0"/>
-                <w:color w:val="4A4A4A"/>
-                <w:sz w:val="16"/>
+                <w:color w:val="000000"/>
+                <w:sz w:val="22"/>
               </w:rPr>
               <w:t>Sessions are linked to an event through eventId. The event list shows a session count; selecting an event opens its sessions. The Room foreign key uses cascade deletion so deleting an event also deletes its sessions.</w:t>
             </w:r>
@@ -1107,15 +755,15 @@
         </w:trPr>
         <w:tc>
           <w:tcPr>
-            <w:tcW w:type="dxa" w:w="2466"/>
+            <w:tcW w:type="dxa" w:w="3307"/>
             <w:shd w:fill="FFFFFF"/>
             <w:tcBorders>
-              <w:top w:val="single" w:sz="6" w:color="B4C6E7"/>
-              <w:left w:val="single" w:sz="6" w:color="B4C6E7"/>
-              <w:bottom w:val="single" w:sz="6" w:color="B4C6E7"/>
-              <w:right w:val="single" w:sz="6" w:color="B4C6E7"/>
-              <w:insideH w:val="single" w:sz="6" w:color="B4C6E7"/>
-              <w:insideV w:val="single" w:sz="6" w:color="B4C6E7"/>
+              <w:top w:val="single" w:sz="6" w:color="000000"/>
+              <w:left w:val="single" w:sz="6" w:color="000000"/>
+              <w:bottom w:val="single" w:sz="6" w:color="000000"/>
+              <w:right w:val="single" w:sz="6" w:color="000000"/>
+              <w:insideH w:val="single" w:sz="6" w:color="000000"/>
+              <w:insideV w:val="single" w:sz="6" w:color="000000"/>
             </w:tcBorders>
             <w:tcMar>
               <w:top w:w="90" w:type="dxa"/>
@@ -1127,29 +775,30 @@
           </w:tcPr>
           <w:p>
             <w:pPr>
-              <w:jc w:val="center"/>
+              <w:spacing w:line="360" w:lineRule="auto"/>
             </w:pPr>
             <w:r>
               <w:rPr>
+                <w:rFonts w:ascii="Arial" w:hAnsi="Arial" w:eastAsia="Arial" w:cs="Arial"/>
                 <w:b/>
-                <w:color w:val="17365D"/>
-                <w:sz w:val="16"/>
+                <w:color w:val="000000"/>
+                <w:sz w:val="22"/>
               </w:rPr>
-              <w:t>D</w:t>
+              <w:t>D  Search</w:t>
             </w:r>
           </w:p>
         </w:tc>
         <w:tc>
           <w:tcPr>
-            <w:tcW w:type="dxa" w:w="2466"/>
-            <w:shd w:fill="FFFFFF"/>
+            <w:tcW w:type="dxa" w:w="3307"/>
+            <w:shd w:fill="E2F0D9"/>
             <w:tcBorders>
-              <w:top w:val="single" w:sz="6" w:color="B4C6E7"/>
-              <w:left w:val="single" w:sz="6" w:color="B4C6E7"/>
-              <w:bottom w:val="single" w:sz="6" w:color="B4C6E7"/>
-              <w:right w:val="single" w:sz="6" w:color="B4C6E7"/>
-              <w:insideH w:val="single" w:sz="6" w:color="B4C6E7"/>
-              <w:insideV w:val="single" w:sz="6" w:color="B4C6E7"/>
+              <w:top w:val="single" w:sz="6" w:color="000000"/>
+              <w:left w:val="single" w:sz="6" w:color="000000"/>
+              <w:bottom w:val="single" w:sz="6" w:color="000000"/>
+              <w:right w:val="single" w:sz="6" w:color="000000"/>
+              <w:insideH w:val="single" w:sz="6" w:color="000000"/>
+              <w:insideV w:val="single" w:sz="6" w:color="000000"/>
             </w:tcBorders>
             <w:tcMar>
               <w:top w:w="90" w:type="dxa"/>
@@ -1160,42 +809,15 @@
             <w:vAlign w:val="center"/>
           </w:tcPr>
           <w:p>
+            <w:pPr>
+              <w:spacing w:line="360" w:lineRule="auto"/>
+            </w:pPr>
             <w:r>
               <w:rPr>
-                <w:b w:val="0"/>
-                <w:color w:val="4A4A4A"/>
-                <w:sz w:val="16"/>
-              </w:rPr>
-              <w:t>Search</w:t>
-            </w:r>
-          </w:p>
-        </w:tc>
-        <w:tc>
-          <w:tcPr>
-            <w:tcW w:type="dxa" w:w="2466"/>
-            <w:shd w:fill="E2F0D9"/>
-            <w:tcBorders>
-              <w:top w:val="single" w:sz="6" w:color="B4C6E7"/>
-              <w:left w:val="single" w:sz="6" w:color="B4C6E7"/>
-              <w:bottom w:val="single" w:sz="6" w:color="B4C6E7"/>
-              <w:right w:val="single" w:sz="6" w:color="B4C6E7"/>
-              <w:insideH w:val="single" w:sz="6" w:color="B4C6E7"/>
-              <w:insideV w:val="single" w:sz="6" w:color="B4C6E7"/>
-            </w:tcBorders>
-            <w:tcMar>
-              <w:top w:w="90" w:type="dxa"/>
-              <w:start w:w="90" w:type="dxa"/>
-              <w:bottom w:w="90" w:type="dxa"/>
-              <w:end w:w="90" w:type="dxa"/>
-            </w:tcMar>
-            <w:vAlign w:val="center"/>
-          </w:tcPr>
-          <w:p>
-            <w:r>
-              <w:rPr>
+                <w:rFonts w:ascii="Arial" w:hAnsi="Arial" w:eastAsia="Arial" w:cs="Arial"/>
                 <w:b/>
-                <w:color w:val="17365D"/>
-                <w:sz w:val="16"/>
+                <w:color w:val="000000"/>
+                <w:sz w:val="22"/>
               </w:rPr>
               <w:t>☑ Fully completed</w:t>
               <w:br/>
@@ -1209,15 +831,15 @@
         </w:tc>
         <w:tc>
           <w:tcPr>
-            <w:tcW w:type="dxa" w:w="2466"/>
+            <w:tcW w:type="dxa" w:w="3307"/>
             <w:shd w:fill="FFFFFF"/>
             <w:tcBorders>
-              <w:top w:val="single" w:sz="6" w:color="B4C6E7"/>
-              <w:left w:val="single" w:sz="6" w:color="B4C6E7"/>
-              <w:bottom w:val="single" w:sz="6" w:color="B4C6E7"/>
-              <w:right w:val="single" w:sz="6" w:color="B4C6E7"/>
-              <w:insideH w:val="single" w:sz="6" w:color="B4C6E7"/>
-              <w:insideV w:val="single" w:sz="6" w:color="B4C6E7"/>
+              <w:top w:val="single" w:sz="6" w:color="000000"/>
+              <w:left w:val="single" w:sz="6" w:color="000000"/>
+              <w:bottom w:val="single" w:sz="6" w:color="000000"/>
+              <w:right w:val="single" w:sz="6" w:color="000000"/>
+              <w:insideH w:val="single" w:sz="6" w:color="000000"/>
+              <w:insideV w:val="single" w:sz="6" w:color="000000"/>
             </w:tcBorders>
             <w:tcMar>
               <w:top w:w="90" w:type="dxa"/>
@@ -1228,11 +850,15 @@
             <w:vAlign w:val="center"/>
           </w:tcPr>
           <w:p>
+            <w:pPr>
+              <w:spacing w:line="360" w:lineRule="auto"/>
+            </w:pPr>
             <w:r>
               <w:rPr>
+                <w:rFonts w:ascii="Arial" w:hAnsi="Arial" w:eastAsia="Arial" w:cs="Arial"/>
                 <w:b w:val="0"/>
-                <w:color w:val="4A4A4A"/>
-                <w:sz w:val="16"/>
+                <w:color w:val="000000"/>
+                <w:sz w:val="22"/>
               </w:rPr>
               <w:t>Event name and description use partial text matching. Date and organiser are available as advanced filters. Sessions can be searched by name or description, and results remain selectable.</w:t>
             </w:r>
@@ -1245,15 +871,15 @@
         </w:trPr>
         <w:tc>
           <w:tcPr>
-            <w:tcW w:type="dxa" w:w="2466"/>
+            <w:tcW w:type="dxa" w:w="3307"/>
             <w:shd w:fill="EEF4FB"/>
             <w:tcBorders>
-              <w:top w:val="single" w:sz="6" w:color="B4C6E7"/>
-              <w:left w:val="single" w:sz="6" w:color="B4C6E7"/>
-              <w:bottom w:val="single" w:sz="6" w:color="B4C6E7"/>
-              <w:right w:val="single" w:sz="6" w:color="B4C6E7"/>
-              <w:insideH w:val="single" w:sz="6" w:color="B4C6E7"/>
-              <w:insideV w:val="single" w:sz="6" w:color="B4C6E7"/>
+              <w:top w:val="single" w:sz="6" w:color="000000"/>
+              <w:left w:val="single" w:sz="6" w:color="000000"/>
+              <w:bottom w:val="single" w:sz="6" w:color="000000"/>
+              <w:right w:val="single" w:sz="6" w:color="000000"/>
+              <w:insideH w:val="single" w:sz="6" w:color="000000"/>
+              <w:insideV w:val="single" w:sz="6" w:color="000000"/>
             </w:tcBorders>
             <w:tcMar>
               <w:top w:w="90" w:type="dxa"/>
@@ -1265,29 +891,30 @@
           </w:tcPr>
           <w:p>
             <w:pPr>
-              <w:jc w:val="center"/>
+              <w:spacing w:line="360" w:lineRule="auto"/>
             </w:pPr>
             <w:r>
               <w:rPr>
+                <w:rFonts w:ascii="Arial" w:hAnsi="Arial" w:eastAsia="Arial" w:cs="Arial"/>
                 <w:b/>
-                <w:color w:val="17365D"/>
-                <w:sz w:val="16"/>
+                <w:color w:val="000000"/>
+                <w:sz w:val="22"/>
               </w:rPr>
-              <w:t>E</w:t>
+              <w:t>E  Cloud upload</w:t>
             </w:r>
           </w:p>
         </w:tc>
         <w:tc>
           <w:tcPr>
-            <w:tcW w:type="dxa" w:w="2466"/>
-            <w:shd w:fill="EEF4FB"/>
+            <w:tcW w:type="dxa" w:w="3307"/>
+            <w:shd w:fill="E2F0D9"/>
             <w:tcBorders>
-              <w:top w:val="single" w:sz="6" w:color="B4C6E7"/>
-              <w:left w:val="single" w:sz="6" w:color="B4C6E7"/>
-              <w:bottom w:val="single" w:sz="6" w:color="B4C6E7"/>
-              <w:right w:val="single" w:sz="6" w:color="B4C6E7"/>
-              <w:insideH w:val="single" w:sz="6" w:color="B4C6E7"/>
-              <w:insideV w:val="single" w:sz="6" w:color="B4C6E7"/>
+              <w:top w:val="single" w:sz="6" w:color="000000"/>
+              <w:left w:val="single" w:sz="6" w:color="000000"/>
+              <w:bottom w:val="single" w:sz="6" w:color="000000"/>
+              <w:right w:val="single" w:sz="6" w:color="000000"/>
+              <w:insideH w:val="single" w:sz="6" w:color="000000"/>
+              <w:insideV w:val="single" w:sz="6" w:color="000000"/>
             </w:tcBorders>
             <w:tcMar>
               <w:top w:w="90" w:type="dxa"/>
@@ -1298,42 +925,15 @@
             <w:vAlign w:val="center"/>
           </w:tcPr>
           <w:p>
+            <w:pPr>
+              <w:spacing w:line="360" w:lineRule="auto"/>
+            </w:pPr>
             <w:r>
               <w:rPr>
-                <w:b w:val="0"/>
-                <w:color w:val="4A4A4A"/>
-                <w:sz w:val="16"/>
-              </w:rPr>
-              <w:t>Cloud upload</w:t>
-            </w:r>
-          </w:p>
-        </w:tc>
-        <w:tc>
-          <w:tcPr>
-            <w:tcW w:type="dxa" w:w="2466"/>
-            <w:shd w:fill="E2F0D9"/>
-            <w:tcBorders>
-              <w:top w:val="single" w:sz="6" w:color="B4C6E7"/>
-              <w:left w:val="single" w:sz="6" w:color="B4C6E7"/>
-              <w:bottom w:val="single" w:sz="6" w:color="B4C6E7"/>
-              <w:right w:val="single" w:sz="6" w:color="B4C6E7"/>
-              <w:insideH w:val="single" w:sz="6" w:color="B4C6E7"/>
-              <w:insideV w:val="single" w:sz="6" w:color="B4C6E7"/>
-            </w:tcBorders>
-            <w:tcMar>
-              <w:top w:w="90" w:type="dxa"/>
-              <w:start w:w="90" w:type="dxa"/>
-              <w:bottom w:w="90" w:type="dxa"/>
-              <w:end w:w="90" w:type="dxa"/>
-            </w:tcMar>
-            <w:vAlign w:val="center"/>
-          </w:tcPr>
-          <w:p>
-            <w:r>
-              <w:rPr>
+                <w:rFonts w:ascii="Arial" w:hAnsi="Arial" w:eastAsia="Arial" w:cs="Arial"/>
                 <w:b/>
-                <w:color w:val="17365D"/>
-                <w:sz w:val="16"/>
+                <w:color w:val="000000"/>
+                <w:sz w:val="22"/>
               </w:rPr>
               <w:t>☑ Fully completed</w:t>
               <w:br/>
@@ -1347,15 +947,15 @@
         </w:tc>
         <w:tc>
           <w:tcPr>
-            <w:tcW w:type="dxa" w:w="2466"/>
+            <w:tcW w:type="dxa" w:w="3307"/>
             <w:shd w:fill="EEF4FB"/>
             <w:tcBorders>
-              <w:top w:val="single" w:sz="6" w:color="B4C6E7"/>
-              <w:left w:val="single" w:sz="6" w:color="B4C6E7"/>
-              <w:bottom w:val="single" w:sz="6" w:color="B4C6E7"/>
-              <w:right w:val="single" w:sz="6" w:color="B4C6E7"/>
-              <w:insideH w:val="single" w:sz="6" w:color="B4C6E7"/>
-              <w:insideV w:val="single" w:sz="6" w:color="B4C6E7"/>
+              <w:top w:val="single" w:sz="6" w:color="000000"/>
+              <w:left w:val="single" w:sz="6" w:color="000000"/>
+              <w:bottom w:val="single" w:sz="6" w:color="000000"/>
+              <w:right w:val="single" w:sz="6" w:color="000000"/>
+              <w:insideH w:val="single" w:sz="6" w:color="000000"/>
+              <w:insideV w:val="single" w:sz="6" w:color="000000"/>
             </w:tcBorders>
             <w:tcMar>
               <w:top w:w="90" w:type="dxa"/>
@@ -1366,11 +966,15 @@
             <w:vAlign w:val="center"/>
           </w:tcPr>
           <w:p>
+            <w:pPr>
+              <w:spacing w:line="360" w:lineRule="auto"/>
+            </w:pPr>
             <w:r>
               <w:rPr>
+                <w:rFonts w:ascii="Arial" w:hAnsi="Arial" w:eastAsia="Arial" w:cs="Arial"/>
                 <w:b w:val="0"/>
-                <w:color w:val="4A4A4A"/>
-                <w:sz w:val="16"/>
+                <w:color w:val="000000"/>
+                <w:sz w:val="22"/>
               </w:rPr>
               <w:t>WorkManager requires a validated network and uploads all events with nested sessions to a persistent Node service. Every create, update or delete queues replacement synchronisation. HTTP failures retry, successful rows are marked synced, and the service validates dates, times and enum choices.</w:t>
             </w:r>
@@ -1383,15 +987,15 @@
         </w:trPr>
         <w:tc>
           <w:tcPr>
-            <w:tcW w:type="dxa" w:w="2466"/>
+            <w:tcW w:type="dxa" w:w="3307"/>
             <w:shd w:fill="FFFFFF"/>
             <w:tcBorders>
-              <w:top w:val="single" w:sz="6" w:color="B4C6E7"/>
-              <w:left w:val="single" w:sz="6" w:color="B4C6E7"/>
-              <w:bottom w:val="single" w:sz="6" w:color="B4C6E7"/>
-              <w:right w:val="single" w:sz="6" w:color="B4C6E7"/>
-              <w:insideH w:val="single" w:sz="6" w:color="B4C6E7"/>
-              <w:insideV w:val="single" w:sz="6" w:color="B4C6E7"/>
+              <w:top w:val="single" w:sz="6" w:color="000000"/>
+              <w:left w:val="single" w:sz="6" w:color="000000"/>
+              <w:bottom w:val="single" w:sz="6" w:color="000000"/>
+              <w:right w:val="single" w:sz="6" w:color="000000"/>
+              <w:insideH w:val="single" w:sz="6" w:color="000000"/>
+              <w:insideV w:val="single" w:sz="6" w:color="000000"/>
             </w:tcBorders>
             <w:tcMar>
               <w:top w:w="90" w:type="dxa"/>
@@ -1403,29 +1007,30 @@
           </w:tcPr>
           <w:p>
             <w:pPr>
-              <w:jc w:val="center"/>
+              <w:spacing w:line="360" w:lineRule="auto"/>
             </w:pPr>
             <w:r>
               <w:rPr>
+                <w:rFonts w:ascii="Arial" w:hAnsi="Arial" w:eastAsia="Arial" w:cs="Arial"/>
                 <w:b/>
-                <w:color w:val="17365D"/>
-                <w:sz w:val="16"/>
+                <w:color w:val="000000"/>
+                <w:sz w:val="22"/>
               </w:rPr>
-              <w:t>F</w:t>
+              <w:t>F  Additional native feature</w:t>
             </w:r>
           </w:p>
         </w:tc>
         <w:tc>
           <w:tcPr>
-            <w:tcW w:type="dxa" w:w="2466"/>
-            <w:shd w:fill="FFFFFF"/>
+            <w:tcW w:type="dxa" w:w="3307"/>
+            <w:shd w:fill="E2F0D9"/>
             <w:tcBorders>
-              <w:top w:val="single" w:sz="6" w:color="B4C6E7"/>
-              <w:left w:val="single" w:sz="6" w:color="B4C6E7"/>
-              <w:bottom w:val="single" w:sz="6" w:color="B4C6E7"/>
-              <w:right w:val="single" w:sz="6" w:color="B4C6E7"/>
-              <w:insideH w:val="single" w:sz="6" w:color="B4C6E7"/>
-              <w:insideV w:val="single" w:sz="6" w:color="B4C6E7"/>
+              <w:top w:val="single" w:sz="6" w:color="000000"/>
+              <w:left w:val="single" w:sz="6" w:color="000000"/>
+              <w:bottom w:val="single" w:sz="6" w:color="000000"/>
+              <w:right w:val="single" w:sz="6" w:color="000000"/>
+              <w:insideH w:val="single" w:sz="6" w:color="000000"/>
+              <w:insideV w:val="single" w:sz="6" w:color="000000"/>
             </w:tcBorders>
             <w:tcMar>
               <w:top w:w="90" w:type="dxa"/>
@@ -1436,42 +1041,15 @@
             <w:vAlign w:val="center"/>
           </w:tcPr>
           <w:p>
+            <w:pPr>
+              <w:spacing w:line="360" w:lineRule="auto"/>
+            </w:pPr>
             <w:r>
               <w:rPr>
-                <w:b w:val="0"/>
-                <w:color w:val="4A4A4A"/>
-                <w:sz w:val="16"/>
-              </w:rPr>
-              <w:t>Additional native feature</w:t>
-            </w:r>
-          </w:p>
-        </w:tc>
-        <w:tc>
-          <w:tcPr>
-            <w:tcW w:type="dxa" w:w="2466"/>
-            <w:shd w:fill="E2F0D9"/>
-            <w:tcBorders>
-              <w:top w:val="single" w:sz="6" w:color="B4C6E7"/>
-              <w:left w:val="single" w:sz="6" w:color="B4C6E7"/>
-              <w:bottom w:val="single" w:sz="6" w:color="B4C6E7"/>
-              <w:right w:val="single" w:sz="6" w:color="B4C6E7"/>
-              <w:insideH w:val="single" w:sz="6" w:color="B4C6E7"/>
-              <w:insideV w:val="single" w:sz="6" w:color="B4C6E7"/>
-            </w:tcBorders>
-            <w:tcMar>
-              <w:top w:w="90" w:type="dxa"/>
-              <w:start w:w="90" w:type="dxa"/>
-              <w:bottom w:w="90" w:type="dxa"/>
-              <w:end w:w="90" w:type="dxa"/>
-            </w:tcMar>
-            <w:vAlign w:val="center"/>
-          </w:tcPr>
-          <w:p>
-            <w:r>
-              <w:rPr>
+                <w:rFonts w:ascii="Arial" w:hAnsi="Arial" w:eastAsia="Arial" w:cs="Arial"/>
                 <w:b/>
-                <w:color w:val="17365D"/>
-                <w:sz w:val="16"/>
+                <w:color w:val="000000"/>
+                <w:sz w:val="22"/>
               </w:rPr>
               <w:t>☑ Fully completed</w:t>
               <w:br/>
@@ -1485,15 +1063,15 @@
         </w:tc>
         <w:tc>
           <w:tcPr>
-            <w:tcW w:type="dxa" w:w="2466"/>
+            <w:tcW w:type="dxa" w:w="3307"/>
             <w:shd w:fill="FFFFFF"/>
             <w:tcBorders>
-              <w:top w:val="single" w:sz="6" w:color="B4C6E7"/>
-              <w:left w:val="single" w:sz="6" w:color="B4C6E7"/>
-              <w:bottom w:val="single" w:sz="6" w:color="B4C6E7"/>
-              <w:right w:val="single" w:sz="6" w:color="B4C6E7"/>
-              <w:insideH w:val="single" w:sz="6" w:color="B4C6E7"/>
-              <w:insideV w:val="single" w:sz="6" w:color="B4C6E7"/>
+              <w:top w:val="single" w:sz="6" w:color="000000"/>
+              <w:left w:val="single" w:sz="6" w:color="000000"/>
+              <w:bottom w:val="single" w:sz="6" w:color="000000"/>
+              <w:right w:val="single" w:sz="6" w:color="000000"/>
+              <w:insideH w:val="single" w:sz="6" w:color="000000"/>
+              <w:insideV w:val="single" w:sz="6" w:color="000000"/>
             </w:tcBorders>
             <w:tcMar>
               <w:top w:w="90" w:type="dxa"/>
@@ -1504,11 +1082,15 @@
             <w:vAlign w:val="center"/>
           </w:tcPr>
           <w:p>
+            <w:pPr>
+              <w:spacing w:line="360" w:lineRule="auto"/>
+            </w:pPr>
             <w:r>
               <w:rPr>
+                <w:rFonts w:ascii="Arial" w:hAnsi="Arial" w:eastAsia="Arial" w:cs="Arial"/>
                 <w:b w:val="0"/>
-                <w:color w:val="4A4A4A"/>
-                <w:sz w:val="16"/>
+                <w:color w:val="000000"/>
+                <w:sz w:val="22"/>
               </w:rPr>
               <w:t>A complete event schedule can be exported through Android's share chooser as plain text. The background worker also keeps uploading off the main UI thread.</w:t>
             </w:r>
@@ -1521,15 +1103,15 @@
         </w:trPr>
         <w:tc>
           <w:tcPr>
-            <w:tcW w:type="dxa" w:w="2466"/>
+            <w:tcW w:type="dxa" w:w="3307"/>
             <w:shd w:fill="EEF4FB"/>
             <w:tcBorders>
-              <w:top w:val="single" w:sz="6" w:color="B4C6E7"/>
-              <w:left w:val="single" w:sz="6" w:color="B4C6E7"/>
-              <w:bottom w:val="single" w:sz="6" w:color="B4C6E7"/>
-              <w:right w:val="single" w:sz="6" w:color="B4C6E7"/>
-              <w:insideH w:val="single" w:sz="6" w:color="B4C6E7"/>
-              <w:insideV w:val="single" w:sz="6" w:color="B4C6E7"/>
+              <w:top w:val="single" w:sz="6" w:color="000000"/>
+              <w:left w:val="single" w:sz="6" w:color="000000"/>
+              <w:bottom w:val="single" w:sz="6" w:color="000000"/>
+              <w:right w:val="single" w:sz="6" w:color="000000"/>
+              <w:insideH w:val="single" w:sz="6" w:color="000000"/>
+              <w:insideV w:val="single" w:sz="6" w:color="000000"/>
             </w:tcBorders>
             <w:tcMar>
               <w:top w:w="90" w:type="dxa"/>
@@ -1541,29 +1123,30 @@
           </w:tcPr>
           <w:p>
             <w:pPr>
-              <w:jc w:val="center"/>
+              <w:spacing w:line="360" w:lineRule="auto"/>
             </w:pPr>
             <w:r>
               <w:rPr>
+                <w:rFonts w:ascii="Arial" w:hAnsi="Arial" w:eastAsia="Arial" w:cs="Arial"/>
                 <w:b/>
-                <w:color w:val="17365D"/>
-                <w:sz w:val="16"/>
+                <w:color w:val="000000"/>
+                <w:sz w:val="22"/>
               </w:rPr>
-              <w:t>G</w:t>
+              <w:t>G  Hybrid user app</w:t>
             </w:r>
           </w:p>
         </w:tc>
         <w:tc>
           <w:tcPr>
-            <w:tcW w:type="dxa" w:w="2466"/>
-            <w:shd w:fill="EEF4FB"/>
+            <w:tcW w:type="dxa" w:w="3307"/>
+            <w:shd w:fill="E2F0D9"/>
             <w:tcBorders>
-              <w:top w:val="single" w:sz="6" w:color="B4C6E7"/>
-              <w:left w:val="single" w:sz="6" w:color="B4C6E7"/>
-              <w:bottom w:val="single" w:sz="6" w:color="B4C6E7"/>
-              <w:right w:val="single" w:sz="6" w:color="B4C6E7"/>
-              <w:insideH w:val="single" w:sz="6" w:color="B4C6E7"/>
-              <w:insideV w:val="single" w:sz="6" w:color="B4C6E7"/>
+              <w:top w:val="single" w:sz="6" w:color="000000"/>
+              <w:left w:val="single" w:sz="6" w:color="000000"/>
+              <w:bottom w:val="single" w:sz="6" w:color="000000"/>
+              <w:right w:val="single" w:sz="6" w:color="000000"/>
+              <w:insideH w:val="single" w:sz="6" w:color="000000"/>
+              <w:insideV w:val="single" w:sz="6" w:color="000000"/>
             </w:tcBorders>
             <w:tcMar>
               <w:top w:w="90" w:type="dxa"/>
@@ -1574,42 +1157,15 @@
             <w:vAlign w:val="center"/>
           </w:tcPr>
           <w:p>
+            <w:pPr>
+              <w:spacing w:line="360" w:lineRule="auto"/>
+            </w:pPr>
             <w:r>
               <w:rPr>
-                <w:b w:val="0"/>
-                <w:color w:val="4A4A4A"/>
-                <w:sz w:val="16"/>
-              </w:rPr>
-              <w:t>Hybrid user app</w:t>
-            </w:r>
-          </w:p>
-        </w:tc>
-        <w:tc>
-          <w:tcPr>
-            <w:tcW w:type="dxa" w:w="2466"/>
-            <w:shd w:fill="E2F0D9"/>
-            <w:tcBorders>
-              <w:top w:val="single" w:sz="6" w:color="B4C6E7"/>
-              <w:left w:val="single" w:sz="6" w:color="B4C6E7"/>
-              <w:bottom w:val="single" w:sz="6" w:color="B4C6E7"/>
-              <w:right w:val="single" w:sz="6" w:color="B4C6E7"/>
-              <w:insideH w:val="single" w:sz="6" w:color="B4C6E7"/>
-              <w:insideV w:val="single" w:sz="6" w:color="B4C6E7"/>
-            </w:tcBorders>
-            <w:tcMar>
-              <w:top w:w="90" w:type="dxa"/>
-              <w:start w:w="90" w:type="dxa"/>
-              <w:bottom w:w="90" w:type="dxa"/>
-              <w:end w:w="90" w:type="dxa"/>
-            </w:tcMar>
-            <w:vAlign w:val="center"/>
-          </w:tcPr>
-          <w:p>
-            <w:r>
-              <w:rPr>
+                <w:rFonts w:ascii="Arial" w:hAnsi="Arial" w:eastAsia="Arial" w:cs="Arial"/>
                 <w:b/>
-                <w:color w:val="17365D"/>
-                <w:sz w:val="16"/>
+                <w:color w:val="000000"/>
+                <w:sz w:val="22"/>
               </w:rPr>
               <w:t>☑ Fully completed</w:t>
               <w:br/>
@@ -1623,15 +1179,15 @@
         </w:tc>
         <w:tc>
           <w:tcPr>
-            <w:tcW w:type="dxa" w:w="2466"/>
+            <w:tcW w:type="dxa" w:w="3307"/>
             <w:shd w:fill="EEF4FB"/>
             <w:tcBorders>
-              <w:top w:val="single" w:sz="6" w:color="B4C6E7"/>
-              <w:left w:val="single" w:sz="6" w:color="B4C6E7"/>
-              <w:bottom w:val="single" w:sz="6" w:color="B4C6E7"/>
-              <w:right w:val="single" w:sz="6" w:color="B4C6E7"/>
-              <w:insideH w:val="single" w:sz="6" w:color="B4C6E7"/>
-              <w:insideV w:val="single" w:sz="6" w:color="B4C6E7"/>
+              <w:top w:val="single" w:sz="6" w:color="000000"/>
+              <w:left w:val="single" w:sz="6" w:color="000000"/>
+              <w:bottom w:val="single" w:sz="6" w:color="000000"/>
+              <w:right w:val="single" w:sz="6" w:color="000000"/>
+              <w:insideH w:val="single" w:sz="6" w:color="000000"/>
+              <w:insideV w:val="single" w:sz="6" w:color="000000"/>
             </w:tcBorders>
             <w:tcMar>
               <w:top w:w="90" w:type="dxa"/>
@@ -1642,11 +1198,15 @@
             <w:vAlign w:val="center"/>
           </w:tcPr>
           <w:p>
+            <w:pPr>
+              <w:spacing w:line="360" w:lineRule="auto"/>
+            </w:pPr>
             <w:r>
               <w:rPr>
+                <w:rFonts w:ascii="Arial" w:hAnsi="Arial" w:eastAsia="Arial" w:cs="Arial"/>
                 <w:b w:val="0"/>
-                <w:color w:val="4A4A4A"/>
-                <w:sz w:val="16"/>
+                <w:color w:val="000000"/>
+                <w:sz w:val="22"/>
               </w:rPr>
               <w:t>The Flutter attendee app runs on Android, iOS and web, reads the shared service, lists event and session details, refreshes data, and searches by partial event name or an exact date selected with a date picker.</w:t>
             </w:r>
@@ -1659,15 +1219,15 @@
         </w:trPr>
         <w:tc>
           <w:tcPr>
-            <w:tcW w:type="dxa" w:w="2466"/>
+            <w:tcW w:type="dxa" w:w="3307"/>
             <w:shd w:fill="FFFFFF"/>
             <w:tcBorders>
-              <w:top w:val="single" w:sz="6" w:color="B4C6E7"/>
-              <w:left w:val="single" w:sz="6" w:color="B4C6E7"/>
-              <w:bottom w:val="single" w:sz="6" w:color="B4C6E7"/>
-              <w:right w:val="single" w:sz="6" w:color="B4C6E7"/>
-              <w:insideH w:val="single" w:sz="6" w:color="B4C6E7"/>
-              <w:insideV w:val="single" w:sz="6" w:color="B4C6E7"/>
+              <w:top w:val="single" w:sz="6" w:color="000000"/>
+              <w:left w:val="single" w:sz="6" w:color="000000"/>
+              <w:bottom w:val="single" w:sz="6" w:color="000000"/>
+              <w:right w:val="single" w:sz="6" w:color="000000"/>
+              <w:insideH w:val="single" w:sz="6" w:color="000000"/>
+              <w:insideV w:val="single" w:sz="6" w:color="000000"/>
             </w:tcBorders>
             <w:tcMar>
               <w:top w:w="90" w:type="dxa"/>
@@ -1679,29 +1239,30 @@
           </w:tcPr>
           <w:p>
             <w:pPr>
-              <w:jc w:val="center"/>
+              <w:spacing w:line="360" w:lineRule="auto"/>
             </w:pPr>
             <w:r>
               <w:rPr>
+                <w:rFonts w:ascii="Arial" w:hAnsi="Arial" w:eastAsia="Arial" w:cs="Arial"/>
                 <w:b/>
-                <w:color w:val="17365D"/>
-                <w:sz w:val="16"/>
+                <w:color w:val="000000"/>
+                <w:sz w:val="22"/>
               </w:rPr>
-              <w:t>H</w:t>
+              <w:t>H  Favourite events in hybrid app</w:t>
             </w:r>
           </w:p>
         </w:tc>
         <w:tc>
           <w:tcPr>
-            <w:tcW w:type="dxa" w:w="2466"/>
-            <w:shd w:fill="FFFFFF"/>
+            <w:tcW w:type="dxa" w:w="3307"/>
+            <w:shd w:fill="E2F0D9"/>
             <w:tcBorders>
-              <w:top w:val="single" w:sz="6" w:color="B4C6E7"/>
-              <w:left w:val="single" w:sz="6" w:color="B4C6E7"/>
-              <w:bottom w:val="single" w:sz="6" w:color="B4C6E7"/>
-              <w:right w:val="single" w:sz="6" w:color="B4C6E7"/>
-              <w:insideH w:val="single" w:sz="6" w:color="B4C6E7"/>
-              <w:insideV w:val="single" w:sz="6" w:color="B4C6E7"/>
+              <w:top w:val="single" w:sz="6" w:color="000000"/>
+              <w:left w:val="single" w:sz="6" w:color="000000"/>
+              <w:bottom w:val="single" w:sz="6" w:color="000000"/>
+              <w:right w:val="single" w:sz="6" w:color="000000"/>
+              <w:insideH w:val="single" w:sz="6" w:color="000000"/>
+              <w:insideV w:val="single" w:sz="6" w:color="000000"/>
             </w:tcBorders>
             <w:tcMar>
               <w:top w:w="90" w:type="dxa"/>
@@ -1712,42 +1273,15 @@
             <w:vAlign w:val="center"/>
           </w:tcPr>
           <w:p>
+            <w:pPr>
+              <w:spacing w:line="360" w:lineRule="auto"/>
+            </w:pPr>
             <w:r>
               <w:rPr>
-                <w:b w:val="0"/>
-                <w:color w:val="4A4A4A"/>
-                <w:sz w:val="16"/>
-              </w:rPr>
-              <w:t>Favourite events in hybrid app</w:t>
-            </w:r>
-          </w:p>
-        </w:tc>
-        <w:tc>
-          <w:tcPr>
-            <w:tcW w:type="dxa" w:w="2466"/>
-            <w:shd w:fill="E2F0D9"/>
-            <w:tcBorders>
-              <w:top w:val="single" w:sz="6" w:color="B4C6E7"/>
-              <w:left w:val="single" w:sz="6" w:color="B4C6E7"/>
-              <w:bottom w:val="single" w:sz="6" w:color="B4C6E7"/>
-              <w:right w:val="single" w:sz="6" w:color="B4C6E7"/>
-              <w:insideH w:val="single" w:sz="6" w:color="B4C6E7"/>
-              <w:insideV w:val="single" w:sz="6" w:color="B4C6E7"/>
-            </w:tcBorders>
-            <w:tcMar>
-              <w:top w:w="90" w:type="dxa"/>
-              <w:start w:w="90" w:type="dxa"/>
-              <w:bottom w:w="90" w:type="dxa"/>
-              <w:end w:w="90" w:type="dxa"/>
-            </w:tcMar>
-            <w:vAlign w:val="center"/>
-          </w:tcPr>
-          <w:p>
-            <w:r>
-              <w:rPr>
+                <w:rFonts w:ascii="Arial" w:hAnsi="Arial" w:eastAsia="Arial" w:cs="Arial"/>
                 <w:b/>
-                <w:color w:val="17365D"/>
-                <w:sz w:val="16"/>
+                <w:color w:val="000000"/>
+                <w:sz w:val="22"/>
               </w:rPr>
               <w:t>☑ Fully completed</w:t>
               <w:br/>
@@ -1761,15 +1295,15 @@
         </w:tc>
         <w:tc>
           <w:tcPr>
-            <w:tcW w:type="dxa" w:w="2466"/>
+            <w:tcW w:type="dxa" w:w="3307"/>
             <w:shd w:fill="FFFFFF"/>
             <w:tcBorders>
-              <w:top w:val="single" w:sz="6" w:color="B4C6E7"/>
-              <w:left w:val="single" w:sz="6" w:color="B4C6E7"/>
-              <w:bottom w:val="single" w:sz="6" w:color="B4C6E7"/>
-              <w:right w:val="single" w:sz="6" w:color="B4C6E7"/>
-              <w:insideH w:val="single" w:sz="6" w:color="B4C6E7"/>
-              <w:insideV w:val="single" w:sz="6" w:color="B4C6E7"/>
+              <w:top w:val="single" w:sz="6" w:color="000000"/>
+              <w:left w:val="single" w:sz="6" w:color="000000"/>
+              <w:bottom w:val="single" w:sz="6" w:color="000000"/>
+              <w:right w:val="single" w:sz="6" w:color="000000"/>
+              <w:insideH w:val="single" w:sz="6" w:color="000000"/>
+              <w:insideV w:val="single" w:sz="6" w:color="000000"/>
             </w:tcBorders>
             <w:tcMar>
               <w:top w:w="90" w:type="dxa"/>
@@ -1780,11 +1314,15 @@
             <w:vAlign w:val="center"/>
           </w:tcPr>
           <w:p>
+            <w:pPr>
+              <w:spacing w:line="360" w:lineRule="auto"/>
+            </w:pPr>
             <w:r>
               <w:rPr>
+                <w:rFonts w:ascii="Arial" w:hAnsi="Arial" w:eastAsia="Arial" w:cs="Arial"/>
                 <w:b w:val="0"/>
-                <w:color w:val="4A4A4A"/>
-                <w:sz w:val="16"/>
+                <w:color w:val="000000"/>
+                <w:sz w:val="22"/>
               </w:rPr>
               <w:t>Users can add or remove favourites from list and detail screens, show favourites only, and retain favourite event IDs locally with shared_preferences.</w:t>
             </w:r>
@@ -1792,17 +1330,22 @@
         </w:tc>
       </w:tr>
     </w:tbl>
-    <w:p/>
+    <w:p>
+      <w:pPr>
+        <w:spacing w:line="360" w:lineRule="auto"/>
+      </w:pPr>
+    </w:p>
     <w:p>
       <w:pPr>
         <w:pStyle w:val="Heading2"/>
-        <w:spacing w:before="160" w:after="100"/>
+        <w:spacing w:before="160" w:after="100" w:line="360" w:lineRule="auto"/>
         <w:keepNext w:val="1"/>
       </w:pPr>
       <w:r>
         <w:rPr>
+          <w:rFonts w:ascii="Arial" w:hAnsi="Arial" w:eastAsia="Arial" w:cs="Arial"/>
           <w:b/>
-          <w:color w:val="4472C4"/>
+          <w:color w:val="000000"/>
           <w:sz w:val="24"/>
         </w:rPr>
         <w:t>Implementation overview</w:t>
@@ -1810,236 +1353,347 @@
     </w:p>
     <w:p>
       <w:pPr>
-        <w:spacing w:after="120" w:line="240" w:lineRule="auto"/>
-      </w:pPr>
-      <w:r>
-        <w:rPr>
-          <w:sz w:val="20"/>
+        <w:spacing w:after="120" w:line="360" w:lineRule="auto"/>
+      </w:pPr>
+      <w:r>
+        <w:rPr>
+          <w:rFonts w:ascii="Arial" w:hAnsi="Arial" w:eastAsia="Arial" w:cs="Arial"/>
+          <w:color w:val="000000"/>
+          <w:sz w:val="22"/>
         </w:rPr>
         <w:t>The application follows a small layered structure. Jetpack Compose screens send user actions to an AndroidViewModel. The view model coordinates validation, Room repository operations and WorkManager upload requests. Room provides observable flows for the event list, event details and sessions, allowing the interface to update after database changes without manual refresh code.</w:t>
       </w:r>
     </w:p>
     <w:p>
       <w:pPr>
-        <w:spacing w:after="40"/>
+        <w:spacing w:after="40" w:line="360" w:lineRule="auto"/>
         <w:ind w:left="369" w:hanging="198"/>
       </w:pPr>
       <w:r>
         <w:rPr>
+          <w:rFonts w:ascii="Arial" w:hAnsi="Arial" w:eastAsia="Arial" w:cs="Arial"/>
           <w:b/>
-          <w:color w:val="4472C4"/>
-          <w:sz w:val="19"/>
+          <w:color w:val="000000"/>
+          <w:sz w:val="22"/>
         </w:rPr>
         <w:t xml:space="preserve">•  </w:t>
       </w:r>
       <w:r>
         <w:rPr>
-          <w:sz w:val="19"/>
+          <w:rFonts w:ascii="Arial" w:hAnsi="Arial" w:eastAsia="Arial" w:cs="Arial"/>
+          <w:color w:val="000000"/>
+          <w:sz w:val="22"/>
         </w:rPr>
         <w:t>Presentation  Jetpack Compose screens, Material 3 controls and Navigation Compose</w:t>
       </w:r>
     </w:p>
     <w:p>
       <w:pPr>
-        <w:spacing w:after="40"/>
+        <w:spacing w:after="40" w:line="360" w:lineRule="auto"/>
         <w:ind w:left="369" w:hanging="198"/>
       </w:pPr>
       <w:r>
         <w:rPr>
+          <w:rFonts w:ascii="Arial" w:hAnsi="Arial" w:eastAsia="Arial" w:cs="Arial"/>
           <w:b/>
-          <w:color w:val="4472C4"/>
-          <w:sz w:val="19"/>
+          <w:color w:val="000000"/>
+          <w:sz w:val="22"/>
         </w:rPr>
         <w:t xml:space="preserve">•  </w:t>
       </w:r>
       <w:r>
         <w:rPr>
-          <w:sz w:val="19"/>
+          <w:rFonts w:ascii="Arial" w:hAnsi="Arial" w:eastAsia="Arial" w:cs="Arial"/>
+          <w:color w:val="000000"/>
+          <w:sz w:val="22"/>
         </w:rPr>
         <w:t>State and coordination  EventManagerViewModel with StateFlow and coroutines</w:t>
       </w:r>
     </w:p>
     <w:p>
       <w:pPr>
-        <w:spacing w:after="40"/>
+        <w:spacing w:after="40" w:line="360" w:lineRule="auto"/>
         <w:ind w:left="369" w:hanging="198"/>
       </w:pPr>
       <w:r>
         <w:rPr>
+          <w:rFonts w:ascii="Arial" w:hAnsi="Arial" w:eastAsia="Arial" w:cs="Arial"/>
           <w:b/>
-          <w:color w:val="4472C4"/>
-          <w:sz w:val="19"/>
+          <w:color w:val="000000"/>
+          <w:sz w:val="22"/>
         </w:rPr>
         <w:t xml:space="preserve">•  </w:t>
       </w:r>
       <w:r>
         <w:rPr>
-          <w:sz w:val="19"/>
+          <w:rFonts w:ascii="Arial" w:hAnsi="Arial" w:eastAsia="Arial" w:cs="Arial"/>
+          <w:color w:val="000000"/>
+          <w:sz w:val="22"/>
         </w:rPr>
         <w:t>Local persistence  Room entities, DAOs, foreign keys and a repository</w:t>
       </w:r>
     </w:p>
     <w:p>
       <w:pPr>
-        <w:spacing w:after="40"/>
+        <w:spacing w:after="40" w:line="360" w:lineRule="auto"/>
         <w:ind w:left="369" w:hanging="198"/>
       </w:pPr>
       <w:r>
         <w:rPr>
+          <w:rFonts w:ascii="Arial" w:hAnsi="Arial" w:eastAsia="Arial" w:cs="Arial"/>
           <w:b/>
-          <w:color w:val="4472C4"/>
-          <w:sz w:val="19"/>
+          <w:color w:val="000000"/>
+          <w:sz w:val="22"/>
         </w:rPr>
         <w:t xml:space="preserve">•  </w:t>
       </w:r>
       <w:r>
         <w:rPr>
-          <w:sz w:val="19"/>
+          <w:rFonts w:ascii="Arial" w:hAnsi="Arial" w:eastAsia="Arial" w:cs="Arial"/>
+          <w:color w:val="000000"/>
+          <w:sz w:val="22"/>
         </w:rPr>
         <w:t>Background work  WorkManager with a connected network constraint</w:t>
       </w:r>
     </w:p>
     <w:p>
       <w:pPr>
-        <w:spacing w:after="40"/>
+        <w:spacing w:after="40" w:line="360" w:lineRule="auto"/>
         <w:ind w:left="369" w:hanging="198"/>
       </w:pPr>
       <w:r>
         <w:rPr>
+          <w:rFonts w:ascii="Arial" w:hAnsi="Arial" w:eastAsia="Arial" w:cs="Arial"/>
           <w:b/>
-          <w:color w:val="4472C4"/>
-          <w:sz w:val="19"/>
+          <w:color w:val="000000"/>
+          <w:sz w:val="22"/>
         </w:rPr>
         <w:t xml:space="preserve">•  </w:t>
       </w:r>
       <w:r>
         <w:rPr>
-          <w:sz w:val="19"/>
+          <w:rFonts w:ascii="Arial" w:hAnsi="Arial" w:eastAsia="Arial" w:cs="Arial"/>
+          <w:color w:val="000000"/>
+          <w:sz w:val="22"/>
         </w:rPr>
         <w:t>Quality checks  Kotlin and Java unit tests, Android lint, debug APK builds, Flutter analysis/tests/web build and Node API tests</w:t>
       </w:r>
     </w:p>
     <w:p>
-      <w:r>
+      <w:pPr>
+        <w:pStyle w:val="Heading2"/>
+        <w:spacing w:before="160" w:after="100" w:line="360" w:lineRule="auto"/>
+        <w:keepNext w:val="1"/>
+      </w:pPr>
+      <w:r>
+        <w:rPr>
+          <w:rFonts w:ascii="Arial" w:hAnsi="Arial" w:eastAsia="Arial" w:cs="Arial"/>
+          <w:b/>
+          <w:color w:val="000000"/>
+          <w:sz w:val="24"/>
+        </w:rPr>
+        <w:t>Video demonstration</w:t>
+      </w:r>
+    </w:p>
+    <w:tbl>
+      <w:tblPr>
+        <w:tblW w:type="auto" w:w="0"/>
+        <w:jc w:val="center"/>
+        <w:tblLook w:firstColumn="1" w:firstRow="1" w:lastColumn="0" w:lastRow="0" w:noHBand="0" w:noVBand="1" w:val="04A0"/>
+      </w:tblPr>
+      <w:tblGrid>
+        <w:gridCol w:w="9922"/>
+      </w:tblGrid>
+      <w:tr>
+        <w:tc>
+          <w:tcPr>
+            <w:tcW w:type="dxa" w:w="9922"/>
+            <w:shd w:fill="FFF2CC"/>
+            <w:tcBorders>
+              <w:top w:val="single" w:sz="6" w:color="000000"/>
+              <w:left w:val="single" w:sz="6" w:color="000000"/>
+              <w:bottom w:val="single" w:sz="6" w:color="000000"/>
+              <w:right w:val="single" w:sz="6" w:color="000000"/>
+              <w:insideH w:val="single" w:sz="6" w:color="000000"/>
+              <w:insideV w:val="single" w:sz="6" w:color="000000"/>
+            </w:tcBorders>
+            <w:tcMar>
+              <w:top w:w="120" w:type="dxa"/>
+              <w:start w:w="120" w:type="dxa"/>
+              <w:bottom w:w="120" w:type="dxa"/>
+              <w:end w:w="120" w:type="dxa"/>
+            </w:tcMar>
+          </w:tcPr>
+          <w:p>
+            <w:pPr>
+              <w:spacing w:line="360" w:lineRule="auto"/>
+            </w:pPr>
+            <w:r>
+              <w:rPr>
+                <w:rFonts w:ascii="Arial" w:hAnsi="Arial" w:eastAsia="Arial" w:cs="Arial"/>
+                <w:b/>
+                <w:color w:val="000000"/>
+                <w:sz w:val="22"/>
+              </w:rPr>
+              <w:t>[ADD PANOPTO LINK]</w:t>
+            </w:r>
+          </w:p>
+        </w:tc>
+      </w:tr>
+    </w:tbl>
+    <w:p>
+      <w:pPr>
+        <w:spacing w:line="360" w:lineRule="auto"/>
+      </w:pPr>
+      <w:r>
+        <w:rPr>
+          <w:rFonts w:ascii="Arial" w:hAnsi="Arial" w:eastAsia="Arial" w:cs="Arial"/>
+          <w:color w:val="000000"/>
+          <w:sz w:val="22"/>
+        </w:rPr>
         <w:br w:type="page"/>
       </w:r>
     </w:p>
     <w:p>
       <w:pPr>
         <w:pStyle w:val="Heading1"/>
-        <w:spacing w:before="240" w:after="100"/>
+        <w:spacing w:before="240" w:after="100" w:line="360" w:lineRule="auto"/>
         <w:keepNext w:val="1"/>
         <w:pBdr>
-          <w:bottom w:val="single" w:sz="12" w:space="4" w:color="4472C4"/>
+          <w:bottom w:val="single" w:sz="6" w:space="4" w:color="000000"/>
         </w:pBdr>
       </w:pPr>
       <w:r>
         <w:rPr>
+          <w:rFonts w:ascii="Arial" w:hAnsi="Arial" w:eastAsia="Arial" w:cs="Arial"/>
           <w:b/>
-          <w:color w:val="17365D"/>
-          <w:sz w:val="32"/>
+          <w:color w:val="000000"/>
+          <w:sz w:val="28"/>
         </w:rPr>
         <w:t>Section 2 Reflection</w:t>
       </w:r>
     </w:p>
     <w:p>
       <w:pPr>
-        <w:spacing w:after="120" w:line="240" w:lineRule="auto"/>
-      </w:pPr>
-      <w:r>
-        <w:rPr>
-          <w:sz w:val="20"/>
+        <w:spacing w:after="120" w:line="360" w:lineRule="auto"/>
+      </w:pPr>
+      <w:r>
+        <w:rPr>
+          <w:rFonts w:ascii="Arial" w:hAnsi="Arial" w:eastAsia="Arial" w:cs="Arial"/>
+          <w:color w:val="000000"/>
+          <w:sz w:val="22"/>
         </w:rPr>
         <w:t>I developed the coursework as four connected parts: a native Kotlin Android administration app, a Room database, a persistent Node service and a Flutter attendee app, plus the separate Java BMI exercise. The most useful decision was separating data, state and interface responsibilities. EventEntity and SessionEntity describe persisted records, DAOs contain queries, the repository controls writes and EventManagerViewModel exposes observable StateFlow values to Compose. This made search, session counts and cascade deletion easier to reason about than keeping data inside screens.</w:t>
       </w:r>
     </w:p>
     <w:p>
       <w:pPr>
-        <w:spacing w:after="120" w:line="240" w:lineRule="auto"/>
-      </w:pPr>
-      <w:r>
-        <w:rPr>
-          <w:sz w:val="20"/>
+        <w:spacing w:after="120" w:line="360" w:lineRule="auto"/>
+      </w:pPr>
+      <w:r>
+        <w:rPr>
+          <w:rFonts w:ascii="Arial" w:hAnsi="Arial" w:eastAsia="Arial" w:cs="Arial"/>
+          <w:color w:val="000000"/>
+          <w:sz w:val="22"/>
         </w:rPr>
         <w:t>The strongest lesson was that correct input types reduce both code and user error. My earlier event date and session time fields were strings. I replaced them with Material date/time pickers, LocalDate and LocalTime in Kotlin, Room type converters, ISO dates at the service boundary and integer minutes after midnight for sessions. Event type, event status and session type are enums selected from menus. Validation still checks required and optional contact data, but it no longer needs to interpret arbitrary date/time text entered by a user.</w:t>
       </w:r>
     </w:p>
     <w:p>
       <w:pPr>
-        <w:spacing w:after="120" w:line="240" w:lineRule="auto"/>
-      </w:pPr>
-      <w:r>
-        <w:rPr>
-          <w:sz w:val="20"/>
+        <w:spacing w:after="120" w:line="360" w:lineRule="auto"/>
+      </w:pPr>
+      <w:r>
+        <w:rPr>
+          <w:rFonts w:ascii="Arial" w:hAnsi="Arial" w:eastAsia="Arial" w:cs="Arial"/>
+          <w:color w:val="000000"/>
+          <w:sz w:val="22"/>
         </w:rPr>
         <w:t>The event-to-session relationship also worked well. Every session carries an eventId foreign key, event cards show the related count and selecting an event exposes its schedule. Room cascade deletion protects consistency when a parent event is removed. A review dialog before saving an event, inline validation, confirmed destructive actions and background upload feedback improved the workflow.</w:t>
       </w:r>
     </w:p>
     <w:p>
       <w:pPr>
-        <w:spacing w:after="120" w:line="240" w:lineRule="auto"/>
-      </w:pPr>
-      <w:r>
-        <w:rPr>
-          <w:sz w:val="20"/>
+        <w:spacing w:after="120" w:line="360" w:lineRule="auto"/>
+      </w:pPr>
+      <w:r>
+        <w:rPr>
+          <w:rFonts w:ascii="Arial" w:hAnsi="Arial" w:eastAsia="Arial" w:cs="Arial"/>
+          <w:color w:val="000000"/>
+          <w:sz w:val="22"/>
         </w:rPr>
         <w:t>Building the hybrid client exposed the importance of one shared contract. The Node service validates and stores the same event/session structure uploaded by WorkManager, while Flutter parses it into appropriate date/time values, supports name/date search and persists favourite IDs locally. Automated checks across Kotlin, Java, Node and Flutter caught mismatched field names when the contract changed.</w:t>
       </w:r>
     </w:p>
     <w:p>
       <w:pPr>
-        <w:spacing w:after="120" w:line="240" w:lineRule="auto"/>
-      </w:pPr>
-      <w:r>
-        <w:rPr>
-          <w:sz w:val="20"/>
+        <w:spacing w:after="120" w:line="360" w:lineRule="auto"/>
+      </w:pPr>
+      <w:r>
+        <w:rPr>
+          <w:rFonts w:ascii="Arial" w:hAnsi="Arial" w:eastAsia="Arial" w:cs="Arial"/>
+          <w:color w:val="000000"/>
+          <w:sz w:val="22"/>
         </w:rPr>
         <w:t>The main area I would improve is deployment hardening. The file-backed service is persistent and testable, but a live system needs authenticated users, a managed database, HTTPS, conflict resolution, monitoring and backups. I would also add emulator/device UI tests across phones, tablets, rotation, large fonts and TalkBack. Finally, the official brief names Java for the native coursework whereas this project uses Kotlin in response to the original request; I must confirm that language choice with the tutor before submission.</w:t>
       </w:r>
     </w:p>
     <w:p>
       <w:pPr>
+        <w:spacing w:line="360" w:lineRule="auto"/>
         <w:jc w:val="right"/>
       </w:pPr>
       <w:r>
         <w:rPr>
+          <w:rFonts w:ascii="Arial" w:hAnsi="Arial" w:eastAsia="Arial" w:cs="Arial"/>
           <w:i/>
-          <w:color w:val="4A4A4A"/>
-          <w:sz w:val="17"/>
+          <w:color w:val="000000"/>
+          <w:sz w:val="22"/>
         </w:rPr>
         <w:t>Reflection word count  364</w:t>
       </w:r>
     </w:p>
     <w:p>
-      <w:r>
+      <w:pPr>
+        <w:spacing w:line="360" w:lineRule="auto"/>
+      </w:pPr>
+      <w:r>
+        <w:rPr>
+          <w:rFonts w:ascii="Arial" w:hAnsi="Arial" w:eastAsia="Arial" w:cs="Arial"/>
+          <w:color w:val="000000"/>
+          <w:sz w:val="22"/>
+        </w:rPr>
         <w:br w:type="page"/>
       </w:r>
     </w:p>
     <w:p>
       <w:pPr>
         <w:pStyle w:val="Heading1"/>
-        <w:spacing w:before="240" w:after="100"/>
+        <w:spacing w:before="240" w:after="100" w:line="360" w:lineRule="auto"/>
         <w:keepNext w:val="1"/>
         <w:pBdr>
-          <w:bottom w:val="single" w:sz="12" w:space="4" w:color="4472C4"/>
+          <w:bottom w:val="single" w:sz="6" w:space="4" w:color="000000"/>
         </w:pBdr>
       </w:pPr>
       <w:r>
         <w:rPr>
+          <w:rFonts w:ascii="Arial" w:hAnsi="Arial" w:eastAsia="Arial" w:cs="Arial"/>
           <w:b/>
-          <w:color w:val="17365D"/>
-          <w:sz w:val="32"/>
+          <w:color w:val="000000"/>
+          <w:sz w:val="28"/>
         </w:rPr>
         <w:t>Section 3 Evaluation</w:t>
       </w:r>
     </w:p>
     <w:p>
       <w:pPr>
-        <w:spacing w:after="120" w:line="240" w:lineRule="auto"/>
-      </w:pPr>
-      <w:r>
-        <w:rPr>
-          <w:sz w:val="20"/>
+        <w:spacing w:after="120" w:line="360" w:lineRule="auto"/>
+      </w:pPr>
+      <w:r>
+        <w:rPr>
+          <w:rFonts w:ascii="Arial" w:hAnsi="Arial" w:eastAsia="Arial" w:cs="Arial"/>
+          <w:color w:val="000000"/>
+          <w:sz w:val="22"/>
         </w:rPr>
         <w:t>The completed solution covers the full A–H workflow: an administrator creates, confirms, edits, searches, deletes and uploads events and sessions; an attendee can browse the shared records, search and retain favourites. Its strongest quality is that visible behaviour is backed by explicit data relationships and types. Events and sessions are stored with Room, and SessionEntity references EventEntity through a foreign key. Cascade deletion prevents orphan sessions, while aggregate queries expose each event's session count. StateFlow observation updates Compose screens after a database write without a manual reload.</w:t>
       </w:r>
@@ -2047,13 +1701,14 @@
     <w:p>
       <w:pPr>
         <w:pStyle w:val="Heading2"/>
-        <w:spacing w:before="160" w:after="100"/>
+        <w:spacing w:before="160" w:after="100" w:line="360" w:lineRule="auto"/>
         <w:keepNext w:val="1"/>
       </w:pPr>
       <w:r>
         <w:rPr>
+          <w:rFonts w:ascii="Arial" w:hAnsi="Arial" w:eastAsia="Arial" w:cs="Arial"/>
           <w:b/>
-          <w:color w:val="4472C4"/>
+          <w:color w:val="000000"/>
           <w:sz w:val="24"/>
         </w:rPr>
         <w:t>Human computer interaction</w:t>
@@ -2061,22 +1716,26 @@
     </w:p>
     <w:p>
       <w:pPr>
-        <w:spacing w:after="120" w:line="240" w:lineRule="auto"/>
-      </w:pPr>
-      <w:r>
-        <w:rPr>
-          <w:sz w:val="20"/>
+        <w:spacing w:after="120" w:line="360" w:lineRule="auto"/>
+      </w:pPr>
+      <w:r>
+        <w:rPr>
+          <w:rFonts w:ascii="Arial" w:hAnsi="Arial" w:eastAsia="Arial" w:cs="Arial"/>
+          <w:color w:val="000000"/>
+          <w:sz w:val="22"/>
         </w:rPr>
         <w:t>The native interface uses familiar Material 3 patterns: top app bars, labelled fields, cards, floating actions, menus, date/time pickers and confirmation dialogs. Required errors appear next to the affected control, giving a specific recovery action. Optional contact and session fields are visibly separate. The event review dialog reduces the cost of mistakes because the user can inspect a full summary, return to edit or confirm the save. Event and session deletion is confirmed, and the event list shows the number of related sessions so the consequence of deleting a parent is understandable.</w:t>
       </w:r>
     </w:p>
     <w:p>
       <w:pPr>
-        <w:spacing w:after="120" w:line="240" w:lineRule="auto"/>
-      </w:pPr>
-      <w:r>
-        <w:rPr>
-          <w:sz w:val="20"/>
+        <w:spacing w:after="120" w:line="360" w:lineRule="auto"/>
+      </w:pPr>
+      <w:r>
+        <w:rPr>
+          <w:rFonts w:ascii="Arial" w:hAnsi="Arial" w:eastAsia="Arial" w:cs="Arial"/>
+          <w:color w:val="000000"/>
+          <w:sz w:val="22"/>
         </w:rPr>
         <w:t>Choice controls support recognition rather than recall. Dates and times are selected rather than typed, and event type, status and session type are enum-backed menus. A manager can partially search event name/description, reveal advanced date/organiser filters and search sessions inside the selected event. The Flutter client follows the same principle with a date picker, name search, refresh, list/detail views and a favourites filter. The main HCI limitation is evidence: genuine attendee screenshots are available, but this host has no configured Android virtual device, so native screens still require capture on a device. Formal usability tests with representative organisers would provide stronger evidence than developer inspection.</w:t>
       </w:r>
@@ -2084,13 +1743,14 @@
     <w:p>
       <w:pPr>
         <w:pStyle w:val="Heading2"/>
-        <w:spacing w:before="160" w:after="100"/>
+        <w:spacing w:before="160" w:after="100" w:line="360" w:lineRule="auto"/>
         <w:keepNext w:val="1"/>
       </w:pPr>
       <w:r>
         <w:rPr>
+          <w:rFonts w:ascii="Arial" w:hAnsi="Arial" w:eastAsia="Arial" w:cs="Arial"/>
           <w:b/>
-          <w:color w:val="4472C4"/>
+          <w:color w:val="000000"/>
           <w:sz w:val="24"/>
         </w:rPr>
         <w:t>Security</w:t>
@@ -2098,22 +1758,26 @@
     </w:p>
     <w:p>
       <w:pPr>
-        <w:spacing w:after="120" w:line="240" w:lineRule="auto"/>
-      </w:pPr>
-      <w:r>
-        <w:rPr>
-          <w:sz w:val="20"/>
+        <w:spacing w:after="120" w:line="360" w:lineRule="auto"/>
+      </w:pPr>
+      <w:r>
+        <w:rPr>
+          <w:rFonts w:ascii="Arial" w:hAnsi="Arial" w:eastAsia="Arial" w:cs="Arial"/>
+          <w:color w:val="000000"/>
+          <w:sz w:val="22"/>
         </w:rPr>
         <w:t>The local database is private to the Android application and the solution does not store passwords. WorkManager performs uploads away from the UI and can send an admin key supplied through build configuration. The service repeats schema validation rather than trusting the client: identifiers must be positive integers, dates must be real ISO calendar dates, session time must be an integer from 0 to 1439, and enum values must be allowed. Atomic file replacement reduces the risk of a partially written snapshot. These measures protect integrity, but they do not make the demonstration architecture production-secure.</w:t>
       </w:r>
     </w:p>
     <w:p>
       <w:pPr>
-        <w:spacing w:after="120" w:line="240" w:lineRule="auto"/>
-      </w:pPr>
-      <w:r>
-        <w:rPr>
-          <w:sz w:val="20"/>
+        <w:spacing w:after="120" w:line="360" w:lineRule="auto"/>
+      </w:pPr>
+      <w:r>
+        <w:rPr>
+          <w:rFonts w:ascii="Arial" w:hAnsi="Arial" w:eastAsia="Arial" w:cs="Arial"/>
+          <w:color w:val="000000"/>
+          <w:sz w:val="22"/>
         </w:rPr>
         <w:t>For live use, the service should sit behind HTTPS with authenticated users, short-lived tokens and per-event authorisation. The admin key must not be shared in a released APK. A managed database should enforce constraints and support encrypted backups, audit records, server-generated identifiers and least-privilege access. Rate limits, request size limits, dependency monitoring and privacy controls are also needed. Contact email and phone data should be minimised, excluded from logs and protected according to the deployment risk assessment. Favourites are only local numeric IDs, but the privacy notice should still explain local storage.</w:t>
       </w:r>
@@ -2121,13 +1785,14 @@
     <w:p>
       <w:pPr>
         <w:pStyle w:val="Heading2"/>
-        <w:spacing w:before="160" w:after="100"/>
+        <w:spacing w:before="160" w:after="100" w:line="360" w:lineRule="auto"/>
         <w:keepNext w:val="1"/>
       </w:pPr>
       <w:r>
         <w:rPr>
+          <w:rFonts w:ascii="Arial" w:hAnsi="Arial" w:eastAsia="Arial" w:cs="Arial"/>
           <w:b/>
-          <w:color w:val="4472C4"/>
+          <w:color w:val="000000"/>
           <w:sz w:val="24"/>
         </w:rPr>
         <w:t>Screen size support</w:t>
@@ -2135,22 +1800,26 @@
     </w:p>
     <w:p>
       <w:pPr>
-        <w:spacing w:after="120" w:line="240" w:lineRule="auto"/>
-      </w:pPr>
-      <w:r>
-        <w:rPr>
-          <w:sz w:val="20"/>
+        <w:spacing w:after="120" w:line="360" w:lineRule="auto"/>
+      </w:pPr>
+      <w:r>
+        <w:rPr>
+          <w:rFonts w:ascii="Arial" w:hAnsi="Arial" w:eastAsia="Arial" w:cs="Arial"/>
+          <w:color w:val="000000"/>
+          <w:sz w:val="22"/>
         </w:rPr>
         <w:t>Compose uses density-independent dimensions, lazy lists and scrollable forms, so the native interface is not tied to one resolution. Flutter likewise uses expanding rows, list views and Material components. Both should remain usable across common phones and the Flutter build also works in a browser. However, responsive does not automatically mean adaptive. The admin app currently presents a phone-oriented single-pane navigation flow, and very long labels or large accessibility fonts may increase scrolling.</w:t>
       </w:r>
     </w:p>
     <w:p>
       <w:pPr>
-        <w:spacing w:after="120" w:line="240" w:lineRule="auto"/>
-      </w:pPr>
-      <w:r>
-        <w:rPr>
-          <w:sz w:val="20"/>
+        <w:spacing w:after="120" w:line="360" w:lineRule="auto"/>
+      </w:pPr>
+      <w:r>
+        <w:rPr>
+          <w:rFonts w:ascii="Arial" w:hAnsi="Arial" w:eastAsia="Arial" w:cs="Arial"/>
+          <w:color w:val="000000"/>
+          <w:sz w:val="22"/>
         </w:rPr>
         <w:t>A stronger version would use window size classes: compact windows could keep the present navigation, while medium/expanded windows could show event list and detail panes together. Tests should cover compact portrait, landscape, tablet and foldable widths, 200% font scaling, keyboard navigation, colour contrast, TalkBack and system insets. The Flutter detail screenshot demonstrates that content can reflow at a wider browser viewport, but that is not a substitute for device testing.</w:t>
       </w:r>
@@ -2158,13 +1827,14 @@
     <w:p>
       <w:pPr>
         <w:pStyle w:val="Heading2"/>
-        <w:spacing w:before="160" w:after="100"/>
+        <w:spacing w:before="160" w:after="100" w:line="360" w:lineRule="auto"/>
         <w:keepNext w:val="1"/>
       </w:pPr>
       <w:r>
         <w:rPr>
+          <w:rFonts w:ascii="Arial" w:hAnsi="Arial" w:eastAsia="Arial" w:cs="Arial"/>
           <w:b/>
-          <w:color w:val="4472C4"/>
+          <w:color w:val="000000"/>
           <w:sz w:val="24"/>
         </w:rPr>
         <w:t>Live deployment</w:t>
@@ -2172,69 +1842,86 @@
     </w:p>
     <w:p>
       <w:pPr>
-        <w:spacing w:after="120" w:line="240" w:lineRule="auto"/>
-      </w:pPr>
-      <w:r>
-        <w:rPr>
-          <w:sz w:val="20"/>
+        <w:spacing w:after="120" w:line="360" w:lineRule="auto"/>
+      </w:pPr>
+      <w:r>
+        <w:rPr>
+          <w:rFonts w:ascii="Arial" w:hAnsi="Arial" w:eastAsia="Arial" w:cs="Arial"/>
+          <w:color w:val="000000"/>
+          <w:sz w:val="22"/>
         </w:rPr>
         <w:t>The shared service provides durable JSON-file persistence and a clear GET/PUT contract. A full replacement upload makes local deletion propagate, and every Android write queues a new WorkManager job with a validated-network constraint. Failed HTTP or connection attempts retry; successful uploads mark events as synced. Flutter reads the same contract and shows the latest snapshot. This satisfies the demonstrable coursework workflow, but concurrent live administrators could overwrite one another because the current design has no per-record conflict protocol.</w:t>
       </w:r>
     </w:p>
     <w:p>
       <w:pPr>
-        <w:spacing w:after="120" w:line="240" w:lineRule="auto"/>
-      </w:pPr>
-      <w:r>
-        <w:rPr>
-          <w:sz w:val="20"/>
+        <w:spacing w:after="120" w:line="360" w:lineRule="auto"/>
+      </w:pPr>
+      <w:r>
+        <w:rPr>
+          <w:rFonts w:ascii="Arial" w:hAnsi="Arial" w:eastAsia="Arial" w:cs="Arial"/>
+          <w:color w:val="000000"/>
+          <w:sz w:val="22"/>
         </w:rPr>
         <w:t>Before release, the file store should be replaced with a managed transactional database and a versioned API. Records need server identity, version fields, idempotency keys, paging, conflict handling and predictable error bodies. Monitoring, backups, retention rules and separate development/production configuration are necessary. End-to-end tests should verify that admin create/edit/delete actions become visible in Flutter and that offline retries do not duplicate data.</w:t>
       </w:r>
     </w:p>
     <w:p>
       <w:pPr>
-        <w:spacing w:after="120" w:line="240" w:lineRule="auto"/>
-      </w:pPr>
-      <w:r>
-        <w:rPr>
-          <w:sz w:val="20"/>
+        <w:spacing w:after="120" w:line="360" w:lineRule="auto"/>
+      </w:pPr>
+      <w:r>
+        <w:rPr>
+          <w:rFonts w:ascii="Arial" w:hAnsi="Arial" w:eastAsia="Arial" w:cs="Arial"/>
+          <w:color w:val="000000"/>
+          <w:sz w:val="22"/>
         </w:rPr>
         <w:t>The verification evidence is broad: native Kotlin and Java unit tests pass, Android lint passes, both debug APKs assemble, Node API tests pass, Flutter analysis reports no issues, Flutter browser tests pass and the web release build succeeds. Remaining release work includes signed builds, migration instrumentation tests, device UI tests, performance/security testing and user acceptance. The largest submission risk is not functionality but the official language statement: the native app is Kotlin/Compose, while the brief says Java. Tutor approval is therefore required even though the implemented Android features are native and complete.</w:t>
       </w:r>
     </w:p>
     <w:p>
       <w:pPr>
+        <w:spacing w:line="360" w:lineRule="auto"/>
         <w:jc w:val="right"/>
       </w:pPr>
       <w:r>
         <w:rPr>
+          <w:rFonts w:ascii="Arial" w:hAnsi="Arial" w:eastAsia="Arial" w:cs="Arial"/>
           <w:i/>
-          <w:color w:val="4A4A4A"/>
-          <w:sz w:val="17"/>
+          <w:color w:val="000000"/>
+          <w:sz w:val="22"/>
         </w:rPr>
         <w:t>Evaluation word count  867</w:t>
       </w:r>
     </w:p>
     <w:p>
-      <w:r>
+      <w:pPr>
+        <w:spacing w:line="360" w:lineRule="auto"/>
+      </w:pPr>
+      <w:r>
+        <w:rPr>
+          <w:rFonts w:ascii="Arial" w:hAnsi="Arial" w:eastAsia="Arial" w:cs="Arial"/>
+          <w:color w:val="000000"/>
+          <w:sz w:val="22"/>
+        </w:rPr>
         <w:br w:type="page"/>
       </w:r>
     </w:p>
     <w:p>
       <w:pPr>
         <w:pStyle w:val="Heading1"/>
-        <w:spacing w:before="240" w:after="100"/>
+        <w:spacing w:before="240" w:after="100" w:line="360" w:lineRule="auto"/>
         <w:keepNext w:val="1"/>
         <w:pBdr>
-          <w:bottom w:val="single" w:sz="12" w:space="4" w:color="4472C4"/>
+          <w:bottom w:val="single" w:sz="6" w:space="4" w:color="000000"/>
         </w:pBdr>
       </w:pPr>
       <w:r>
         <w:rPr>
+          <w:rFonts w:ascii="Arial" w:hAnsi="Arial" w:eastAsia="Arial" w:cs="Arial"/>
           <w:b/>
-          <w:color w:val="17365D"/>
-          <w:sz w:val="32"/>
+          <w:color w:val="000000"/>
+          <w:sz w:val="28"/>
         </w:rPr>
         <w:t>Section 4 Screenshot evidence</w:t>
       </w:r>
@@ -2247,7 +1934,7 @@
         <w:tblLook w:firstColumn="1" w:firstRow="1" w:lastColumn="0" w:lastRow="0" w:noHBand="0" w:noVBand="1" w:val="04A0"/>
       </w:tblPr>
       <w:tblGrid>
-        <w:gridCol w:w="9866"/>
+        <w:gridCol w:w="9922"/>
       </w:tblGrid>
       <w:tr>
         <w:tc>
@@ -2271,25 +1958,27 @@
           </w:tcPr>
           <w:p>
             <w:pPr>
-              <w:spacing w:after="60"/>
+              <w:spacing w:after="60" w:line="360" w:lineRule="auto"/>
             </w:pPr>
             <w:r>
               <w:rPr>
+                <w:rFonts w:ascii="Arial" w:hAnsi="Arial" w:eastAsia="Arial" w:cs="Arial"/>
                 <w:b/>
-                <w:color w:val="17365D"/>
-                <w:sz w:val="21"/>
+                <w:color w:val="000000"/>
+                <w:sz w:val="24"/>
               </w:rPr>
               <w:t>Replace every yellow panel before final submission</w:t>
             </w:r>
           </w:p>
           <w:p>
             <w:pPr>
-              <w:spacing w:after="0"/>
+              <w:spacing w:after="0" w:line="360" w:lineRule="auto"/>
             </w:pPr>
             <w:r>
               <w:rPr>
-                <w:color w:val="4A4A4A"/>
-                <w:sz w:val="19"/>
+                <w:rFonts w:ascii="Arial" w:hAnsi="Arial" w:eastAsia="Arial" w:cs="Arial"/>
+                <w:color w:val="000000"/>
+                <w:sz w:val="22"/>
               </w:rPr>
               <w:t>The apps build and all automated checks pass, but this host has no configured Android virtual device. Each yellow panel states the exact native screenshot still required. Replace it with a genuine device/emulator image and retain the caption. Verified Flutter screenshots are included below.</w:t>
             </w:r>
@@ -2299,16 +1988,18 @@
     </w:tbl>
     <w:p>
       <w:pPr>
-        <w:spacing w:after="0"/>
-      </w:pPr>
-    </w:p>
-    <w:p>
-      <w:pPr>
-        <w:spacing w:after="120" w:line="240" w:lineRule="auto"/>
-      </w:pPr>
-      <w:r>
-        <w:rPr>
-          <w:sz w:val="20"/>
+        <w:spacing w:after="0" w:line="360" w:lineRule="auto"/>
+      </w:pPr>
+    </w:p>
+    <w:p>
+      <w:pPr>
+        <w:spacing w:after="120" w:line="360" w:lineRule="auto"/>
+      </w:pPr>
+      <w:r>
+        <w:rPr>
+          <w:rFonts w:ascii="Arial" w:hAnsi="Arial" w:eastAsia="Arial" w:cs="Arial"/>
+          <w:color w:val="000000"/>
+          <w:sz w:val="22"/>
         </w:rPr>
         <w:t>Suggested reusable data  Greenwich Mobile Conference  18/11/2026  Computing Society  Greenwich Campus. Add Opening Keynote at 09:30 and Compose Workshop at 11:00 so the list, relationship and search evidence is easy to recognise.</w:t>
       </w:r>
@@ -2321,8 +2012,8 @@
         <w:tblLook w:firstColumn="1" w:firstRow="1" w:lastColumn="0" w:lastRow="0" w:noHBand="0" w:noVBand="1" w:val="04A0"/>
       </w:tblPr>
       <w:tblGrid>
-        <w:gridCol w:w="4933"/>
-        <w:gridCol w:w="4933"/>
+        <w:gridCol w:w="4961"/>
+        <w:gridCol w:w="4961"/>
       </w:tblGrid>
       <w:tr>
         <w:trPr>
@@ -2350,13 +2041,14 @@
           </w:tcPr>
           <w:p>
             <w:pPr>
-              <w:spacing w:after="200"/>
+              <w:spacing w:after="200" w:line="360" w:lineRule="auto"/>
               <w:jc w:val="center"/>
             </w:pPr>
             <w:r>
               <w:rPr>
+                <w:rFonts w:ascii="Arial" w:hAnsi="Arial" w:eastAsia="Arial" w:cs="Arial"/>
                 <w:b/>
-                <w:color w:val="17365D"/>
+                <w:color w:val="000000"/>
                 <w:sz w:val="28"/>
               </w:rPr>
               <w:t>SCREENSHOT 1 NEEDED</w:t>
@@ -2364,27 +2056,29 @@
           </w:p>
           <w:p>
             <w:pPr>
-              <w:spacing w:after="160"/>
+              <w:spacing w:after="160" w:line="360" w:lineRule="auto"/>
               <w:jc w:val="center"/>
             </w:pPr>
             <w:r>
               <w:rPr>
+                <w:rFonts w:ascii="Arial" w:hAnsi="Arial" w:eastAsia="Arial" w:cs="Arial"/>
                 <w:b/>
-                <w:color w:val="4472C4"/>
-                <w:sz w:val="18"/>
+                <w:color w:val="000000"/>
+                <w:sz w:val="22"/>
               </w:rPr>
               <w:t>Feature A</w:t>
             </w:r>
           </w:p>
           <w:p>
             <w:pPr>
-              <w:spacing w:after="200"/>
+              <w:spacing w:after="200" w:line="360" w:lineRule="auto"/>
               <w:jc w:val="center"/>
             </w:pPr>
             <w:r>
               <w:rPr>
+                <w:rFonts w:ascii="Arial" w:hAnsi="Arial" w:eastAsia="Arial" w:cs="Arial"/>
                 <w:b/>
-                <w:color w:val="17365D"/>
+                <w:color w:val="000000"/>
                 <w:sz w:val="24"/>
               </w:rPr>
               <w:t>Event list empty state</w:t>
@@ -2392,13 +2086,14 @@
           </w:p>
           <w:p>
             <w:pPr>
-              <w:spacing w:after="0"/>
+              <w:spacing w:after="0" w:line="360" w:lineRule="auto"/>
               <w:jc w:val="left"/>
             </w:pPr>
             <w:r>
               <w:rPr>
-                <w:color w:val="4A4A4A"/>
-                <w:sz w:val="18"/>
+                <w:rFonts w:ascii="Arial" w:hAnsi="Arial" w:eastAsia="Arial" w:cs="Arial"/>
+                <w:color w:val="000000"/>
+                <w:sz w:val="22"/>
               </w:rPr>
               <w:t>Launch the app after clearing app data. Capture the title, search field, filter and cloud actions, empty state text, and New event button.</w:t>
             </w:r>
@@ -2426,13 +2121,14 @@
           </w:tcPr>
           <w:p>
             <w:pPr>
-              <w:spacing w:after="200"/>
+              <w:spacing w:after="200" w:line="360" w:lineRule="auto"/>
               <w:jc w:val="center"/>
             </w:pPr>
             <w:r>
               <w:rPr>
+                <w:rFonts w:ascii="Arial" w:hAnsi="Arial" w:eastAsia="Arial" w:cs="Arial"/>
                 <w:b/>
-                <w:color w:val="17365D"/>
+                <w:color w:val="000000"/>
                 <w:sz w:val="28"/>
               </w:rPr>
               <w:t>SCREENSHOT 2 NEEDED</w:t>
@@ -2440,27 +2136,29 @@
           </w:p>
           <w:p>
             <w:pPr>
-              <w:spacing w:after="160"/>
+              <w:spacing w:after="160" w:line="360" w:lineRule="auto"/>
               <w:jc w:val="center"/>
             </w:pPr>
             <w:r>
               <w:rPr>
+                <w:rFonts w:ascii="Arial" w:hAnsi="Arial" w:eastAsia="Arial" w:cs="Arial"/>
                 <w:b/>
-                <w:color w:val="4472C4"/>
-                <w:sz w:val="18"/>
+                <w:color w:val="000000"/>
+                <w:sz w:val="22"/>
               </w:rPr>
               <w:t>Feature A</w:t>
             </w:r>
           </w:p>
           <w:p>
             <w:pPr>
-              <w:spacing w:after="200"/>
+              <w:spacing w:after="200" w:line="360" w:lineRule="auto"/>
               <w:jc w:val="center"/>
             </w:pPr>
             <w:r>
               <w:rPr>
+                <w:rFonts w:ascii="Arial" w:hAnsi="Arial" w:eastAsia="Arial" w:cs="Arial"/>
                 <w:b/>
-                <w:color w:val="17365D"/>
+                <w:color w:val="000000"/>
                 <w:sz w:val="24"/>
               </w:rPr>
               <w:t>Required field validation</w:t>
@@ -2468,13 +2166,14 @@
           </w:p>
           <w:p>
             <w:pPr>
-              <w:spacing w:after="0"/>
+              <w:spacing w:after="0" w:line="360" w:lineRule="auto"/>
               <w:jc w:val="left"/>
             </w:pPr>
             <w:r>
               <w:rPr>
-                <w:color w:val="4A4A4A"/>
-                <w:sz w:val="18"/>
+                <w:rFonts w:ascii="Arial" w:hAnsi="Arial" w:eastAsia="Arial" w:cs="Arial"/>
+                <w:color w:val="000000"/>
+                <w:sz w:val="22"/>
               </w:rPr>
               <w:t>Open New event, leave the required fields empty, tap Review event, and capture the inline name, date, organiser and location errors.</w:t>
             </w:r>
@@ -2484,11 +2183,19 @@
     </w:tbl>
     <w:p>
       <w:pPr>
-        <w:spacing w:after="0"/>
-      </w:pPr>
-    </w:p>
-    <w:p>
-      <w:r>
+        <w:spacing w:after="0" w:line="360" w:lineRule="auto"/>
+      </w:pPr>
+    </w:p>
+    <w:p>
+      <w:pPr>
+        <w:spacing w:line="360" w:lineRule="auto"/>
+      </w:pPr>
+      <w:r>
+        <w:rPr>
+          <w:rFonts w:ascii="Arial" w:hAnsi="Arial" w:eastAsia="Arial" w:cs="Arial"/>
+          <w:color w:val="000000"/>
+          <w:sz w:val="22"/>
+        </w:rPr>
         <w:br w:type="page"/>
       </w:r>
     </w:p>
@@ -2500,8 +2207,8 @@
         <w:tblLook w:firstColumn="1" w:firstRow="1" w:lastColumn="0" w:lastRow="0" w:noHBand="0" w:noVBand="1" w:val="04A0"/>
       </w:tblPr>
       <w:tblGrid>
-        <w:gridCol w:w="4933"/>
-        <w:gridCol w:w="4933"/>
+        <w:gridCol w:w="4961"/>
+        <w:gridCol w:w="4961"/>
       </w:tblGrid>
       <w:tr>
         <w:trPr>
@@ -2529,13 +2236,14 @@
           </w:tcPr>
           <w:p>
             <w:pPr>
-              <w:spacing w:after="200"/>
+              <w:spacing w:after="200" w:line="360" w:lineRule="auto"/>
               <w:jc w:val="center"/>
             </w:pPr>
             <w:r>
               <w:rPr>
+                <w:rFonts w:ascii="Arial" w:hAnsi="Arial" w:eastAsia="Arial" w:cs="Arial"/>
                 <w:b/>
-                <w:color w:val="17365D"/>
+                <w:color w:val="000000"/>
                 <w:sz w:val="28"/>
               </w:rPr>
               <w:t>SCREENSHOT 3 NEEDED</w:t>
@@ -2543,27 +2251,29 @@
           </w:p>
           <w:p>
             <w:pPr>
-              <w:spacing w:after="160"/>
+              <w:spacing w:after="160" w:line="360" w:lineRule="auto"/>
               <w:jc w:val="center"/>
             </w:pPr>
             <w:r>
               <w:rPr>
+                <w:rFonts w:ascii="Arial" w:hAnsi="Arial" w:eastAsia="Arial" w:cs="Arial"/>
                 <w:b/>
-                <w:color w:val="4472C4"/>
-                <w:sz w:val="18"/>
+                <w:color w:val="000000"/>
+                <w:sz w:val="22"/>
               </w:rPr>
               <w:t>Feature A</w:t>
             </w:r>
           </w:p>
           <w:p>
             <w:pPr>
-              <w:spacing w:after="200"/>
+              <w:spacing w:after="200" w:line="360" w:lineRule="auto"/>
               <w:jc w:val="center"/>
             </w:pPr>
             <w:r>
               <w:rPr>
+                <w:rFonts w:ascii="Arial" w:hAnsi="Arial" w:eastAsia="Arial" w:cs="Arial"/>
                 <w:b/>
-                <w:color w:val="17365D"/>
+                <w:color w:val="000000"/>
                 <w:sz w:val="24"/>
               </w:rPr>
               <w:t>Event confirmation</w:t>
@@ -2571,13 +2281,14 @@
           </w:p>
           <w:p>
             <w:pPr>
-              <w:spacing w:after="0"/>
+              <w:spacing w:after="0" w:line="360" w:lineRule="auto"/>
               <w:jc w:val="left"/>
             </w:pPr>
             <w:r>
               <w:rPr>
-                <w:color w:val="4A4A4A"/>
-                <w:sz w:val="18"/>
+                <w:rFonts w:ascii="Arial" w:hAnsi="Arial" w:eastAsia="Arial" w:cs="Arial"/>
+                <w:color w:val="000000"/>
+                <w:sz w:val="22"/>
               </w:rPr>
               <w:t>Enter a complete valid event, tap Review event, and capture the confirmation dialog with Edit and Confirm and save actions.</w:t>
             </w:r>
@@ -2605,13 +2316,14 @@
           </w:tcPr>
           <w:p>
             <w:pPr>
-              <w:spacing w:after="200"/>
+              <w:spacing w:after="200" w:line="360" w:lineRule="auto"/>
               <w:jc w:val="center"/>
             </w:pPr>
             <w:r>
               <w:rPr>
+                <w:rFonts w:ascii="Arial" w:hAnsi="Arial" w:eastAsia="Arial" w:cs="Arial"/>
                 <w:b/>
-                <w:color w:val="17365D"/>
+                <w:color w:val="000000"/>
                 <w:sz w:val="28"/>
               </w:rPr>
               <w:t>SCREENSHOT 4 NEEDED</w:t>
@@ -2619,27 +2331,29 @@
           </w:p>
           <w:p>
             <w:pPr>
-              <w:spacing w:after="160"/>
+              <w:spacing w:after="160" w:line="360" w:lineRule="auto"/>
               <w:jc w:val="center"/>
             </w:pPr>
             <w:r>
               <w:rPr>
+                <w:rFonts w:ascii="Arial" w:hAnsi="Arial" w:eastAsia="Arial" w:cs="Arial"/>
                 <w:b/>
-                <w:color w:val="4472C4"/>
-                <w:sz w:val="18"/>
+                <w:color w:val="000000"/>
+                <w:sz w:val="22"/>
               </w:rPr>
               <w:t>Feature C</w:t>
             </w:r>
           </w:p>
           <w:p>
             <w:pPr>
-              <w:spacing w:after="200"/>
+              <w:spacing w:after="200" w:line="360" w:lineRule="auto"/>
               <w:jc w:val="center"/>
             </w:pPr>
             <w:r>
               <w:rPr>
+                <w:rFonts w:ascii="Arial" w:hAnsi="Arial" w:eastAsia="Arial" w:cs="Arial"/>
                 <w:b/>
-                <w:color w:val="17365D"/>
+                <w:color w:val="000000"/>
                 <w:sz w:val="24"/>
               </w:rPr>
               <w:t>Event list and session count</w:t>
@@ -2647,13 +2361,14 @@
           </w:p>
           <w:p>
             <w:pPr>
-              <w:spacing w:after="0"/>
+              <w:spacing w:after="0" w:line="360" w:lineRule="auto"/>
               <w:jc w:val="left"/>
             </w:pPr>
             <w:r>
               <w:rPr>
-                <w:color w:val="4A4A4A"/>
-                <w:sz w:val="18"/>
+                <w:rFonts w:ascii="Arial" w:hAnsi="Arial" w:eastAsia="Arial" w:cs="Arial"/>
+                <w:color w:val="000000"/>
+                <w:sz w:val="22"/>
               </w:rPr>
               <w:t>Save the sample event and at least two sessions. Return to the event list and capture the event card with its session count.</w:t>
             </w:r>
@@ -2663,11 +2378,19 @@
     </w:tbl>
     <w:p>
       <w:pPr>
-        <w:spacing w:after="0"/>
-      </w:pPr>
-    </w:p>
-    <w:p>
-      <w:r>
+        <w:spacing w:after="0" w:line="360" w:lineRule="auto"/>
+      </w:pPr>
+    </w:p>
+    <w:p>
+      <w:pPr>
+        <w:spacing w:line="360" w:lineRule="auto"/>
+      </w:pPr>
+      <w:r>
+        <w:rPr>
+          <w:rFonts w:ascii="Arial" w:hAnsi="Arial" w:eastAsia="Arial" w:cs="Arial"/>
+          <w:color w:val="000000"/>
+          <w:sz w:val="22"/>
+        </w:rPr>
         <w:br w:type="page"/>
       </w:r>
     </w:p>
@@ -2679,8 +2402,8 @@
         <w:tblLook w:firstColumn="1" w:firstRow="1" w:lastColumn="0" w:lastRow="0" w:noHBand="0" w:noVBand="1" w:val="04A0"/>
       </w:tblPr>
       <w:tblGrid>
-        <w:gridCol w:w="4933"/>
-        <w:gridCol w:w="4933"/>
+        <w:gridCol w:w="4961"/>
+        <w:gridCol w:w="4961"/>
       </w:tblGrid>
       <w:tr>
         <w:trPr>
@@ -2708,13 +2431,14 @@
           </w:tcPr>
           <w:p>
             <w:pPr>
-              <w:spacing w:after="200"/>
+              <w:spacing w:after="200" w:line="360" w:lineRule="auto"/>
               <w:jc w:val="center"/>
             </w:pPr>
             <w:r>
               <w:rPr>
+                <w:rFonts w:ascii="Arial" w:hAnsi="Arial" w:eastAsia="Arial" w:cs="Arial"/>
                 <w:b/>
-                <w:color w:val="17365D"/>
+                <w:color w:val="000000"/>
                 <w:sz w:val="28"/>
               </w:rPr>
               <w:t>SCREENSHOT 5 NEEDED</w:t>
@@ -2722,27 +2446,29 @@
           </w:p>
           <w:p>
             <w:pPr>
-              <w:spacing w:after="160"/>
+              <w:spacing w:after="160" w:line="360" w:lineRule="auto"/>
               <w:jc w:val="center"/>
             </w:pPr>
             <w:r>
               <w:rPr>
+                <w:rFonts w:ascii="Arial" w:hAnsi="Arial" w:eastAsia="Arial" w:cs="Arial"/>
                 <w:b/>
-                <w:color w:val="4472C4"/>
-                <w:sz w:val="18"/>
+                <w:color w:val="000000"/>
+                <w:sz w:val="22"/>
               </w:rPr>
               <w:t>Feature C</w:t>
             </w:r>
           </w:p>
           <w:p>
             <w:pPr>
-              <w:spacing w:after="200"/>
+              <w:spacing w:after="200" w:line="360" w:lineRule="auto"/>
               <w:jc w:val="center"/>
             </w:pPr>
             <w:r>
               <w:rPr>
+                <w:rFonts w:ascii="Arial" w:hAnsi="Arial" w:eastAsia="Arial" w:cs="Arial"/>
                 <w:b/>
-                <w:color w:val="17365D"/>
+                <w:color w:val="000000"/>
                 <w:sz w:val="24"/>
               </w:rPr>
               <w:t>Event details</w:t>
@@ -2750,13 +2476,14 @@
           </w:p>
           <w:p>
             <w:pPr>
-              <w:spacing w:after="0"/>
+              <w:spacing w:after="0" w:line="360" w:lineRule="auto"/>
               <w:jc w:val="left"/>
             </w:pPr>
             <w:r>
               <w:rPr>
-                <w:color w:val="4A4A4A"/>
-                <w:sz w:val="18"/>
+                <w:rFonts w:ascii="Arial" w:hAnsi="Arial" w:eastAsia="Arial" w:cs="Arial"/>
+                <w:color w:val="000000"/>
+                <w:sz w:val="22"/>
               </w:rPr>
               <w:t>Select the saved event and capture its date, organiser, location, contact values and actions for edit, delete, sharing and adding a session.</w:t>
             </w:r>
@@ -2784,13 +2511,14 @@
           </w:tcPr>
           <w:p>
             <w:pPr>
-              <w:spacing w:after="200"/>
+              <w:spacing w:after="200" w:line="360" w:lineRule="auto"/>
               <w:jc w:val="center"/>
             </w:pPr>
             <w:r>
               <w:rPr>
+                <w:rFonts w:ascii="Arial" w:hAnsi="Arial" w:eastAsia="Arial" w:cs="Arial"/>
                 <w:b/>
-                <w:color w:val="17365D"/>
+                <w:color w:val="000000"/>
                 <w:sz w:val="28"/>
               </w:rPr>
               <w:t>SCREENSHOT 6 NEEDED</w:t>
@@ -2798,27 +2526,29 @@
           </w:p>
           <w:p>
             <w:pPr>
-              <w:spacing w:after="160"/>
+              <w:spacing w:after="160" w:line="360" w:lineRule="auto"/>
               <w:jc w:val="center"/>
             </w:pPr>
             <w:r>
               <w:rPr>
+                <w:rFonts w:ascii="Arial" w:hAnsi="Arial" w:eastAsia="Arial" w:cs="Arial"/>
                 <w:b/>
-                <w:color w:val="4472C4"/>
-                <w:sz w:val="18"/>
+                <w:color w:val="000000"/>
+                <w:sz w:val="22"/>
               </w:rPr>
               <w:t>Feature B</w:t>
             </w:r>
           </w:p>
           <w:p>
             <w:pPr>
-              <w:spacing w:after="200"/>
+              <w:spacing w:after="200" w:line="360" w:lineRule="auto"/>
               <w:jc w:val="center"/>
             </w:pPr>
             <w:r>
               <w:rPr>
+                <w:rFonts w:ascii="Arial" w:hAnsi="Arial" w:eastAsia="Arial" w:cs="Arial"/>
                 <w:b/>
-                <w:color w:val="17365D"/>
+                <w:color w:val="000000"/>
                 <w:sz w:val="24"/>
               </w:rPr>
               <w:t>New session form</w:t>
@@ -2826,13 +2556,14 @@
           </w:p>
           <w:p>
             <w:pPr>
-              <w:spacing w:after="0"/>
+              <w:spacing w:after="0" w:line="360" w:lineRule="auto"/>
               <w:jc w:val="left"/>
             </w:pPr>
             <w:r>
               <w:rPr>
-                <w:color w:val="4A4A4A"/>
-                <w:sz w:val="18"/>
+                <w:rFonts w:ascii="Arial" w:hAnsi="Arial" w:eastAsia="Arial" w:cs="Arial"/>
+                <w:color w:val="000000"/>
+                <w:sz w:val="22"/>
               </w:rPr>
               <w:t>Tap Add session and capture the required name and time fields plus speaker, room, type and description controls.</w:t>
             </w:r>
@@ -2842,11 +2573,19 @@
     </w:tbl>
     <w:p>
       <w:pPr>
-        <w:spacing w:after="0"/>
-      </w:pPr>
-    </w:p>
-    <w:p>
-      <w:r>
+        <w:spacing w:after="0" w:line="360" w:lineRule="auto"/>
+      </w:pPr>
+    </w:p>
+    <w:p>
+      <w:pPr>
+        <w:spacing w:line="360" w:lineRule="auto"/>
+      </w:pPr>
+      <w:r>
+        <w:rPr>
+          <w:rFonts w:ascii="Arial" w:hAnsi="Arial" w:eastAsia="Arial" w:cs="Arial"/>
+          <w:color w:val="000000"/>
+          <w:sz w:val="22"/>
+        </w:rPr>
         <w:br w:type="page"/>
       </w:r>
     </w:p>
@@ -2858,8 +2597,8 @@
         <w:tblLook w:firstColumn="1" w:firstRow="1" w:lastColumn="0" w:lastRow="0" w:noHBand="0" w:noVBand="1" w:val="04A0"/>
       </w:tblPr>
       <w:tblGrid>
-        <w:gridCol w:w="4933"/>
-        <w:gridCol w:w="4933"/>
+        <w:gridCol w:w="4961"/>
+        <w:gridCol w:w="4961"/>
       </w:tblGrid>
       <w:tr>
         <w:trPr>
@@ -2887,13 +2626,14 @@
           </w:tcPr>
           <w:p>
             <w:pPr>
-              <w:spacing w:after="200"/>
+              <w:spacing w:after="200" w:line="360" w:lineRule="auto"/>
               <w:jc w:val="center"/>
             </w:pPr>
             <w:r>
               <w:rPr>
+                <w:rFonts w:ascii="Arial" w:hAnsi="Arial" w:eastAsia="Arial" w:cs="Arial"/>
                 <w:b/>
-                <w:color w:val="17365D"/>
+                <w:color w:val="000000"/>
                 <w:sz w:val="28"/>
               </w:rPr>
               <w:t>SCREENSHOT 7 NEEDED</w:t>
@@ -2901,27 +2641,29 @@
           </w:p>
           <w:p>
             <w:pPr>
-              <w:spacing w:after="160"/>
+              <w:spacing w:after="160" w:line="360" w:lineRule="auto"/>
               <w:jc w:val="center"/>
             </w:pPr>
             <w:r>
               <w:rPr>
+                <w:rFonts w:ascii="Arial" w:hAnsi="Arial" w:eastAsia="Arial" w:cs="Arial"/>
                 <w:b/>
-                <w:color w:val="4472C4"/>
-                <w:sz w:val="18"/>
+                <w:color w:val="000000"/>
+                <w:sz w:val="22"/>
               </w:rPr>
               <w:t>Feature B</w:t>
             </w:r>
           </w:p>
           <w:p>
             <w:pPr>
-              <w:spacing w:after="200"/>
+              <w:spacing w:after="200" w:line="360" w:lineRule="auto"/>
               <w:jc w:val="center"/>
             </w:pPr>
             <w:r>
               <w:rPr>
+                <w:rFonts w:ascii="Arial" w:hAnsi="Arial" w:eastAsia="Arial" w:cs="Arial"/>
                 <w:b/>
-                <w:color w:val="17365D"/>
+                <w:color w:val="000000"/>
                 <w:sz w:val="24"/>
               </w:rPr>
               <w:t>Session type choices</w:t>
@@ -2929,13 +2671,14 @@
           </w:p>
           <w:p>
             <w:pPr>
-              <w:spacing w:after="0"/>
+              <w:spacing w:after="0" w:line="360" w:lineRule="auto"/>
               <w:jc w:val="left"/>
             </w:pPr>
             <w:r>
               <w:rPr>
-                <w:color w:val="4A4A4A"/>
-                <w:sz w:val="18"/>
+                <w:rFonts w:ascii="Arial" w:hAnsi="Arial" w:eastAsia="Arial" w:cs="Arial"/>
+                <w:color w:val="000000"/>
+                <w:sz w:val="22"/>
               </w:rPr>
               <w:t>Open the Type menu and capture Workshop, Presentation, Panel Discussion, Networking, Keynote and Others.</w:t>
             </w:r>
@@ -2963,13 +2706,14 @@
           </w:tcPr>
           <w:p>
             <w:pPr>
-              <w:spacing w:after="200"/>
+              <w:spacing w:after="200" w:line="360" w:lineRule="auto"/>
               <w:jc w:val="center"/>
             </w:pPr>
             <w:r>
               <w:rPr>
+                <w:rFonts w:ascii="Arial" w:hAnsi="Arial" w:eastAsia="Arial" w:cs="Arial"/>
                 <w:b/>
-                <w:color w:val="17365D"/>
+                <w:color w:val="000000"/>
                 <w:sz w:val="28"/>
               </w:rPr>
               <w:t>SCREENSHOT 8 NEEDED</w:t>
@@ -2977,27 +2721,29 @@
           </w:p>
           <w:p>
             <w:pPr>
-              <w:spacing w:after="160"/>
+              <w:spacing w:after="160" w:line="360" w:lineRule="auto"/>
               <w:jc w:val="center"/>
             </w:pPr>
             <w:r>
               <w:rPr>
+                <w:rFonts w:ascii="Arial" w:hAnsi="Arial" w:eastAsia="Arial" w:cs="Arial"/>
                 <w:b/>
-                <w:color w:val="4472C4"/>
-                <w:sz w:val="18"/>
+                <w:color w:val="000000"/>
+                <w:sz w:val="22"/>
               </w:rPr>
               <w:t>Feature B C</w:t>
             </w:r>
           </w:p>
           <w:p>
             <w:pPr>
-              <w:spacing w:after="200"/>
+              <w:spacing w:after="200" w:line="360" w:lineRule="auto"/>
               <w:jc w:val="center"/>
             </w:pPr>
             <w:r>
               <w:rPr>
+                <w:rFonts w:ascii="Arial" w:hAnsi="Arial" w:eastAsia="Arial" w:cs="Arial"/>
                 <w:b/>
-                <w:color w:val="17365D"/>
+                <w:color w:val="000000"/>
                 <w:sz w:val="24"/>
               </w:rPr>
               <w:t>Session list</w:t>
@@ -3005,13 +2751,14 @@
           </w:p>
           <w:p>
             <w:pPr>
-              <w:spacing w:after="0"/>
+              <w:spacing w:after="0" w:line="360" w:lineRule="auto"/>
               <w:jc w:val="left"/>
             </w:pPr>
             <w:r>
               <w:rPr>
-                <w:color w:val="4A4A4A"/>
-                <w:sz w:val="18"/>
+                <w:rFonts w:ascii="Arial" w:hAnsi="Arial" w:eastAsia="Arial" w:cs="Arial"/>
+                <w:color w:val="000000"/>
+                <w:sz w:val="22"/>
               </w:rPr>
               <w:t>Save at least two sessions and capture both session cards beneath the selected event.</w:t>
             </w:r>
@@ -3021,11 +2768,19 @@
     </w:tbl>
     <w:p>
       <w:pPr>
-        <w:spacing w:after="0"/>
-      </w:pPr>
-    </w:p>
-    <w:p>
-      <w:r>
+        <w:spacing w:after="0" w:line="360" w:lineRule="auto"/>
+      </w:pPr>
+    </w:p>
+    <w:p>
+      <w:pPr>
+        <w:spacing w:line="360" w:lineRule="auto"/>
+      </w:pPr>
+      <w:r>
+        <w:rPr>
+          <w:rFonts w:ascii="Arial" w:hAnsi="Arial" w:eastAsia="Arial" w:cs="Arial"/>
+          <w:color w:val="000000"/>
+          <w:sz w:val="22"/>
+        </w:rPr>
         <w:br w:type="page"/>
       </w:r>
     </w:p>
@@ -3037,8 +2792,8 @@
         <w:tblLook w:firstColumn="1" w:firstRow="1" w:lastColumn="0" w:lastRow="0" w:noHBand="0" w:noVBand="1" w:val="04A0"/>
       </w:tblPr>
       <w:tblGrid>
-        <w:gridCol w:w="4933"/>
-        <w:gridCol w:w="4933"/>
+        <w:gridCol w:w="4961"/>
+        <w:gridCol w:w="4961"/>
       </w:tblGrid>
       <w:tr>
         <w:trPr>
@@ -3066,13 +2821,14 @@
           </w:tcPr>
           <w:p>
             <w:pPr>
-              <w:spacing w:after="200"/>
+              <w:spacing w:after="200" w:line="360" w:lineRule="auto"/>
               <w:jc w:val="center"/>
             </w:pPr>
             <w:r>
               <w:rPr>
+                <w:rFonts w:ascii="Arial" w:hAnsi="Arial" w:eastAsia="Arial" w:cs="Arial"/>
                 <w:b/>
-                <w:color w:val="17365D"/>
+                <w:color w:val="000000"/>
                 <w:sz w:val="28"/>
               </w:rPr>
               <w:t>SCREENSHOT 9 NEEDED</w:t>
@@ -3080,27 +2836,29 @@
           </w:p>
           <w:p>
             <w:pPr>
-              <w:spacing w:after="160"/>
+              <w:spacing w:after="160" w:line="360" w:lineRule="auto"/>
               <w:jc w:val="center"/>
             </w:pPr>
             <w:r>
               <w:rPr>
+                <w:rFonts w:ascii="Arial" w:hAnsi="Arial" w:eastAsia="Arial" w:cs="Arial"/>
                 <w:b/>
-                <w:color w:val="4472C4"/>
-                <w:sz w:val="18"/>
+                <w:color w:val="000000"/>
+                <w:sz w:val="22"/>
               </w:rPr>
               <w:t>Feature D</w:t>
             </w:r>
           </w:p>
           <w:p>
             <w:pPr>
-              <w:spacing w:after="200"/>
+              <w:spacing w:after="200" w:line="360" w:lineRule="auto"/>
               <w:jc w:val="center"/>
             </w:pPr>
             <w:r>
               <w:rPr>
+                <w:rFonts w:ascii="Arial" w:hAnsi="Arial" w:eastAsia="Arial" w:cs="Arial"/>
                 <w:b/>
-                <w:color w:val="17365D"/>
+                <w:color w:val="000000"/>
                 <w:sz w:val="24"/>
               </w:rPr>
               <w:t>Event quick search</w:t>
@@ -3108,13 +2866,14 @@
           </w:p>
           <w:p>
             <w:pPr>
-              <w:spacing w:after="0"/>
+              <w:spacing w:after="0" w:line="360" w:lineRule="auto"/>
               <w:jc w:val="left"/>
             </w:pPr>
             <w:r>
               <w:rPr>
-                <w:color w:val="4A4A4A"/>
-                <w:sz w:val="18"/>
+                <w:rFonts w:ascii="Arial" w:hAnsi="Arial" w:eastAsia="Arial" w:cs="Arial"/>
+                <w:color w:val="000000"/>
+                <w:sz w:val="22"/>
               </w:rPr>
               <w:t>Enter the first letters of a stored event name and capture the matching result.</w:t>
             </w:r>
@@ -3142,13 +2901,14 @@
           </w:tcPr>
           <w:p>
             <w:pPr>
-              <w:spacing w:after="200"/>
+              <w:spacing w:after="200" w:line="360" w:lineRule="auto"/>
               <w:jc w:val="center"/>
             </w:pPr>
             <w:r>
               <w:rPr>
+                <w:rFonts w:ascii="Arial" w:hAnsi="Arial" w:eastAsia="Arial" w:cs="Arial"/>
                 <w:b/>
-                <w:color w:val="17365D"/>
+                <w:color w:val="000000"/>
                 <w:sz w:val="28"/>
               </w:rPr>
               <w:t>SCREENSHOT 10 NEEDED</w:t>
@@ -3156,27 +2916,29 @@
           </w:p>
           <w:p>
             <w:pPr>
-              <w:spacing w:after="160"/>
+              <w:spacing w:after="160" w:line="360" w:lineRule="auto"/>
               <w:jc w:val="center"/>
             </w:pPr>
             <w:r>
               <w:rPr>
+                <w:rFonts w:ascii="Arial" w:hAnsi="Arial" w:eastAsia="Arial" w:cs="Arial"/>
                 <w:b/>
-                <w:color w:val="4472C4"/>
-                <w:sz w:val="18"/>
+                <w:color w:val="000000"/>
+                <w:sz w:val="22"/>
               </w:rPr>
               <w:t>Feature D</w:t>
             </w:r>
           </w:p>
           <w:p>
             <w:pPr>
-              <w:spacing w:after="200"/>
+              <w:spacing w:after="200" w:line="360" w:lineRule="auto"/>
               <w:jc w:val="center"/>
             </w:pPr>
             <w:r>
               <w:rPr>
+                <w:rFonts w:ascii="Arial" w:hAnsi="Arial" w:eastAsia="Arial" w:cs="Arial"/>
                 <w:b/>
-                <w:color w:val="17365D"/>
+                <w:color w:val="000000"/>
                 <w:sz w:val="24"/>
               </w:rPr>
               <w:t>Advanced event filters</w:t>
@@ -3184,13 +2946,14 @@
           </w:p>
           <w:p>
             <w:pPr>
-              <w:spacing w:after="0"/>
+              <w:spacing w:after="0" w:line="360" w:lineRule="auto"/>
               <w:jc w:val="left"/>
             </w:pPr>
             <w:r>
               <w:rPr>
-                <w:color w:val="4A4A4A"/>
-                <w:sz w:val="18"/>
+                <w:rFonts w:ascii="Arial" w:hAnsi="Arial" w:eastAsia="Arial" w:cs="Arial"/>
+                <w:color w:val="000000"/>
+                <w:sz w:val="22"/>
               </w:rPr>
               <w:t>Open filters, enter a date and organiser fragment, apply them, and capture the filtered result.</w:t>
             </w:r>
@@ -3200,11 +2963,19 @@
     </w:tbl>
     <w:p>
       <w:pPr>
-        <w:spacing w:after="0"/>
-      </w:pPr>
-    </w:p>
-    <w:p>
-      <w:r>
+        <w:spacing w:after="0" w:line="360" w:lineRule="auto"/>
+      </w:pPr>
+    </w:p>
+    <w:p>
+      <w:pPr>
+        <w:spacing w:line="360" w:lineRule="auto"/>
+      </w:pPr>
+      <w:r>
+        <w:rPr>
+          <w:rFonts w:ascii="Arial" w:hAnsi="Arial" w:eastAsia="Arial" w:cs="Arial"/>
+          <w:color w:val="000000"/>
+          <w:sz w:val="22"/>
+        </w:rPr>
         <w:br w:type="page"/>
       </w:r>
     </w:p>
@@ -3216,8 +2987,8 @@
         <w:tblLook w:firstColumn="1" w:firstRow="1" w:lastColumn="0" w:lastRow="0" w:noHBand="0" w:noVBand="1" w:val="04A0"/>
       </w:tblPr>
       <w:tblGrid>
-        <w:gridCol w:w="4933"/>
-        <w:gridCol w:w="4933"/>
+        <w:gridCol w:w="4961"/>
+        <w:gridCol w:w="4961"/>
       </w:tblGrid>
       <w:tr>
         <w:trPr>
@@ -3245,13 +3016,14 @@
           </w:tcPr>
           <w:p>
             <w:pPr>
-              <w:spacing w:after="200"/>
+              <w:spacing w:after="200" w:line="360" w:lineRule="auto"/>
               <w:jc w:val="center"/>
             </w:pPr>
             <w:r>
               <w:rPr>
+                <w:rFonts w:ascii="Arial" w:hAnsi="Arial" w:eastAsia="Arial" w:cs="Arial"/>
                 <w:b/>
-                <w:color w:val="17365D"/>
+                <w:color w:val="000000"/>
                 <w:sz w:val="28"/>
               </w:rPr>
               <w:t>SCREENSHOT 11 NEEDED</w:t>
@@ -3259,27 +3031,29 @@
           </w:p>
           <w:p>
             <w:pPr>
-              <w:spacing w:after="160"/>
+              <w:spacing w:after="160" w:line="360" w:lineRule="auto"/>
               <w:jc w:val="center"/>
             </w:pPr>
             <w:r>
               <w:rPr>
+                <w:rFonts w:ascii="Arial" w:hAnsi="Arial" w:eastAsia="Arial" w:cs="Arial"/>
                 <w:b/>
-                <w:color w:val="4472C4"/>
-                <w:sz w:val="18"/>
+                <w:color w:val="000000"/>
+                <w:sz w:val="22"/>
               </w:rPr>
               <w:t>Feature D</w:t>
             </w:r>
           </w:p>
           <w:p>
             <w:pPr>
-              <w:spacing w:after="200"/>
+              <w:spacing w:after="200" w:line="360" w:lineRule="auto"/>
               <w:jc w:val="center"/>
             </w:pPr>
             <w:r>
               <w:rPr>
+                <w:rFonts w:ascii="Arial" w:hAnsi="Arial" w:eastAsia="Arial" w:cs="Arial"/>
                 <w:b/>
-                <w:color w:val="17365D"/>
+                <w:color w:val="000000"/>
                 <w:sz w:val="24"/>
               </w:rPr>
               <w:t>Session search</w:t>
@@ -3287,13 +3061,14 @@
           </w:p>
           <w:p>
             <w:pPr>
-              <w:spacing w:after="0"/>
+              <w:spacing w:after="0" w:line="360" w:lineRule="auto"/>
               <w:jc w:val="left"/>
             </w:pPr>
             <w:r>
               <w:rPr>
-                <w:color w:val="4A4A4A"/>
-                <w:sz w:val="18"/>
+                <w:rFonts w:ascii="Arial" w:hAnsi="Arial" w:eastAsia="Arial" w:cs="Arial"/>
+                <w:color w:val="000000"/>
+                <w:sz w:val="22"/>
               </w:rPr>
               <w:t>Open an event, enter a session name or description fragment, and capture the matching session.</w:t>
             </w:r>
@@ -3321,13 +3096,14 @@
           </w:tcPr>
           <w:p>
             <w:pPr>
-              <w:spacing w:after="200"/>
+              <w:spacing w:after="200" w:line="360" w:lineRule="auto"/>
               <w:jc w:val="center"/>
             </w:pPr>
             <w:r>
               <w:rPr>
+                <w:rFonts w:ascii="Arial" w:hAnsi="Arial" w:eastAsia="Arial" w:cs="Arial"/>
                 <w:b/>
-                <w:color w:val="17365D"/>
+                <w:color w:val="000000"/>
                 <w:sz w:val="28"/>
               </w:rPr>
               <w:t>SCREENSHOT 12 NEEDED</w:t>
@@ -3335,27 +3111,29 @@
           </w:p>
           <w:p>
             <w:pPr>
-              <w:spacing w:after="160"/>
+              <w:spacing w:after="160" w:line="360" w:lineRule="auto"/>
               <w:jc w:val="center"/>
             </w:pPr>
             <w:r>
               <w:rPr>
+                <w:rFonts w:ascii="Arial" w:hAnsi="Arial" w:eastAsia="Arial" w:cs="Arial"/>
                 <w:b/>
-                <w:color w:val="4472C4"/>
-                <w:sz w:val="18"/>
+                <w:color w:val="000000"/>
+                <w:sz w:val="22"/>
               </w:rPr>
               <w:t>Feature C</w:t>
             </w:r>
           </w:p>
           <w:p>
             <w:pPr>
-              <w:spacing w:after="200"/>
+              <w:spacing w:after="200" w:line="360" w:lineRule="auto"/>
               <w:jc w:val="center"/>
             </w:pPr>
             <w:r>
               <w:rPr>
+                <w:rFonts w:ascii="Arial" w:hAnsi="Arial" w:eastAsia="Arial" w:cs="Arial"/>
                 <w:b/>
-                <w:color w:val="17365D"/>
+                <w:color w:val="000000"/>
                 <w:sz w:val="24"/>
               </w:rPr>
               <w:t>Delete confirmation</w:t>
@@ -3363,13 +3141,14 @@
           </w:p>
           <w:p>
             <w:pPr>
-              <w:spacing w:after="0"/>
+              <w:spacing w:after="0" w:line="360" w:lineRule="auto"/>
               <w:jc w:val="left"/>
             </w:pPr>
             <w:r>
               <w:rPr>
-                <w:color w:val="4A4A4A"/>
-                <w:sz w:val="18"/>
+                <w:rFonts w:ascii="Arial" w:hAnsi="Arial" w:eastAsia="Arial" w:cs="Arial"/>
+                <w:color w:val="000000"/>
+                <w:sz w:val="22"/>
               </w:rPr>
               <w:t>Tap the event delete action and capture the warning that its sessions will also be removed. Cancel after taking the screenshot if the evidence data is still needed.</w:t>
             </w:r>
@@ -3379,11 +3158,19 @@
     </w:tbl>
     <w:p>
       <w:pPr>
-        <w:spacing w:after="0"/>
-      </w:pPr>
-    </w:p>
-    <w:p>
-      <w:r>
+        <w:spacing w:after="0" w:line="360" w:lineRule="auto"/>
+      </w:pPr>
+    </w:p>
+    <w:p>
+      <w:pPr>
+        <w:spacing w:line="360" w:lineRule="auto"/>
+      </w:pPr>
+      <w:r>
+        <w:rPr>
+          <w:rFonts w:ascii="Arial" w:hAnsi="Arial" w:eastAsia="Arial" w:cs="Arial"/>
+          <w:color w:val="000000"/>
+          <w:sz w:val="22"/>
+        </w:rPr>
         <w:br w:type="page"/>
       </w:r>
     </w:p>
@@ -3395,8 +3182,8 @@
         <w:tblLook w:firstColumn="1" w:firstRow="1" w:lastColumn="0" w:lastRow="0" w:noHBand="0" w:noVBand="1" w:val="04A0"/>
       </w:tblPr>
       <w:tblGrid>
-        <w:gridCol w:w="4933"/>
-        <w:gridCol w:w="4933"/>
+        <w:gridCol w:w="4961"/>
+        <w:gridCol w:w="4961"/>
       </w:tblGrid>
       <w:tr>
         <w:trPr>
@@ -3424,13 +3211,14 @@
           </w:tcPr>
           <w:p>
             <w:pPr>
-              <w:spacing w:after="200"/>
+              <w:spacing w:after="200" w:line="360" w:lineRule="auto"/>
               <w:jc w:val="center"/>
             </w:pPr>
             <w:r>
               <w:rPr>
+                <w:rFonts w:ascii="Arial" w:hAnsi="Arial" w:eastAsia="Arial" w:cs="Arial"/>
                 <w:b/>
-                <w:color w:val="17365D"/>
+                <w:color w:val="000000"/>
                 <w:sz w:val="28"/>
               </w:rPr>
               <w:t>SCREENSHOT 13 NEEDED</w:t>
@@ -3438,27 +3226,29 @@
           </w:p>
           <w:p>
             <w:pPr>
-              <w:spacing w:after="160"/>
+              <w:spacing w:after="160" w:line="360" w:lineRule="auto"/>
               <w:jc w:val="center"/>
             </w:pPr>
             <w:r>
               <w:rPr>
+                <w:rFonts w:ascii="Arial" w:hAnsi="Arial" w:eastAsia="Arial" w:cs="Arial"/>
                 <w:b/>
-                <w:color w:val="4472C4"/>
-                <w:sz w:val="18"/>
+                <w:color w:val="000000"/>
+                <w:sz w:val="22"/>
               </w:rPr>
               <w:t>Feature E</w:t>
             </w:r>
           </w:p>
           <w:p>
             <w:pPr>
-              <w:spacing w:after="200"/>
+              <w:spacing w:after="200" w:line="360" w:lineRule="auto"/>
               <w:jc w:val="center"/>
             </w:pPr>
             <w:r>
               <w:rPr>
+                <w:rFonts w:ascii="Arial" w:hAnsi="Arial" w:eastAsia="Arial" w:cs="Arial"/>
                 <w:b/>
-                <w:color w:val="17365D"/>
+                <w:color w:val="000000"/>
                 <w:sz w:val="24"/>
               </w:rPr>
               <w:t>Upload status</w:t>
@@ -3466,13 +3256,14 @@
           </w:p>
           <w:p>
             <w:pPr>
-              <w:spacing w:after="0"/>
+              <w:spacing w:after="0" w:line="360" w:lineRule="auto"/>
               <w:jc w:val="left"/>
             </w:pPr>
             <w:r>
               <w:rPr>
-                <w:color w:val="4A4A4A"/>
-                <w:sz w:val="18"/>
+                <w:rFonts w:ascii="Arial" w:hAnsi="Arial" w:eastAsia="Arial" w:cs="Arial"/>
+                <w:color w:val="000000"/>
+                <w:sz w:val="22"/>
               </w:rPr>
               <w:t>Tap the cloud upload action while connected. Capture the queued, running or result status. State clearly if the demonstration endpoint was used.</w:t>
             </w:r>
@@ -3500,13 +3291,14 @@
           </w:tcPr>
           <w:p>
             <w:pPr>
-              <w:spacing w:after="200"/>
+              <w:spacing w:after="200" w:line="360" w:lineRule="auto"/>
               <w:jc w:val="center"/>
             </w:pPr>
             <w:r>
               <w:rPr>
+                <w:rFonts w:ascii="Arial" w:hAnsi="Arial" w:eastAsia="Arial" w:cs="Arial"/>
                 <w:b/>
-                <w:color w:val="17365D"/>
+                <w:color w:val="000000"/>
                 <w:sz w:val="28"/>
               </w:rPr>
               <w:t>SCREENSHOT 14 NEEDED</w:t>
@@ -3514,27 +3306,29 @@
           </w:p>
           <w:p>
             <w:pPr>
-              <w:spacing w:after="160"/>
+              <w:spacing w:after="160" w:line="360" w:lineRule="auto"/>
               <w:jc w:val="center"/>
             </w:pPr>
             <w:r>
               <w:rPr>
+                <w:rFonts w:ascii="Arial" w:hAnsi="Arial" w:eastAsia="Arial" w:cs="Arial"/>
                 <w:b/>
-                <w:color w:val="4472C4"/>
-                <w:sz w:val="18"/>
+                <w:color w:val="000000"/>
+                <w:sz w:val="22"/>
               </w:rPr>
               <w:t>Feature F</w:t>
             </w:r>
           </w:p>
           <w:p>
             <w:pPr>
-              <w:spacing w:after="200"/>
+              <w:spacing w:after="200" w:line="360" w:lineRule="auto"/>
               <w:jc w:val="center"/>
             </w:pPr>
             <w:r>
               <w:rPr>
+                <w:rFonts w:ascii="Arial" w:hAnsi="Arial" w:eastAsia="Arial" w:cs="Arial"/>
                 <w:b/>
-                <w:color w:val="17365D"/>
+                <w:color w:val="000000"/>
                 <w:sz w:val="24"/>
               </w:rPr>
               <w:t>Shareable schedule</w:t>
@@ -3542,13 +3336,14 @@
           </w:p>
           <w:p>
             <w:pPr>
-              <w:spacing w:after="0"/>
+              <w:spacing w:after="0" w:line="360" w:lineRule="auto"/>
               <w:jc w:val="left"/>
             </w:pPr>
             <w:r>
               <w:rPr>
-                <w:color w:val="4A4A4A"/>
-                <w:sz w:val="18"/>
+                <w:rFonts w:ascii="Arial" w:hAnsi="Arial" w:eastAsia="Arial" w:cs="Arial"/>
+                <w:color w:val="000000"/>
+                <w:sz w:val="22"/>
               </w:rPr>
               <w:t>Tap the share action on an event and capture Android's share chooser with the generated schedule preview.</w:t>
             </w:r>
@@ -3558,24 +3353,33 @@
     </w:tbl>
     <w:p>
       <w:pPr>
-        <w:spacing w:after="0"/>
-      </w:pPr>
-    </w:p>
-    <w:p>
-      <w:r>
+        <w:spacing w:after="0" w:line="360" w:lineRule="auto"/>
+      </w:pPr>
+    </w:p>
+    <w:p>
+      <w:pPr>
+        <w:spacing w:line="360" w:lineRule="auto"/>
+      </w:pPr>
+      <w:r>
+        <w:rPr>
+          <w:rFonts w:ascii="Arial" w:hAnsi="Arial" w:eastAsia="Arial" w:cs="Arial"/>
+          <w:color w:val="000000"/>
+          <w:sz w:val="22"/>
+        </w:rPr>
         <w:br w:type="page"/>
       </w:r>
     </w:p>
     <w:p>
       <w:pPr>
         <w:pStyle w:val="Heading2"/>
-        <w:spacing w:before="160" w:after="100"/>
+        <w:spacing w:before="160" w:after="100" w:line="360" w:lineRule="auto"/>
         <w:keepNext w:val="1"/>
       </w:pPr>
       <w:r>
         <w:rPr>
+          <w:rFonts w:ascii="Arial" w:hAnsi="Arial" w:eastAsia="Arial" w:cs="Arial"/>
           <w:b/>
-          <w:color w:val="4472C4"/>
+          <w:color w:val="000000"/>
           <w:sz w:val="24"/>
         </w:rPr>
         <w:t>Verified hybrid-app screenshots</w:t>
@@ -3589,7 +3393,7 @@
         <w:tblLook w:firstColumn="1" w:firstRow="1" w:lastColumn="0" w:lastRow="0" w:noHBand="0" w:noVBand="1" w:val="04A0"/>
       </w:tblPr>
       <w:tblGrid>
-        <w:gridCol w:w="9866"/>
+        <w:gridCol w:w="9922"/>
       </w:tblGrid>
       <w:tr>
         <w:tc>
@@ -3597,12 +3401,12 @@
             <w:tcW w:type="dxa" w:w="9360"/>
             <w:shd w:fill="FFFFFF"/>
             <w:tcBorders>
-              <w:top w:val="single" w:sz="8" w:color="4472C4"/>
-              <w:left w:val="single" w:sz="8" w:color="4472C4"/>
-              <w:bottom w:val="single" w:sz="8" w:color="4472C4"/>
-              <w:right w:val="single" w:sz="8" w:color="4472C4"/>
-              <w:insideH w:val="single" w:sz="8" w:color="4472C4"/>
-              <w:insideV w:val="single" w:sz="8" w:color="4472C4"/>
+              <w:top w:val="single" w:sz="8" w:color="000000"/>
+              <w:left w:val="single" w:sz="8" w:color="000000"/>
+              <w:bottom w:val="single" w:sz="8" w:color="000000"/>
+              <w:right w:val="single" w:sz="8" w:color="000000"/>
+              <w:insideH w:val="single" w:sz="8" w:color="000000"/>
+              <w:insideV w:val="single" w:sz="8" w:color="000000"/>
             </w:tcBorders>
             <w:tcMar>
               <w:top w:w="120" w:type="dxa"/>
@@ -3614,22 +3418,30 @@
           </w:tcPr>
           <w:p>
             <w:pPr>
+              <w:spacing w:line="360" w:lineRule="auto"/>
               <w:jc w:val="center"/>
             </w:pPr>
             <w:r>
               <w:rPr>
+                <w:rFonts w:ascii="Arial" w:hAnsi="Arial" w:eastAsia="Arial" w:cs="Arial"/>
                 <w:b/>
-                <w:color w:val="17365D"/>
-                <w:sz w:val="18"/>
+                <w:color w:val="000000"/>
+                <w:sz w:val="24"/>
               </w:rPr>
-              <w:t>Feature G/H — Event list, typed date search and favourites</w:t>
+              <w:t>Feature G/H - Event list, typed date search and favourites</w:t>
             </w:r>
           </w:p>
           <w:p>
             <w:pPr>
+              <w:spacing w:line="360" w:lineRule="auto"/>
               <w:jc w:val="center"/>
             </w:pPr>
             <w:r>
+              <w:rPr>
+                <w:rFonts w:ascii="Arial" w:hAnsi="Arial" w:eastAsia="Arial" w:cs="Arial"/>
+                <w:color w:val="000000"/>
+                <w:sz w:val="22"/>
+              </w:rPr>
               <w:drawing>
                 <wp:inline xmlns:a="http://schemas.openxmlformats.org/drawingml/2006/main" xmlns:pic="http://schemas.openxmlformats.org/drawingml/2006/picture">
                   <wp:extent cx="4937760" cy="6623824"/>
@@ -3666,12 +3478,13 @@
           </w:p>
           <w:p>
             <w:pPr>
-              <w:spacing w:after="0"/>
+              <w:spacing w:after="0" w:line="360" w:lineRule="auto"/>
             </w:pPr>
             <w:r>
               <w:rPr>
-                <w:color w:val="4A4A4A"/>
-                <w:sz w:val="17"/>
+                <w:rFonts w:ascii="Arial" w:hAnsi="Arial" w:eastAsia="Arial" w:cs="Arial"/>
+                <w:color w:val="000000"/>
+                <w:sz w:val="22"/>
               </w:rPr>
               <w:t>The Flutter list shows API data, name search, a date-picker control, event type/status, session count and the persistent favourite action/filter.</w:t>
             </w:r>
@@ -3680,7 +3493,15 @@
       </w:tr>
     </w:tbl>
     <w:p>
-      <w:r>
+      <w:pPr>
+        <w:spacing w:line="360" w:lineRule="auto"/>
+      </w:pPr>
+      <w:r>
+        <w:rPr>
+          <w:rFonts w:ascii="Arial" w:hAnsi="Arial" w:eastAsia="Arial" w:cs="Arial"/>
+          <w:color w:val="000000"/>
+          <w:sz w:val="22"/>
+        </w:rPr>
         <w:br w:type="page"/>
       </w:r>
     </w:p>
@@ -3692,7 +3513,7 @@
         <w:tblLook w:firstColumn="1" w:firstRow="1" w:lastColumn="0" w:lastRow="0" w:noHBand="0" w:noVBand="1" w:val="04A0"/>
       </w:tblPr>
       <w:tblGrid>
-        <w:gridCol w:w="9866"/>
+        <w:gridCol w:w="9922"/>
       </w:tblGrid>
       <w:tr>
         <w:tc>
@@ -3700,12 +3521,12 @@
             <w:tcW w:type="dxa" w:w="9360"/>
             <w:shd w:fill="FFFFFF"/>
             <w:tcBorders>
-              <w:top w:val="single" w:sz="8" w:color="4472C4"/>
-              <w:left w:val="single" w:sz="8" w:color="4472C4"/>
-              <w:bottom w:val="single" w:sz="8" w:color="4472C4"/>
-              <w:right w:val="single" w:sz="8" w:color="4472C4"/>
-              <w:insideH w:val="single" w:sz="8" w:color="4472C4"/>
-              <w:insideV w:val="single" w:sz="8" w:color="4472C4"/>
+              <w:top w:val="single" w:sz="8" w:color="000000"/>
+              <w:left w:val="single" w:sz="8" w:color="000000"/>
+              <w:bottom w:val="single" w:sz="8" w:color="000000"/>
+              <w:right w:val="single" w:sz="8" w:color="000000"/>
+              <w:insideH w:val="single" w:sz="8" w:color="000000"/>
+              <w:insideV w:val="single" w:sz="8" w:color="000000"/>
             </w:tcBorders>
             <w:tcMar>
               <w:top w:w="120" w:type="dxa"/>
@@ -3717,22 +3538,30 @@
           </w:tcPr>
           <w:p>
             <w:pPr>
+              <w:spacing w:line="360" w:lineRule="auto"/>
               <w:jc w:val="center"/>
             </w:pPr>
             <w:r>
               <w:rPr>
+                <w:rFonts w:ascii="Arial" w:hAnsi="Arial" w:eastAsia="Arial" w:cs="Arial"/>
                 <w:b/>
-                <w:color w:val="17365D"/>
-                <w:sz w:val="18"/>
+                <w:color w:val="000000"/>
+                <w:sz w:val="24"/>
               </w:rPr>
-              <w:t>Feature G/H — Event details and session schedule</w:t>
+              <w:t>Feature G/H - Event details and session schedule</w:t>
             </w:r>
           </w:p>
           <w:p>
             <w:pPr>
+              <w:spacing w:line="360" w:lineRule="auto"/>
               <w:jc w:val="center"/>
             </w:pPr>
             <w:r>
+              <w:rPr>
+                <w:rFonts w:ascii="Arial" w:hAnsi="Arial" w:eastAsia="Arial" w:cs="Arial"/>
+                <w:color w:val="000000"/>
+                <w:sz w:val="22"/>
+              </w:rPr>
               <w:drawing>
                 <wp:inline xmlns:a="http://schemas.openxmlformats.org/drawingml/2006/main" xmlns:pic="http://schemas.openxmlformats.org/drawingml/2006/picture">
                   <wp:extent cx="4937760" cy="6623824"/>
@@ -3769,12 +3598,13 @@
           </w:p>
           <w:p>
             <w:pPr>
-              <w:spacing w:after="0"/>
+              <w:spacing w:after="0" w:line="360" w:lineRule="auto"/>
             </w:pPr>
             <w:r>
               <w:rPr>
-                <w:color w:val="4A4A4A"/>
-                <w:sz w:val="17"/>
+                <w:rFonts w:ascii="Arial" w:hAnsi="Arial" w:eastAsia="Arial" w:cs="Arial"/>
+                <w:color w:val="000000"/>
+                <w:sz w:val="22"/>
               </w:rPr>
               <w:t>The selected event displays full details and its nested schedule. The service's ISO date and numeric session time are formatted for the user.</w:t>
             </w:r>
@@ -3783,35 +3613,46 @@
       </w:tr>
     </w:tbl>
     <w:p>
-      <w:r>
+      <w:pPr>
+        <w:spacing w:line="360" w:lineRule="auto"/>
+      </w:pPr>
+      <w:r>
+        <w:rPr>
+          <w:rFonts w:ascii="Arial" w:hAnsi="Arial" w:eastAsia="Arial" w:cs="Arial"/>
+          <w:color w:val="000000"/>
+          <w:sz w:val="22"/>
+        </w:rPr>
         <w:br w:type="page"/>
       </w:r>
     </w:p>
     <w:p>
       <w:pPr>
         <w:pStyle w:val="Heading1"/>
-        <w:spacing w:before="240" w:after="100"/>
+        <w:spacing w:before="240" w:after="100" w:line="360" w:lineRule="auto"/>
         <w:keepNext w:val="1"/>
         <w:pBdr>
-          <w:bottom w:val="single" w:sz="12" w:space="4" w:color="4472C4"/>
+          <w:bottom w:val="single" w:sz="6" w:space="4" w:color="000000"/>
         </w:pBdr>
       </w:pPr>
       <w:r>
         <w:rPr>
+          <w:rFonts w:ascii="Arial" w:hAnsi="Arial" w:eastAsia="Arial" w:cs="Arial"/>
           <w:b/>
-          <w:color w:val="17365D"/>
-          <w:sz w:val="32"/>
+          <w:color w:val="000000"/>
+          <w:sz w:val="28"/>
         </w:rPr>
         <w:t>Section 5 Code listing</w:t>
       </w:r>
     </w:p>
     <w:p>
       <w:pPr>
-        <w:spacing w:after="120" w:line="240" w:lineRule="auto"/>
-      </w:pPr>
-      <w:r>
-        <w:rPr>
-          <w:sz w:val="20"/>
+        <w:spacing w:after="120" w:line="360" w:lineRule="auto"/>
+      </w:pPr>
+      <w:r>
+        <w:rPr>
+          <w:rFonts w:ascii="Arial" w:hAnsi="Arial" w:eastAsia="Arial" w:cs="Arial"/>
+          <w:color w:val="000000"/>
+          <w:sz w:val="22"/>
         </w:rPr>
         <w:t>This section includes the project source and configuration written for the application. Generated build output, compiled classes and generated Room implementations are intentionally excluded.</w:t>
       </w:r>
@@ -3824,7 +3665,7 @@
         <w:tblLook w:firstColumn="1" w:firstRow="1" w:lastColumn="0" w:lastRow="0" w:noHBand="0" w:noVBand="1" w:val="04A0"/>
       </w:tblPr>
       <w:tblGrid>
-        <w:gridCol w:w="9866"/>
+        <w:gridCol w:w="9922"/>
       </w:tblGrid>
       <w:tr>
         <w:tc>
@@ -3832,12 +3673,12 @@
             <w:tcW w:type="dxa" w:w="9720"/>
             <w:shd w:fill="EEF4FB"/>
             <w:tcBorders>
-              <w:top w:val="single" w:sz="10" w:color="4472C4"/>
-              <w:left w:val="single" w:sz="10" w:color="4472C4"/>
-              <w:bottom w:val="single" w:sz="10" w:color="4472C4"/>
-              <w:right w:val="single" w:sz="10" w:color="4472C4"/>
-              <w:insideH w:val="single" w:sz="10" w:color="4472C4"/>
-              <w:insideV w:val="single" w:sz="10" w:color="4472C4"/>
+              <w:top w:val="single" w:sz="10" w:color="000000"/>
+              <w:left w:val="single" w:sz="10" w:color="000000"/>
+              <w:bottom w:val="single" w:sz="10" w:color="000000"/>
+              <w:right w:val="single" w:sz="10" w:color="000000"/>
+              <w:insideH w:val="single" w:sz="10" w:color="000000"/>
+              <w:insideV w:val="single" w:sz="10" w:color="000000"/>
             </w:tcBorders>
             <w:tcMar>
               <w:top w:w="160" w:type="dxa"/>
@@ -3848,25 +3689,27 @@
           </w:tcPr>
           <w:p>
             <w:pPr>
-              <w:spacing w:after="60"/>
+              <w:spacing w:after="60" w:line="360" w:lineRule="auto"/>
             </w:pPr>
             <w:r>
               <w:rPr>
+                <w:rFonts w:ascii="Arial" w:hAnsi="Arial" w:eastAsia="Arial" w:cs="Arial"/>
                 <w:b/>
-                <w:color w:val="17365D"/>
-                <w:sz w:val="21"/>
+                <w:color w:val="000000"/>
+                <w:sz w:val="24"/>
               </w:rPr>
               <w:t>Source listing note</w:t>
             </w:r>
           </w:p>
           <w:p>
             <w:pPr>
-              <w:spacing w:after="0"/>
+              <w:spacing w:after="0" w:line="360" w:lineRule="auto"/>
             </w:pPr>
             <w:r>
               <w:rPr>
-                <w:color w:val="4A4A4A"/>
-                <w:sz w:val="19"/>
+                <w:rFonts w:ascii="Arial" w:hAnsi="Arial" w:eastAsia="Arial" w:cs="Arial"/>
+                <w:color w:val="000000"/>
+                <w:sz w:val="22"/>
               </w:rPr>
               <w:t>Each file is labelled with its project relative path and language. Line numbers are added only for review and are not part of the source file.</w:t>
             </w:r>
@@ -3876,20 +3719,21 @@
     </w:tbl>
     <w:p>
       <w:pPr>
-        <w:spacing w:after="0"/>
+        <w:spacing w:after="0" w:line="360" w:lineRule="auto"/>
       </w:pPr>
     </w:p>
     <w:p>
       <w:pPr>
         <w:pStyle w:val="Heading2"/>
         <w:pageBreakBefore w:val="0"/>
-        <w:spacing w:before="160" w:after="100"/>
+        <w:spacing w:before="160" w:after="100" w:line="360" w:lineRule="auto"/>
         <w:keepNext w:val="1"/>
       </w:pPr>
       <w:r>
         <w:rPr>
+          <w:rFonts w:ascii="Arial" w:hAnsi="Arial" w:eastAsia="Arial" w:cs="Arial"/>
           <w:b/>
-          <w:color w:val="4472C4"/>
+          <w:color w:val="000000"/>
           <w:sz w:val="24"/>
         </w:rPr>
         <w:t>5.1 app/src/main/java/com/example/eventmanager/EventManagerApplication.kt</w:t>
@@ -3897,13 +3741,14 @@
     </w:p>
     <w:p>
       <w:pPr>
-        <w:spacing w:after="80"/>
-      </w:pPr>
-      <w:r>
-        <w:rPr>
+        <w:spacing w:after="80" w:line="360" w:lineRule="auto"/>
+      </w:pPr>
+      <w:r>
+        <w:rPr>
+          <w:rFonts w:ascii="Arial" w:hAnsi="Arial" w:eastAsia="Arial" w:cs="Arial"/>
           <w:i/>
-          <w:color w:val="4A4A4A"/>
-          <w:sz w:val="17"/>
+          <w:color w:val="000000"/>
+          <w:sz w:val="22"/>
         </w:rPr>
         <w:t>Language  Kotlin</w:t>
       </w:r>
@@ -3911,14 +3756,14 @@
     <w:p>
       <w:pPr>
         <w:keepLines w:val="0"/>
-        <w:spacing w:before="0" w:after="40" w:line="204" w:lineRule="auto"/>
+        <w:spacing w:before="0" w:after="40" w:line="360" w:lineRule="auto"/>
         <w:shd w:fill="F2F2F2"/>
       </w:pPr>
       <w:r>
         <w:rPr>
-          <w:rFonts w:ascii="Courier New" w:hAnsi="Courier New" w:eastAsia="Courier New"/>
-          <w:color w:val="1F1F1F"/>
-          <w:sz w:val="13"/>
+          <w:rFonts w:ascii="Arial" w:hAnsi="Arial" w:eastAsia="Arial" w:cs="Arial"/>
+          <w:color w:val="000000"/>
+          <w:sz w:val="22"/>
         </w:rPr>
         <w:t>0001  package com.example.eventmanager</w:t>
         <w:br/>
@@ -3945,13 +3790,14 @@
       <w:pPr>
         <w:pStyle w:val="Heading2"/>
         <w:pageBreakBefore/>
-        <w:spacing w:before="160" w:after="100"/>
+        <w:spacing w:before="160" w:after="100" w:line="360" w:lineRule="auto"/>
         <w:keepNext w:val="1"/>
       </w:pPr>
       <w:r>
         <w:rPr>
+          <w:rFonts w:ascii="Arial" w:hAnsi="Arial" w:eastAsia="Arial" w:cs="Arial"/>
           <w:b/>
-          <w:color w:val="4472C4"/>
+          <w:color w:val="000000"/>
           <w:sz w:val="24"/>
         </w:rPr>
         <w:t>5.2 app/src/main/java/com/example/eventmanager/MainActivity.kt</w:t>
@@ -3959,13 +3805,14 @@
     </w:p>
     <w:p>
       <w:pPr>
-        <w:spacing w:after="80"/>
-      </w:pPr>
-      <w:r>
-        <w:rPr>
+        <w:spacing w:after="80" w:line="360" w:lineRule="auto"/>
+      </w:pPr>
+      <w:r>
+        <w:rPr>
+          <w:rFonts w:ascii="Arial" w:hAnsi="Arial" w:eastAsia="Arial" w:cs="Arial"/>
           <w:i/>
-          <w:color w:val="4A4A4A"/>
-          <w:sz w:val="17"/>
+          <w:color w:val="000000"/>
+          <w:sz w:val="22"/>
         </w:rPr>
         <w:t>Language  Kotlin</w:t>
       </w:r>
@@ -3973,14 +3820,14 @@
     <w:p>
       <w:pPr>
         <w:keepLines w:val="0"/>
-        <w:spacing w:before="0" w:after="40" w:line="204" w:lineRule="auto"/>
+        <w:spacing w:before="0" w:after="40" w:line="360" w:lineRule="auto"/>
         <w:shd w:fill="F2F2F2"/>
       </w:pPr>
       <w:r>
         <w:rPr>
-          <w:rFonts w:ascii="Courier New" w:hAnsi="Courier New" w:eastAsia="Courier New"/>
-          <w:color w:val="1F1F1F"/>
-          <w:sz w:val="13"/>
+          <w:rFonts w:ascii="Arial" w:hAnsi="Arial" w:eastAsia="Arial" w:cs="Arial"/>
+          <w:color w:val="000000"/>
+          <w:sz w:val="22"/>
         </w:rPr>
         <w:t>0001  package com.example.eventmanager</w:t>
         <w:br/>
@@ -4041,13 +3888,14 @@
       <w:pPr>
         <w:pStyle w:val="Heading2"/>
         <w:pageBreakBefore/>
-        <w:spacing w:before="160" w:after="100"/>
+        <w:spacing w:before="160" w:after="100" w:line="360" w:lineRule="auto"/>
         <w:keepNext w:val="1"/>
       </w:pPr>
       <w:r>
         <w:rPr>
+          <w:rFonts w:ascii="Arial" w:hAnsi="Arial" w:eastAsia="Arial" w:cs="Arial"/>
           <w:b/>
-          <w:color w:val="4472C4"/>
+          <w:color w:val="000000"/>
           <w:sz w:val="24"/>
         </w:rPr>
         <w:t>5.3 app/src/main/java/com/example/eventmanager/data/DatabaseConverters.kt</w:t>
@@ -4055,13 +3903,14 @@
     </w:p>
     <w:p>
       <w:pPr>
-        <w:spacing w:after="80"/>
-      </w:pPr>
-      <w:r>
-        <w:rPr>
+        <w:spacing w:after="80" w:line="360" w:lineRule="auto"/>
+      </w:pPr>
+      <w:r>
+        <w:rPr>
+          <w:rFonts w:ascii="Arial" w:hAnsi="Arial" w:eastAsia="Arial" w:cs="Arial"/>
           <w:i/>
-          <w:color w:val="4A4A4A"/>
-          <w:sz w:val="17"/>
+          <w:color w:val="000000"/>
+          <w:sz w:val="22"/>
         </w:rPr>
         <w:t>Language  Kotlin</w:t>
       </w:r>
@@ -4069,14 +3918,14 @@
     <w:p>
       <w:pPr>
         <w:keepLines w:val="0"/>
-        <w:spacing w:before="0" w:after="40" w:line="204" w:lineRule="auto"/>
+        <w:spacing w:before="0" w:after="40" w:line="360" w:lineRule="auto"/>
         <w:shd w:fill="F2F2F2"/>
       </w:pPr>
       <w:r>
         <w:rPr>
-          <w:rFonts w:ascii="Courier New" w:hAnsi="Courier New" w:eastAsia="Courier New"/>
-          <w:color w:val="1F1F1F"/>
-          <w:sz w:val="13"/>
+          <w:rFonts w:ascii="Arial" w:hAnsi="Arial" w:eastAsia="Arial" w:cs="Arial"/>
+          <w:color w:val="000000"/>
+          <w:sz w:val="22"/>
         </w:rPr>
         <w:t>0001  package com.example.eventmanager.data</w:t>
         <w:br/>
@@ -4163,13 +4012,14 @@
       <w:pPr>
         <w:pStyle w:val="Heading2"/>
         <w:pageBreakBefore/>
-        <w:spacing w:before="160" w:after="100"/>
+        <w:spacing w:before="160" w:after="100" w:line="360" w:lineRule="auto"/>
         <w:keepNext w:val="1"/>
       </w:pPr>
       <w:r>
         <w:rPr>
+          <w:rFonts w:ascii="Arial" w:hAnsi="Arial" w:eastAsia="Arial" w:cs="Arial"/>
           <w:b/>
-          <w:color w:val="4472C4"/>
+          <w:color w:val="000000"/>
           <w:sz w:val="24"/>
         </w:rPr>
         <w:t>5.4 app/src/main/java/com/example/eventmanager/data/EventDao.kt</w:t>
@@ -4177,13 +4027,14 @@
     </w:p>
     <w:p>
       <w:pPr>
-        <w:spacing w:after="80"/>
-      </w:pPr>
-      <w:r>
-        <w:rPr>
+        <w:spacing w:after="80" w:line="360" w:lineRule="auto"/>
+      </w:pPr>
+      <w:r>
+        <w:rPr>
+          <w:rFonts w:ascii="Arial" w:hAnsi="Arial" w:eastAsia="Arial" w:cs="Arial"/>
           <w:i/>
-          <w:color w:val="4A4A4A"/>
-          <w:sz w:val="17"/>
+          <w:color w:val="000000"/>
+          <w:sz w:val="22"/>
         </w:rPr>
         <w:t>Language  Kotlin</w:t>
       </w:r>
@@ -4191,14 +4042,14 @@
     <w:p>
       <w:pPr>
         <w:keepLines w:val="0"/>
-        <w:spacing w:before="0" w:after="40" w:line="204" w:lineRule="auto"/>
+        <w:spacing w:before="0" w:after="40" w:line="360" w:lineRule="auto"/>
         <w:shd w:fill="F2F2F2"/>
       </w:pPr>
       <w:r>
         <w:rPr>
-          <w:rFonts w:ascii="Courier New" w:hAnsi="Courier New" w:eastAsia="Courier New"/>
-          <w:color w:val="1F1F1F"/>
-          <w:sz w:val="13"/>
+          <w:rFonts w:ascii="Arial" w:hAnsi="Arial" w:eastAsia="Arial" w:cs="Arial"/>
+          <w:color w:val="000000"/>
+          <w:sz w:val="22"/>
         </w:rPr>
         <w:t>0001  package com.example.eventmanager.data</w:t>
         <w:br/>
@@ -4307,13 +4158,14 @@
       <w:pPr>
         <w:pStyle w:val="Heading2"/>
         <w:pageBreakBefore/>
-        <w:spacing w:before="160" w:after="100"/>
+        <w:spacing w:before="160" w:after="100" w:line="360" w:lineRule="auto"/>
         <w:keepNext w:val="1"/>
       </w:pPr>
       <w:r>
         <w:rPr>
+          <w:rFonts w:ascii="Arial" w:hAnsi="Arial" w:eastAsia="Arial" w:cs="Arial"/>
           <w:b/>
-          <w:color w:val="4472C4"/>
+          <w:color w:val="000000"/>
           <w:sz w:val="24"/>
         </w:rPr>
         <w:t>5.5 app/src/main/java/com/example/eventmanager/data/EventEntity.kt</w:t>
@@ -4321,13 +4173,14 @@
     </w:p>
     <w:p>
       <w:pPr>
-        <w:spacing w:after="80"/>
-      </w:pPr>
-      <w:r>
-        <w:rPr>
+        <w:spacing w:after="80" w:line="360" w:lineRule="auto"/>
+      </w:pPr>
+      <w:r>
+        <w:rPr>
+          <w:rFonts w:ascii="Arial" w:hAnsi="Arial" w:eastAsia="Arial" w:cs="Arial"/>
           <w:i/>
-          <w:color w:val="4A4A4A"/>
-          <w:sz w:val="17"/>
+          <w:color w:val="000000"/>
+          <w:sz w:val="22"/>
         </w:rPr>
         <w:t>Language  Kotlin</w:t>
       </w:r>
@@ -4335,14 +4188,14 @@
     <w:p>
       <w:pPr>
         <w:keepLines w:val="0"/>
-        <w:spacing w:before="0" w:after="40" w:line="204" w:lineRule="auto"/>
+        <w:spacing w:before="0" w:after="40" w:line="360" w:lineRule="auto"/>
         <w:shd w:fill="F2F2F2"/>
       </w:pPr>
       <w:r>
         <w:rPr>
-          <w:rFonts w:ascii="Courier New" w:hAnsi="Courier New" w:eastAsia="Courier New"/>
-          <w:color w:val="1F1F1F"/>
-          <w:sz w:val="13"/>
+          <w:rFonts w:ascii="Arial" w:hAnsi="Arial" w:eastAsia="Arial" w:cs="Arial"/>
+          <w:color w:val="000000"/>
+          <w:sz w:val="22"/>
         </w:rPr>
         <w:t>0001  package com.example.eventmanager.data</w:t>
         <w:br/>
@@ -4403,13 +4256,14 @@
       <w:pPr>
         <w:pStyle w:val="Heading2"/>
         <w:pageBreakBefore/>
-        <w:spacing w:before="160" w:after="100"/>
+        <w:spacing w:before="160" w:after="100" w:line="360" w:lineRule="auto"/>
         <w:keepNext w:val="1"/>
       </w:pPr>
       <w:r>
         <w:rPr>
+          <w:rFonts w:ascii="Arial" w:hAnsi="Arial" w:eastAsia="Arial" w:cs="Arial"/>
           <w:b/>
-          <w:color w:val="4472C4"/>
+          <w:color w:val="000000"/>
           <w:sz w:val="24"/>
         </w:rPr>
         <w:t>5.6 app/src/main/java/com/example/eventmanager/data/EventManagerDatabase.kt</w:t>
@@ -4417,13 +4271,14 @@
     </w:p>
     <w:p>
       <w:pPr>
-        <w:spacing w:after="80"/>
-      </w:pPr>
-      <w:r>
-        <w:rPr>
+        <w:spacing w:after="80" w:line="360" w:lineRule="auto"/>
+      </w:pPr>
+      <w:r>
+        <w:rPr>
+          <w:rFonts w:ascii="Arial" w:hAnsi="Arial" w:eastAsia="Arial" w:cs="Arial"/>
           <w:i/>
-          <w:color w:val="4A4A4A"/>
-          <w:sz w:val="17"/>
+          <w:color w:val="000000"/>
+          <w:sz w:val="22"/>
         </w:rPr>
         <w:t>Language  Kotlin</w:t>
       </w:r>
@@ -4431,14 +4286,14 @@
     <w:p>
       <w:pPr>
         <w:keepLines w:val="0"/>
-        <w:spacing w:before="0" w:after="40" w:line="204" w:lineRule="auto"/>
+        <w:spacing w:before="0" w:after="40" w:line="360" w:lineRule="auto"/>
         <w:shd w:fill="F2F2F2"/>
       </w:pPr>
       <w:r>
         <w:rPr>
-          <w:rFonts w:ascii="Courier New" w:hAnsi="Courier New" w:eastAsia="Courier New"/>
-          <w:color w:val="1F1F1F"/>
-          <w:sz w:val="13"/>
+          <w:rFonts w:ascii="Arial" w:hAnsi="Arial" w:eastAsia="Arial" w:cs="Arial"/>
+          <w:color w:val="000000"/>
+          <w:sz w:val="22"/>
         </w:rPr>
         <w:t>0001  package com.example.eventmanager.data</w:t>
         <w:br/>
@@ -4657,13 +4512,14 @@
       <w:pPr>
         <w:pStyle w:val="Heading2"/>
         <w:pageBreakBefore/>
-        <w:spacing w:before="160" w:after="100"/>
+        <w:spacing w:before="160" w:after="100" w:line="360" w:lineRule="auto"/>
         <w:keepNext w:val="1"/>
       </w:pPr>
       <w:r>
         <w:rPr>
+          <w:rFonts w:ascii="Arial" w:hAnsi="Arial" w:eastAsia="Arial" w:cs="Arial"/>
           <w:b/>
-          <w:color w:val="4472C4"/>
+          <w:color w:val="000000"/>
           <w:sz w:val="24"/>
         </w:rPr>
         <w:t>5.7 app/src/main/java/com/example/eventmanager/data/EventRepository.kt</w:t>
@@ -4671,13 +4527,14 @@
     </w:p>
     <w:p>
       <w:pPr>
-        <w:spacing w:after="80"/>
-      </w:pPr>
-      <w:r>
-        <w:rPr>
+        <w:spacing w:after="80" w:line="360" w:lineRule="auto"/>
+      </w:pPr>
+      <w:r>
+        <w:rPr>
+          <w:rFonts w:ascii="Arial" w:hAnsi="Arial" w:eastAsia="Arial" w:cs="Arial"/>
           <w:i/>
-          <w:color w:val="4A4A4A"/>
-          <w:sz w:val="17"/>
+          <w:color w:val="000000"/>
+          <w:sz w:val="22"/>
         </w:rPr>
         <w:t>Language  Kotlin</w:t>
       </w:r>
@@ -4685,14 +4542,14 @@
     <w:p>
       <w:pPr>
         <w:keepLines w:val="0"/>
-        <w:spacing w:before="0" w:after="40" w:line="204" w:lineRule="auto"/>
+        <w:spacing w:before="0" w:after="40" w:line="360" w:lineRule="auto"/>
         <w:shd w:fill="F2F2F2"/>
       </w:pPr>
       <w:r>
         <w:rPr>
-          <w:rFonts w:ascii="Courier New" w:hAnsi="Courier New" w:eastAsia="Courier New"/>
-          <w:color w:val="1F1F1F"/>
-          <w:sz w:val="13"/>
+          <w:rFonts w:ascii="Arial" w:hAnsi="Arial" w:eastAsia="Arial" w:cs="Arial"/>
+          <w:color w:val="000000"/>
+          <w:sz w:val="22"/>
         </w:rPr>
         <w:t>0001  package com.example.eventmanager.data</w:t>
         <w:br/>
@@ -4833,13 +4690,14 @@
       <w:pPr>
         <w:pStyle w:val="Heading2"/>
         <w:pageBreakBefore/>
-        <w:spacing w:before="160" w:after="100"/>
+        <w:spacing w:before="160" w:after="100" w:line="360" w:lineRule="auto"/>
         <w:keepNext w:val="1"/>
       </w:pPr>
       <w:r>
         <w:rPr>
+          <w:rFonts w:ascii="Arial" w:hAnsi="Arial" w:eastAsia="Arial" w:cs="Arial"/>
           <w:b/>
-          <w:color w:val="4472C4"/>
+          <w:color w:val="000000"/>
           <w:sz w:val="24"/>
         </w:rPr>
         <w:t>5.8 app/src/main/java/com/example/eventmanager/data/EventWithSessionCount.kt</w:t>
@@ -4847,13 +4705,14 @@
     </w:p>
     <w:p>
       <w:pPr>
-        <w:spacing w:after="80"/>
-      </w:pPr>
-      <w:r>
-        <w:rPr>
+        <w:spacing w:after="80" w:line="360" w:lineRule="auto"/>
+      </w:pPr>
+      <w:r>
+        <w:rPr>
+          <w:rFonts w:ascii="Arial" w:hAnsi="Arial" w:eastAsia="Arial" w:cs="Arial"/>
           <w:i/>
-          <w:color w:val="4A4A4A"/>
-          <w:sz w:val="17"/>
+          <w:color w:val="000000"/>
+          <w:sz w:val="22"/>
         </w:rPr>
         <w:t>Language  Kotlin</w:t>
       </w:r>
@@ -4861,14 +4720,14 @@
     <w:p>
       <w:pPr>
         <w:keepLines w:val="0"/>
-        <w:spacing w:before="0" w:after="40" w:line="204" w:lineRule="auto"/>
+        <w:spacing w:before="0" w:after="40" w:line="360" w:lineRule="auto"/>
         <w:shd w:fill="F2F2F2"/>
       </w:pPr>
       <w:r>
         <w:rPr>
-          <w:rFonts w:ascii="Courier New" w:hAnsi="Courier New" w:eastAsia="Courier New"/>
-          <w:color w:val="1F1F1F"/>
-          <w:sz w:val="13"/>
+          <w:rFonts w:ascii="Arial" w:hAnsi="Arial" w:eastAsia="Arial" w:cs="Arial"/>
+          <w:color w:val="000000"/>
+          <w:sz w:val="22"/>
         </w:rPr>
         <w:t>0001  package com.example.eventmanager.data</w:t>
         <w:br/>
@@ -4891,13 +4750,14 @@
       <w:pPr>
         <w:pStyle w:val="Heading2"/>
         <w:pageBreakBefore/>
-        <w:spacing w:before="160" w:after="100"/>
+        <w:spacing w:before="160" w:after="100" w:line="360" w:lineRule="auto"/>
         <w:keepNext w:val="1"/>
       </w:pPr>
       <w:r>
         <w:rPr>
+          <w:rFonts w:ascii="Arial" w:hAnsi="Arial" w:eastAsia="Arial" w:cs="Arial"/>
           <w:b/>
-          <w:color w:val="4472C4"/>
+          <w:color w:val="000000"/>
           <w:sz w:val="24"/>
         </w:rPr>
         <w:t>5.9 app/src/main/java/com/example/eventmanager/data/SessionDao.kt</w:t>
@@ -4905,13 +4765,14 @@
     </w:p>
     <w:p>
       <w:pPr>
-        <w:spacing w:after="80"/>
-      </w:pPr>
-      <w:r>
-        <w:rPr>
+        <w:spacing w:after="80" w:line="360" w:lineRule="auto"/>
+      </w:pPr>
+      <w:r>
+        <w:rPr>
+          <w:rFonts w:ascii="Arial" w:hAnsi="Arial" w:eastAsia="Arial" w:cs="Arial"/>
           <w:i/>
-          <w:color w:val="4A4A4A"/>
-          <w:sz w:val="17"/>
+          <w:color w:val="000000"/>
+          <w:sz w:val="22"/>
         </w:rPr>
         <w:t>Language  Kotlin</w:t>
       </w:r>
@@ -4919,14 +4780,14 @@
     <w:p>
       <w:pPr>
         <w:keepLines w:val="0"/>
-        <w:spacing w:before="0" w:after="40" w:line="204" w:lineRule="auto"/>
+        <w:spacing w:before="0" w:after="40" w:line="360" w:lineRule="auto"/>
         <w:shd w:fill="F2F2F2"/>
       </w:pPr>
       <w:r>
         <w:rPr>
-          <w:rFonts w:ascii="Courier New" w:hAnsi="Courier New" w:eastAsia="Courier New"/>
-          <w:color w:val="1F1F1F"/>
-          <w:sz w:val="13"/>
+          <w:rFonts w:ascii="Arial" w:hAnsi="Arial" w:eastAsia="Arial" w:cs="Arial"/>
+          <w:color w:val="000000"/>
+          <w:sz w:val="22"/>
         </w:rPr>
         <w:t>0001  package com.example.eventmanager.data</w:t>
         <w:br/>
@@ -5005,13 +4866,14 @@
       <w:pPr>
         <w:pStyle w:val="Heading2"/>
         <w:pageBreakBefore/>
-        <w:spacing w:before="160" w:after="100"/>
+        <w:spacing w:before="160" w:after="100" w:line="360" w:lineRule="auto"/>
         <w:keepNext w:val="1"/>
       </w:pPr>
       <w:r>
         <w:rPr>
+          <w:rFonts w:ascii="Arial" w:hAnsi="Arial" w:eastAsia="Arial" w:cs="Arial"/>
           <w:b/>
-          <w:color w:val="4472C4"/>
+          <w:color w:val="000000"/>
           <w:sz w:val="24"/>
         </w:rPr>
         <w:t>5.10 app/src/main/java/com/example/eventmanager/data/SessionEntity.kt</w:t>
@@ -5019,13 +4881,14 @@
     </w:p>
     <w:p>
       <w:pPr>
-        <w:spacing w:after="80"/>
-      </w:pPr>
-      <w:r>
-        <w:rPr>
+        <w:spacing w:after="80" w:line="360" w:lineRule="auto"/>
+      </w:pPr>
+      <w:r>
+        <w:rPr>
+          <w:rFonts w:ascii="Arial" w:hAnsi="Arial" w:eastAsia="Arial" w:cs="Arial"/>
           <w:i/>
-          <w:color w:val="4A4A4A"/>
-          <w:sz w:val="17"/>
+          <w:color w:val="000000"/>
+          <w:sz w:val="22"/>
         </w:rPr>
         <w:t>Language  Kotlin</w:t>
       </w:r>
@@ -5033,14 +4896,14 @@
     <w:p>
       <w:pPr>
         <w:keepLines w:val="0"/>
-        <w:spacing w:before="0" w:after="40" w:line="204" w:lineRule="auto"/>
+        <w:spacing w:before="0" w:after="40" w:line="360" w:lineRule="auto"/>
         <w:shd w:fill="F2F2F2"/>
       </w:pPr>
       <w:r>
         <w:rPr>
-          <w:rFonts w:ascii="Courier New" w:hAnsi="Courier New" w:eastAsia="Courier New"/>
-          <w:color w:val="1F1F1F"/>
-          <w:sz w:val="13"/>
+          <w:rFonts w:ascii="Arial" w:hAnsi="Arial" w:eastAsia="Arial" w:cs="Arial"/>
+          <w:color w:val="000000"/>
+          <w:sz w:val="22"/>
         </w:rPr>
         <w:t>0001  package com.example.eventmanager.data</w:t>
         <w:br/>
@@ -5111,13 +4974,14 @@
       <w:pPr>
         <w:pStyle w:val="Heading2"/>
         <w:pageBreakBefore/>
-        <w:spacing w:before="160" w:after="100"/>
+        <w:spacing w:before="160" w:after="100" w:line="360" w:lineRule="auto"/>
         <w:keepNext w:val="1"/>
       </w:pPr>
       <w:r>
         <w:rPr>
+          <w:rFonts w:ascii="Arial" w:hAnsi="Arial" w:eastAsia="Arial" w:cs="Arial"/>
           <w:b/>
-          <w:color w:val="4472C4"/>
+          <w:color w:val="000000"/>
           <w:sz w:val="24"/>
         </w:rPr>
         <w:t>5.11 app/src/main/java/com/example/eventmanager/model/EventDateTime.kt</w:t>
@@ -5125,13 +4989,14 @@
     </w:p>
     <w:p>
       <w:pPr>
-        <w:spacing w:after="80"/>
-      </w:pPr>
-      <w:r>
-        <w:rPr>
+        <w:spacing w:after="80" w:line="360" w:lineRule="auto"/>
+      </w:pPr>
+      <w:r>
+        <w:rPr>
+          <w:rFonts w:ascii="Arial" w:hAnsi="Arial" w:eastAsia="Arial" w:cs="Arial"/>
           <w:i/>
-          <w:color w:val="4A4A4A"/>
-          <w:sz w:val="17"/>
+          <w:color w:val="000000"/>
+          <w:sz w:val="22"/>
         </w:rPr>
         <w:t>Language  Kotlin</w:t>
       </w:r>
@@ -5139,14 +5004,14 @@
     <w:p>
       <w:pPr>
         <w:keepLines w:val="0"/>
-        <w:spacing w:before="0" w:after="40" w:line="204" w:lineRule="auto"/>
+        <w:spacing w:before="0" w:after="40" w:line="360" w:lineRule="auto"/>
         <w:shd w:fill="F2F2F2"/>
       </w:pPr>
       <w:r>
         <w:rPr>
-          <w:rFonts w:ascii="Courier New" w:hAnsi="Courier New" w:eastAsia="Courier New"/>
-          <w:color w:val="1F1F1F"/>
-          <w:sz w:val="13"/>
+          <w:rFonts w:ascii="Arial" w:hAnsi="Arial" w:eastAsia="Arial" w:cs="Arial"/>
+          <w:color w:val="000000"/>
+          <w:sz w:val="22"/>
         </w:rPr>
         <w:t>0001  package com.example.eventmanager.model</w:t>
         <w:br/>
@@ -5203,13 +5068,14 @@
       <w:pPr>
         <w:pStyle w:val="Heading2"/>
         <w:pageBreakBefore/>
-        <w:spacing w:before="160" w:after="100"/>
+        <w:spacing w:before="160" w:after="100" w:line="360" w:lineRule="auto"/>
         <w:keepNext w:val="1"/>
       </w:pPr>
       <w:r>
         <w:rPr>
+          <w:rFonts w:ascii="Arial" w:hAnsi="Arial" w:eastAsia="Arial" w:cs="Arial"/>
           <w:b/>
-          <w:color w:val="4472C4"/>
+          <w:color w:val="000000"/>
           <w:sz w:val="24"/>
         </w:rPr>
         <w:t>5.12 app/src/main/java/com/example/eventmanager/model/EventOptions.kt</w:t>
@@ -5217,13 +5083,14 @@
     </w:p>
     <w:p>
       <w:pPr>
-        <w:spacing w:after="80"/>
-      </w:pPr>
-      <w:r>
-        <w:rPr>
+        <w:spacing w:after="80" w:line="360" w:lineRule="auto"/>
+      </w:pPr>
+      <w:r>
+        <w:rPr>
+          <w:rFonts w:ascii="Arial" w:hAnsi="Arial" w:eastAsia="Arial" w:cs="Arial"/>
           <w:i/>
-          <w:color w:val="4A4A4A"/>
-          <w:sz w:val="17"/>
+          <w:color w:val="000000"/>
+          <w:sz w:val="22"/>
         </w:rPr>
         <w:t>Language  Kotlin</w:t>
       </w:r>
@@ -5231,14 +5098,14 @@
     <w:p>
       <w:pPr>
         <w:keepLines w:val="0"/>
-        <w:spacing w:before="0" w:after="40" w:line="204" w:lineRule="auto"/>
+        <w:spacing w:before="0" w:after="40" w:line="360" w:lineRule="auto"/>
         <w:shd w:fill="F2F2F2"/>
       </w:pPr>
       <w:r>
         <w:rPr>
-          <w:rFonts w:ascii="Courier New" w:hAnsi="Courier New" w:eastAsia="Courier New"/>
-          <w:color w:val="1F1F1F"/>
-          <w:sz w:val="13"/>
+          <w:rFonts w:ascii="Arial" w:hAnsi="Arial" w:eastAsia="Arial" w:cs="Arial"/>
+          <w:color w:val="000000"/>
+          <w:sz w:val="22"/>
         </w:rPr>
         <w:t>0001  package com.example.eventmanager.model</w:t>
         <w:br/>
@@ -5293,13 +5160,14 @@
       <w:pPr>
         <w:pStyle w:val="Heading2"/>
         <w:pageBreakBefore/>
-        <w:spacing w:before="160" w:after="100"/>
+        <w:spacing w:before="160" w:after="100" w:line="360" w:lineRule="auto"/>
         <w:keepNext w:val="1"/>
       </w:pPr>
       <w:r>
         <w:rPr>
+          <w:rFonts w:ascii="Arial" w:hAnsi="Arial" w:eastAsia="Arial" w:cs="Arial"/>
           <w:b/>
-          <w:color w:val="4472C4"/>
+          <w:color w:val="000000"/>
           <w:sz w:val="24"/>
         </w:rPr>
         <w:t>5.13 app/src/main/java/com/example/eventmanager/model/Validation.kt</w:t>
@@ -5307,13 +5175,14 @@
     </w:p>
     <w:p>
       <w:pPr>
-        <w:spacing w:after="80"/>
-      </w:pPr>
-      <w:r>
-        <w:rPr>
+        <w:spacing w:after="80" w:line="360" w:lineRule="auto"/>
+      </w:pPr>
+      <w:r>
+        <w:rPr>
+          <w:rFonts w:ascii="Arial" w:hAnsi="Arial" w:eastAsia="Arial" w:cs="Arial"/>
           <w:i/>
-          <w:color w:val="4A4A4A"/>
-          <w:sz w:val="17"/>
+          <w:color w:val="000000"/>
+          <w:sz w:val="22"/>
         </w:rPr>
         <w:t>Language  Kotlin</w:t>
       </w:r>
@@ -5321,14 +5190,14 @@
     <w:p>
       <w:pPr>
         <w:keepLines w:val="0"/>
-        <w:spacing w:before="0" w:after="40" w:line="204" w:lineRule="auto"/>
+        <w:spacing w:before="0" w:after="40" w:line="360" w:lineRule="auto"/>
         <w:shd w:fill="F2F2F2"/>
       </w:pPr>
       <w:r>
         <w:rPr>
-          <w:rFonts w:ascii="Courier New" w:hAnsi="Courier New" w:eastAsia="Courier New"/>
-          <w:color w:val="1F1F1F"/>
-          <w:sz w:val="13"/>
+          <w:rFonts w:ascii="Arial" w:hAnsi="Arial" w:eastAsia="Arial" w:cs="Arial"/>
+          <w:color w:val="000000"/>
+          <w:sz w:val="22"/>
         </w:rPr>
         <w:t>0001  package com.example.eventmanager.model</w:t>
         <w:br/>
@@ -5411,13 +5280,14 @@
       <w:pPr>
         <w:pStyle w:val="Heading2"/>
         <w:pageBreakBefore/>
-        <w:spacing w:before="160" w:after="100"/>
+        <w:spacing w:before="160" w:after="100" w:line="360" w:lineRule="auto"/>
         <w:keepNext w:val="1"/>
       </w:pPr>
       <w:r>
         <w:rPr>
+          <w:rFonts w:ascii="Arial" w:hAnsi="Arial" w:eastAsia="Arial" w:cs="Arial"/>
           <w:b/>
-          <w:color w:val="4472C4"/>
+          <w:color w:val="000000"/>
           <w:sz w:val="24"/>
         </w:rPr>
         <w:t>5.14 app/src/main/java/com/example/eventmanager/sync/CloudUploadWorker.kt</w:t>
@@ -5425,13 +5295,14 @@
     </w:p>
     <w:p>
       <w:pPr>
-        <w:spacing w:after="80"/>
-      </w:pPr>
-      <w:r>
-        <w:rPr>
+        <w:spacing w:after="80" w:line="360" w:lineRule="auto"/>
+      </w:pPr>
+      <w:r>
+        <w:rPr>
+          <w:rFonts w:ascii="Arial" w:hAnsi="Arial" w:eastAsia="Arial" w:cs="Arial"/>
           <w:i/>
-          <w:color w:val="4A4A4A"/>
-          <w:sz w:val="17"/>
+          <w:color w:val="000000"/>
+          <w:sz w:val="22"/>
         </w:rPr>
         <w:t>Language  Kotlin</w:t>
       </w:r>
@@ -5439,14 +5310,14 @@
     <w:p>
       <w:pPr>
         <w:keepLines w:val="0"/>
-        <w:spacing w:before="0" w:after="40" w:line="204" w:lineRule="auto"/>
+        <w:spacing w:before="0" w:after="40" w:line="360" w:lineRule="auto"/>
         <w:shd w:fill="F2F2F2"/>
       </w:pPr>
       <w:r>
         <w:rPr>
-          <w:rFonts w:ascii="Courier New" w:hAnsi="Courier New" w:eastAsia="Courier New"/>
-          <w:color w:val="1F1F1F"/>
-          <w:sz w:val="13"/>
+          <w:rFonts w:ascii="Arial" w:hAnsi="Arial" w:eastAsia="Arial" w:cs="Arial"/>
+          <w:color w:val="000000"/>
+          <w:sz w:val="22"/>
         </w:rPr>
         <w:t>0001  package com.example.eventmanager.sync</w:t>
         <w:br/>
@@ -5685,13 +5556,14 @@
       <w:pPr>
         <w:pStyle w:val="Heading2"/>
         <w:pageBreakBefore/>
-        <w:spacing w:before="160" w:after="100"/>
+        <w:spacing w:before="160" w:after="100" w:line="360" w:lineRule="auto"/>
         <w:keepNext w:val="1"/>
       </w:pPr>
       <w:r>
         <w:rPr>
+          <w:rFonts w:ascii="Arial" w:hAnsi="Arial" w:eastAsia="Arial" w:cs="Arial"/>
           <w:b/>
-          <w:color w:val="4472C4"/>
+          <w:color w:val="000000"/>
           <w:sz w:val="24"/>
         </w:rPr>
         <w:t>5.15 app/src/main/java/com/example/eventmanager/ui/DateTimePickerFields.kt</w:t>
@@ -5699,13 +5571,14 @@
     </w:p>
     <w:p>
       <w:pPr>
-        <w:spacing w:after="80"/>
-      </w:pPr>
-      <w:r>
-        <w:rPr>
+        <w:spacing w:after="80" w:line="360" w:lineRule="auto"/>
+      </w:pPr>
+      <w:r>
+        <w:rPr>
+          <w:rFonts w:ascii="Arial" w:hAnsi="Arial" w:eastAsia="Arial" w:cs="Arial"/>
           <w:i/>
-          <w:color w:val="4A4A4A"/>
-          <w:sz w:val="17"/>
+          <w:color w:val="000000"/>
+          <w:sz w:val="22"/>
         </w:rPr>
         <w:t>Language  Kotlin</w:t>
       </w:r>
@@ -5713,14 +5586,14 @@
     <w:p>
       <w:pPr>
         <w:keepLines w:val="0"/>
-        <w:spacing w:before="0" w:after="40" w:line="204" w:lineRule="auto"/>
+        <w:spacing w:before="0" w:after="40" w:line="360" w:lineRule="auto"/>
         <w:shd w:fill="F2F2F2"/>
       </w:pPr>
       <w:r>
         <w:rPr>
-          <w:rFonts w:ascii="Courier New" w:hAnsi="Courier New" w:eastAsia="Courier New"/>
-          <w:color w:val="1F1F1F"/>
-          <w:sz w:val="13"/>
+          <w:rFonts w:ascii="Arial" w:hAnsi="Arial" w:eastAsia="Arial" w:cs="Arial"/>
+          <w:color w:val="000000"/>
+          <w:sz w:val="22"/>
         </w:rPr>
         <w:t>0001  package com.example.eventmanager.ui</w:t>
         <w:br/>
@@ -6061,13 +5934,14 @@
       <w:pPr>
         <w:pStyle w:val="Heading2"/>
         <w:pageBreakBefore/>
-        <w:spacing w:before="160" w:after="100"/>
+        <w:spacing w:before="160" w:after="100" w:line="360" w:lineRule="auto"/>
         <w:keepNext w:val="1"/>
       </w:pPr>
       <w:r>
         <w:rPr>
+          <w:rFonts w:ascii="Arial" w:hAnsi="Arial" w:eastAsia="Arial" w:cs="Arial"/>
           <w:b/>
-          <w:color w:val="4472C4"/>
+          <w:color w:val="000000"/>
           <w:sz w:val="24"/>
         </w:rPr>
         <w:t>5.16 app/src/main/java/com/example/eventmanager/ui/EventDetailScreen.kt</w:t>
@@ -6075,13 +5949,14 @@
     </w:p>
     <w:p>
       <w:pPr>
-        <w:spacing w:after="80"/>
-      </w:pPr>
-      <w:r>
-        <w:rPr>
+        <w:spacing w:after="80" w:line="360" w:lineRule="auto"/>
+      </w:pPr>
+      <w:r>
+        <w:rPr>
+          <w:rFonts w:ascii="Arial" w:hAnsi="Arial" w:eastAsia="Arial" w:cs="Arial"/>
           <w:i/>
-          <w:color w:val="4A4A4A"/>
-          <w:sz w:val="17"/>
+          <w:color w:val="000000"/>
+          <w:sz w:val="22"/>
         </w:rPr>
         <w:t>Language  Kotlin</w:t>
       </w:r>
@@ -6089,14 +5964,14 @@
     <w:p>
       <w:pPr>
         <w:keepLines w:val="0"/>
-        <w:spacing w:before="0" w:after="40" w:line="204" w:lineRule="auto"/>
+        <w:spacing w:before="0" w:after="40" w:line="360" w:lineRule="auto"/>
         <w:shd w:fill="F2F2F2"/>
       </w:pPr>
       <w:r>
         <w:rPr>
-          <w:rFonts w:ascii="Courier New" w:hAnsi="Courier New" w:eastAsia="Courier New"/>
-          <w:color w:val="1F1F1F"/>
-          <w:sz w:val="13"/>
+          <w:rFonts w:ascii="Arial" w:hAnsi="Arial" w:eastAsia="Arial" w:cs="Arial"/>
+          <w:color w:val="000000"/>
+          <w:sz w:val="22"/>
         </w:rPr>
         <w:t>0001  package com.example.eventmanager.ui</w:t>
         <w:br/>
@@ -6697,13 +6572,14 @@
       <w:pPr>
         <w:pStyle w:val="Heading2"/>
         <w:pageBreakBefore/>
-        <w:spacing w:before="160" w:after="100"/>
+        <w:spacing w:before="160" w:after="100" w:line="360" w:lineRule="auto"/>
         <w:keepNext w:val="1"/>
       </w:pPr>
       <w:r>
         <w:rPr>
+          <w:rFonts w:ascii="Arial" w:hAnsi="Arial" w:eastAsia="Arial" w:cs="Arial"/>
           <w:b/>
-          <w:color w:val="4472C4"/>
+          <w:color w:val="000000"/>
           <w:sz w:val="24"/>
         </w:rPr>
         <w:t>5.17 app/src/main/java/com/example/eventmanager/ui/EventFormScreen.kt</w:t>
@@ -6711,13 +6587,14 @@
     </w:p>
     <w:p>
       <w:pPr>
-        <w:spacing w:after="80"/>
-      </w:pPr>
-      <w:r>
-        <w:rPr>
+        <w:spacing w:after="80" w:line="360" w:lineRule="auto"/>
+      </w:pPr>
+      <w:r>
+        <w:rPr>
+          <w:rFonts w:ascii="Arial" w:hAnsi="Arial" w:eastAsia="Arial" w:cs="Arial"/>
           <w:i/>
-          <w:color w:val="4A4A4A"/>
-          <w:sz w:val="17"/>
+          <w:color w:val="000000"/>
+          <w:sz w:val="22"/>
         </w:rPr>
         <w:t>Language  Kotlin</w:t>
       </w:r>
@@ -6725,14 +6602,14 @@
     <w:p>
       <w:pPr>
         <w:keepLines w:val="0"/>
-        <w:spacing w:before="0" w:after="40" w:line="204" w:lineRule="auto"/>
+        <w:spacing w:before="0" w:after="40" w:line="360" w:lineRule="auto"/>
         <w:shd w:fill="F2F2F2"/>
       </w:pPr>
       <w:r>
         <w:rPr>
-          <w:rFonts w:ascii="Courier New" w:hAnsi="Courier New" w:eastAsia="Courier New"/>
-          <w:color w:val="1F1F1F"/>
-          <w:sz w:val="13"/>
+          <w:rFonts w:ascii="Arial" w:hAnsi="Arial" w:eastAsia="Arial" w:cs="Arial"/>
+          <w:color w:val="000000"/>
+          <w:sz w:val="22"/>
         </w:rPr>
         <w:t>0001  package com.example.eventmanager.ui</w:t>
         <w:br/>
@@ -7375,13 +7252,14 @@
       <w:pPr>
         <w:pStyle w:val="Heading2"/>
         <w:pageBreakBefore/>
-        <w:spacing w:before="160" w:after="100"/>
+        <w:spacing w:before="160" w:after="100" w:line="360" w:lineRule="auto"/>
         <w:keepNext w:val="1"/>
       </w:pPr>
       <w:r>
         <w:rPr>
+          <w:rFonts w:ascii="Arial" w:hAnsi="Arial" w:eastAsia="Arial" w:cs="Arial"/>
           <w:b/>
-          <w:color w:val="4472C4"/>
+          <w:color w:val="000000"/>
           <w:sz w:val="24"/>
         </w:rPr>
         <w:t>5.18 app/src/main/java/com/example/eventmanager/ui/EventListScreen.kt</w:t>
@@ -7389,13 +7267,14 @@
     </w:p>
     <w:p>
       <w:pPr>
-        <w:spacing w:after="80"/>
-      </w:pPr>
-      <w:r>
-        <w:rPr>
+        <w:spacing w:after="80" w:line="360" w:lineRule="auto"/>
+      </w:pPr>
+      <w:r>
+        <w:rPr>
+          <w:rFonts w:ascii="Arial" w:hAnsi="Arial" w:eastAsia="Arial" w:cs="Arial"/>
           <w:i/>
-          <w:color w:val="4A4A4A"/>
-          <w:sz w:val="17"/>
+          <w:color w:val="000000"/>
+          <w:sz w:val="22"/>
         </w:rPr>
         <w:t>Language  Kotlin</w:t>
       </w:r>
@@ -7403,14 +7282,14 @@
     <w:p>
       <w:pPr>
         <w:keepLines w:val="0"/>
-        <w:spacing w:before="0" w:after="40" w:line="204" w:lineRule="auto"/>
+        <w:spacing w:before="0" w:after="40" w:line="360" w:lineRule="auto"/>
         <w:shd w:fill="F2F2F2"/>
       </w:pPr>
       <w:r>
         <w:rPr>
-          <w:rFonts w:ascii="Courier New" w:hAnsi="Courier New" w:eastAsia="Courier New"/>
-          <w:color w:val="1F1F1F"/>
-          <w:sz w:val="13"/>
+          <w:rFonts w:ascii="Arial" w:hAnsi="Arial" w:eastAsia="Arial" w:cs="Arial"/>
+          <w:color w:val="000000"/>
+          <w:sz w:val="22"/>
         </w:rPr>
         <w:t>0001  package com.example.eventmanager.ui</w:t>
         <w:br/>
@@ -7895,13 +7774,14 @@
       <w:pPr>
         <w:pStyle w:val="Heading2"/>
         <w:pageBreakBefore/>
-        <w:spacing w:before="160" w:after="100"/>
+        <w:spacing w:before="160" w:after="100" w:line="360" w:lineRule="auto"/>
         <w:keepNext w:val="1"/>
       </w:pPr>
       <w:r>
         <w:rPr>
+          <w:rFonts w:ascii="Arial" w:hAnsi="Arial" w:eastAsia="Arial" w:cs="Arial"/>
           <w:b/>
-          <w:color w:val="4472C4"/>
+          <w:color w:val="000000"/>
           <w:sz w:val="24"/>
         </w:rPr>
         <w:t>5.19 app/src/main/java/com/example/eventmanager/ui/EventManagerApp.kt</w:t>
@@ -7909,13 +7789,14 @@
     </w:p>
     <w:p>
       <w:pPr>
-        <w:spacing w:after="80"/>
-      </w:pPr>
-      <w:r>
-        <w:rPr>
+        <w:spacing w:after="80" w:line="360" w:lineRule="auto"/>
+      </w:pPr>
+      <w:r>
+        <w:rPr>
+          <w:rFonts w:ascii="Arial" w:hAnsi="Arial" w:eastAsia="Arial" w:cs="Arial"/>
           <w:i/>
-          <w:color w:val="4A4A4A"/>
-          <w:sz w:val="17"/>
+          <w:color w:val="000000"/>
+          <w:sz w:val="22"/>
         </w:rPr>
         <w:t>Language  Kotlin</w:t>
       </w:r>
@@ -7923,14 +7804,14 @@
     <w:p>
       <w:pPr>
         <w:keepLines w:val="0"/>
-        <w:spacing w:before="0" w:after="40" w:line="204" w:lineRule="auto"/>
+        <w:spacing w:before="0" w:after="40" w:line="360" w:lineRule="auto"/>
         <w:shd w:fill="F2F2F2"/>
       </w:pPr>
       <w:r>
         <w:rPr>
-          <w:rFonts w:ascii="Courier New" w:hAnsi="Courier New" w:eastAsia="Courier New"/>
-          <w:color w:val="1F1F1F"/>
-          <w:sz w:val="13"/>
+          <w:rFonts w:ascii="Arial" w:hAnsi="Arial" w:eastAsia="Arial" w:cs="Arial"/>
+          <w:color w:val="000000"/>
+          <w:sz w:val="22"/>
         </w:rPr>
         <w:t>0001  package com.example.eventmanager.ui</w:t>
         <w:br/>
@@ -8093,13 +7974,14 @@
       <w:pPr>
         <w:pStyle w:val="Heading2"/>
         <w:pageBreakBefore/>
-        <w:spacing w:before="160" w:after="100"/>
+        <w:spacing w:before="160" w:after="100" w:line="360" w:lineRule="auto"/>
         <w:keepNext w:val="1"/>
       </w:pPr>
       <w:r>
         <w:rPr>
+          <w:rFonts w:ascii="Arial" w:hAnsi="Arial" w:eastAsia="Arial" w:cs="Arial"/>
           <w:b/>
-          <w:color w:val="4472C4"/>
+          <w:color w:val="000000"/>
           <w:sz w:val="24"/>
         </w:rPr>
         <w:t>5.20 app/src/main/java/com/example/eventmanager/ui/EventManagerViewModel.kt</w:t>
@@ -8107,13 +7989,14 @@
     </w:p>
     <w:p>
       <w:pPr>
-        <w:spacing w:after="80"/>
-      </w:pPr>
-      <w:r>
-        <w:rPr>
+        <w:spacing w:after="80" w:line="360" w:lineRule="auto"/>
+      </w:pPr>
+      <w:r>
+        <w:rPr>
+          <w:rFonts w:ascii="Arial" w:hAnsi="Arial" w:eastAsia="Arial" w:cs="Arial"/>
           <w:i/>
-          <w:color w:val="4A4A4A"/>
-          <w:sz w:val="17"/>
+          <w:color w:val="000000"/>
+          <w:sz w:val="22"/>
         </w:rPr>
         <w:t>Language  Kotlin</w:t>
       </w:r>
@@ -8121,14 +8004,14 @@
     <w:p>
       <w:pPr>
         <w:keepLines w:val="0"/>
-        <w:spacing w:before="0" w:after="40" w:line="204" w:lineRule="auto"/>
+        <w:spacing w:before="0" w:after="40" w:line="360" w:lineRule="auto"/>
         <w:shd w:fill="F2F2F2"/>
       </w:pPr>
       <w:r>
         <w:rPr>
-          <w:rFonts w:ascii="Courier New" w:hAnsi="Courier New" w:eastAsia="Courier New"/>
-          <w:color w:val="1F1F1F"/>
-          <w:sz w:val="13"/>
+          <w:rFonts w:ascii="Arial" w:hAnsi="Arial" w:eastAsia="Arial" w:cs="Arial"/>
+          <w:color w:val="000000"/>
+          <w:sz w:val="22"/>
         </w:rPr>
         <w:t>0001  package com.example.eventmanager.ui</w:t>
         <w:br/>
@@ -8509,13 +8392,14 @@
       <w:pPr>
         <w:pStyle w:val="Heading2"/>
         <w:pageBreakBefore/>
-        <w:spacing w:before="160" w:after="100"/>
+        <w:spacing w:before="160" w:after="100" w:line="360" w:lineRule="auto"/>
         <w:keepNext w:val="1"/>
       </w:pPr>
       <w:r>
         <w:rPr>
+          <w:rFonts w:ascii="Arial" w:hAnsi="Arial" w:eastAsia="Arial" w:cs="Arial"/>
           <w:b/>
-          <w:color w:val="4472C4"/>
+          <w:color w:val="000000"/>
           <w:sz w:val="24"/>
         </w:rPr>
         <w:t>5.21 app/src/main/java/com/example/eventmanager/ui/SessionFormScreen.kt</w:t>
@@ -8523,13 +8407,14 @@
     </w:p>
     <w:p>
       <w:pPr>
-        <w:spacing w:after="80"/>
-      </w:pPr>
-      <w:r>
-        <w:rPr>
+        <w:spacing w:after="80" w:line="360" w:lineRule="auto"/>
+      </w:pPr>
+      <w:r>
+        <w:rPr>
+          <w:rFonts w:ascii="Arial" w:hAnsi="Arial" w:eastAsia="Arial" w:cs="Arial"/>
           <w:i/>
-          <w:color w:val="4A4A4A"/>
-          <w:sz w:val="17"/>
+          <w:color w:val="000000"/>
+          <w:sz w:val="22"/>
         </w:rPr>
         <w:t>Language  Kotlin</w:t>
       </w:r>
@@ -8537,14 +8422,14 @@
     <w:p>
       <w:pPr>
         <w:keepLines w:val="0"/>
-        <w:spacing w:before="0" w:after="40" w:line="204" w:lineRule="auto"/>
+        <w:spacing w:before="0" w:after="40" w:line="360" w:lineRule="auto"/>
         <w:shd w:fill="F2F2F2"/>
       </w:pPr>
       <w:r>
         <w:rPr>
-          <w:rFonts w:ascii="Courier New" w:hAnsi="Courier New" w:eastAsia="Courier New"/>
-          <w:color w:val="1F1F1F"/>
-          <w:sz w:val="13"/>
+          <w:rFonts w:ascii="Arial" w:hAnsi="Arial" w:eastAsia="Arial" w:cs="Arial"/>
+          <w:color w:val="000000"/>
+          <w:sz w:val="22"/>
         </w:rPr>
         <w:t>0001  package com.example.eventmanager.ui</w:t>
         <w:br/>
@@ -8889,13 +8774,14 @@
       <w:pPr>
         <w:pStyle w:val="Heading2"/>
         <w:pageBreakBefore/>
-        <w:spacing w:before="160" w:after="100"/>
+        <w:spacing w:before="160" w:after="100" w:line="360" w:lineRule="auto"/>
         <w:keepNext w:val="1"/>
       </w:pPr>
       <w:r>
         <w:rPr>
+          <w:rFonts w:ascii="Arial" w:hAnsi="Arial" w:eastAsia="Arial" w:cs="Arial"/>
           <w:b/>
-          <w:color w:val="4472C4"/>
+          <w:color w:val="000000"/>
           <w:sz w:val="24"/>
         </w:rPr>
         <w:t>5.22 app/src/main/java/com/example/eventmanager/ui/theme/Theme.kt</w:t>
@@ -8903,13 +8789,14 @@
     </w:p>
     <w:p>
       <w:pPr>
-        <w:spacing w:after="80"/>
-      </w:pPr>
-      <w:r>
-        <w:rPr>
+        <w:spacing w:after="80" w:line="360" w:lineRule="auto"/>
+      </w:pPr>
+      <w:r>
+        <w:rPr>
+          <w:rFonts w:ascii="Arial" w:hAnsi="Arial" w:eastAsia="Arial" w:cs="Arial"/>
           <w:i/>
-          <w:color w:val="4A4A4A"/>
-          <w:sz w:val="17"/>
+          <w:color w:val="000000"/>
+          <w:sz w:val="22"/>
         </w:rPr>
         <w:t>Language  Kotlin</w:t>
       </w:r>
@@ -8917,14 +8804,14 @@
     <w:p>
       <w:pPr>
         <w:keepLines w:val="0"/>
-        <w:spacing w:before="0" w:after="40" w:line="204" w:lineRule="auto"/>
+        <w:spacing w:before="0" w:after="40" w:line="360" w:lineRule="auto"/>
         <w:shd w:fill="F2F2F2"/>
       </w:pPr>
       <w:r>
         <w:rPr>
-          <w:rFonts w:ascii="Courier New" w:hAnsi="Courier New" w:eastAsia="Courier New"/>
-          <w:color w:val="1F1F1F"/>
-          <w:sz w:val="13"/>
+          <w:rFonts w:ascii="Arial" w:hAnsi="Arial" w:eastAsia="Arial" w:cs="Arial"/>
+          <w:color w:val="000000"/>
+          <w:sz w:val="22"/>
         </w:rPr>
         <w:t>0001  package com.example.eventmanager.ui.theme</w:t>
         <w:br/>
@@ -9007,13 +8894,14 @@
       <w:pPr>
         <w:pStyle w:val="Heading2"/>
         <w:pageBreakBefore/>
-        <w:spacing w:before="160" w:after="100"/>
+        <w:spacing w:before="160" w:after="100" w:line="360" w:lineRule="auto"/>
         <w:keepNext w:val="1"/>
       </w:pPr>
       <w:r>
         <w:rPr>
+          <w:rFonts w:ascii="Arial" w:hAnsi="Arial" w:eastAsia="Arial" w:cs="Arial"/>
           <w:b/>
-          <w:color w:val="4472C4"/>
+          <w:color w:val="000000"/>
           <w:sz w:val="24"/>
         </w:rPr>
         <w:t>5.23 app/src/test/java/com/example/eventmanager/DatabaseConvertersTest.kt</w:t>
@@ -9021,13 +8909,14 @@
     </w:p>
     <w:p>
       <w:pPr>
-        <w:spacing w:after="80"/>
-      </w:pPr>
-      <w:r>
-        <w:rPr>
+        <w:spacing w:after="80" w:line="360" w:lineRule="auto"/>
+      </w:pPr>
+      <w:r>
+        <w:rPr>
+          <w:rFonts w:ascii="Arial" w:hAnsi="Arial" w:eastAsia="Arial" w:cs="Arial"/>
           <w:i/>
-          <w:color w:val="4A4A4A"/>
-          <w:sz w:val="17"/>
+          <w:color w:val="000000"/>
+          <w:sz w:val="22"/>
         </w:rPr>
         <w:t>Language  Kotlin</w:t>
       </w:r>
@@ -9035,14 +8924,14 @@
     <w:p>
       <w:pPr>
         <w:keepLines w:val="0"/>
-        <w:spacing w:before="0" w:after="40" w:line="204" w:lineRule="auto"/>
+        <w:spacing w:before="0" w:after="40" w:line="360" w:lineRule="auto"/>
         <w:shd w:fill="F2F2F2"/>
       </w:pPr>
       <w:r>
         <w:rPr>
-          <w:rFonts w:ascii="Courier New" w:hAnsi="Courier New" w:eastAsia="Courier New"/>
-          <w:color w:val="1F1F1F"/>
-          <w:sz w:val="13"/>
+          <w:rFonts w:ascii="Arial" w:hAnsi="Arial" w:eastAsia="Arial" w:cs="Arial"/>
+          <w:color w:val="000000"/>
+          <w:sz w:val="22"/>
         </w:rPr>
         <w:t>0001  package com.example.eventmanager</w:t>
         <w:br/>
@@ -9095,13 +8984,14 @@
       <w:pPr>
         <w:pStyle w:val="Heading2"/>
         <w:pageBreakBefore/>
-        <w:spacing w:before="160" w:after="100"/>
+        <w:spacing w:before="160" w:after="100" w:line="360" w:lineRule="auto"/>
         <w:keepNext w:val="1"/>
       </w:pPr>
       <w:r>
         <w:rPr>
+          <w:rFonts w:ascii="Arial" w:hAnsi="Arial" w:eastAsia="Arial" w:cs="Arial"/>
           <w:b/>
-          <w:color w:val="4472C4"/>
+          <w:color w:val="000000"/>
           <w:sz w:val="24"/>
         </w:rPr>
         <w:t>5.24 app/src/test/java/com/example/eventmanager/ValidationTest.kt</w:t>
@@ -9109,13 +8999,14 @@
     </w:p>
     <w:p>
       <w:pPr>
-        <w:spacing w:after="80"/>
-      </w:pPr>
-      <w:r>
-        <w:rPr>
+        <w:spacing w:after="80" w:line="360" w:lineRule="auto"/>
+      </w:pPr>
+      <w:r>
+        <w:rPr>
+          <w:rFonts w:ascii="Arial" w:hAnsi="Arial" w:eastAsia="Arial" w:cs="Arial"/>
           <w:i/>
-          <w:color w:val="4A4A4A"/>
-          <w:sz w:val="17"/>
+          <w:color w:val="000000"/>
+          <w:sz w:val="22"/>
         </w:rPr>
         <w:t>Language  Kotlin</w:t>
       </w:r>
@@ -9123,14 +9014,14 @@
     <w:p>
       <w:pPr>
         <w:keepLines w:val="0"/>
-        <w:spacing w:before="0" w:after="40" w:line="204" w:lineRule="auto"/>
+        <w:spacing w:before="0" w:after="40" w:line="360" w:lineRule="auto"/>
         <w:shd w:fill="F2F2F2"/>
       </w:pPr>
       <w:r>
         <w:rPr>
-          <w:rFonts w:ascii="Courier New" w:hAnsi="Courier New" w:eastAsia="Courier New"/>
-          <w:color w:val="1F1F1F"/>
-          <w:sz w:val="13"/>
+          <w:rFonts w:ascii="Arial" w:hAnsi="Arial" w:eastAsia="Arial" w:cs="Arial"/>
+          <w:color w:val="000000"/>
+          <w:sz w:val="22"/>
         </w:rPr>
         <w:t>0001  package com.example.eventmanager</w:t>
         <w:br/>
@@ -9239,13 +9130,14 @@
       <w:pPr>
         <w:pStyle w:val="Heading2"/>
         <w:pageBreakBefore/>
-        <w:spacing w:before="160" w:after="100"/>
+        <w:spacing w:before="160" w:after="100" w:line="360" w:lineRule="auto"/>
         <w:keepNext w:val="1"/>
       </w:pPr>
       <w:r>
         <w:rPr>
+          <w:rFonts w:ascii="Arial" w:hAnsi="Arial" w:eastAsia="Arial" w:cs="Arial"/>
           <w:b/>
-          <w:color w:val="4472C4"/>
+          <w:color w:val="000000"/>
           <w:sz w:val="24"/>
         </w:rPr>
         <w:t>5.25 bmiapp/src/main/java/com/htunkhainglinn/bmicalculator/BmiActivity.java</w:t>
@@ -9253,13 +9145,14 @@
     </w:p>
     <w:p>
       <w:pPr>
-        <w:spacing w:after="80"/>
-      </w:pPr>
-      <w:r>
-        <w:rPr>
+        <w:spacing w:after="80" w:line="360" w:lineRule="auto"/>
+      </w:pPr>
+      <w:r>
+        <w:rPr>
+          <w:rFonts w:ascii="Arial" w:hAnsi="Arial" w:eastAsia="Arial" w:cs="Arial"/>
           <w:i/>
-          <w:color w:val="4A4A4A"/>
-          <w:sz w:val="17"/>
+          <w:color w:val="000000"/>
+          <w:sz w:val="22"/>
         </w:rPr>
         <w:t>Language  Java</w:t>
       </w:r>
@@ -9267,14 +9160,14 @@
     <w:p>
       <w:pPr>
         <w:keepLines w:val="0"/>
-        <w:spacing w:before="0" w:after="40" w:line="204" w:lineRule="auto"/>
+        <w:spacing w:before="0" w:after="40" w:line="360" w:lineRule="auto"/>
         <w:shd w:fill="F2F2F2"/>
       </w:pPr>
       <w:r>
         <w:rPr>
-          <w:rFonts w:ascii="Courier New" w:hAnsi="Courier New" w:eastAsia="Courier New"/>
-          <w:color w:val="1F1F1F"/>
-          <w:sz w:val="13"/>
+          <w:rFonts w:ascii="Arial" w:hAnsi="Arial" w:eastAsia="Arial" w:cs="Arial"/>
+          <w:color w:val="000000"/>
+          <w:sz w:val="22"/>
         </w:rPr>
         <w:t>0001  package com.htunkhainglinn.bmicalculator;</w:t>
         <w:br/>
@@ -9555,13 +9448,14 @@
       <w:pPr>
         <w:pStyle w:val="Heading2"/>
         <w:pageBreakBefore/>
-        <w:spacing w:before="160" w:after="100"/>
+        <w:spacing w:before="160" w:after="100" w:line="360" w:lineRule="auto"/>
         <w:keepNext w:val="1"/>
       </w:pPr>
       <w:r>
         <w:rPr>
+          <w:rFonts w:ascii="Arial" w:hAnsi="Arial" w:eastAsia="Arial" w:cs="Arial"/>
           <w:b/>
-          <w:color w:val="4472C4"/>
+          <w:color w:val="000000"/>
           <w:sz w:val="24"/>
         </w:rPr>
         <w:t>5.26 bmiapp/src/main/java/com/htunkhainglinn/bmicalculator/BmiCalculator.java</w:t>
@@ -9569,13 +9463,14 @@
     </w:p>
     <w:p>
       <w:pPr>
-        <w:spacing w:after="80"/>
-      </w:pPr>
-      <w:r>
-        <w:rPr>
+        <w:spacing w:after="80" w:line="360" w:lineRule="auto"/>
+      </w:pPr>
+      <w:r>
+        <w:rPr>
+          <w:rFonts w:ascii="Arial" w:hAnsi="Arial" w:eastAsia="Arial" w:cs="Arial"/>
           <w:i/>
-          <w:color w:val="4A4A4A"/>
-          <w:sz w:val="17"/>
+          <w:color w:val="000000"/>
+          <w:sz w:val="22"/>
         </w:rPr>
         <w:t>Language  Java</w:t>
       </w:r>
@@ -9583,14 +9478,14 @@
     <w:p>
       <w:pPr>
         <w:keepLines w:val="0"/>
-        <w:spacing w:before="0" w:after="40" w:line="204" w:lineRule="auto"/>
+        <w:spacing w:before="0" w:after="40" w:line="360" w:lineRule="auto"/>
         <w:shd w:fill="F2F2F2"/>
       </w:pPr>
       <w:r>
         <w:rPr>
-          <w:rFonts w:ascii="Courier New" w:hAnsi="Courier New" w:eastAsia="Courier New"/>
-          <w:color w:val="1F1F1F"/>
-          <w:sz w:val="13"/>
+          <w:rFonts w:ascii="Arial" w:hAnsi="Arial" w:eastAsia="Arial" w:cs="Arial"/>
+          <w:color w:val="000000"/>
+          <w:sz w:val="22"/>
         </w:rPr>
         <w:t>0001  package com.htunkhainglinn.bmicalculator;</w:t>
         <w:br/>
@@ -9773,13 +9668,14 @@
       <w:pPr>
         <w:pStyle w:val="Heading2"/>
         <w:pageBreakBefore/>
-        <w:spacing w:before="160" w:after="100"/>
+        <w:spacing w:before="160" w:after="100" w:line="360" w:lineRule="auto"/>
         <w:keepNext w:val="1"/>
       </w:pPr>
       <w:r>
         <w:rPr>
+          <w:rFonts w:ascii="Arial" w:hAnsi="Arial" w:eastAsia="Arial" w:cs="Arial"/>
           <w:b/>
-          <w:color w:val="4472C4"/>
+          <w:color w:val="000000"/>
           <w:sz w:val="24"/>
         </w:rPr>
         <w:t>5.27 bmiapp/src/test/java/com/htunkhainglinn/bmicalculator/BmiCalculatorTest.java</w:t>
@@ -9787,13 +9683,14 @@
     </w:p>
     <w:p>
       <w:pPr>
-        <w:spacing w:after="80"/>
-      </w:pPr>
-      <w:r>
-        <w:rPr>
+        <w:spacing w:after="80" w:line="360" w:lineRule="auto"/>
+      </w:pPr>
+      <w:r>
+        <w:rPr>
+          <w:rFonts w:ascii="Arial" w:hAnsi="Arial" w:eastAsia="Arial" w:cs="Arial"/>
           <w:i/>
-          <w:color w:val="4A4A4A"/>
-          <w:sz w:val="17"/>
+          <w:color w:val="000000"/>
+          <w:sz w:val="22"/>
         </w:rPr>
         <w:t>Language  Java</w:t>
       </w:r>
@@ -9801,14 +9698,14 @@
     <w:p>
       <w:pPr>
         <w:keepLines w:val="0"/>
-        <w:spacing w:before="0" w:after="40" w:line="204" w:lineRule="auto"/>
+        <w:spacing w:before="0" w:after="40" w:line="360" w:lineRule="auto"/>
         <w:shd w:fill="F2F2F2"/>
       </w:pPr>
       <w:r>
         <w:rPr>
-          <w:rFonts w:ascii="Courier New" w:hAnsi="Courier New" w:eastAsia="Courier New"/>
-          <w:color w:val="1F1F1F"/>
-          <w:sz w:val="13"/>
+          <w:rFonts w:ascii="Arial" w:hAnsi="Arial" w:eastAsia="Arial" w:cs="Arial"/>
+          <w:color w:val="000000"/>
+          <w:sz w:val="22"/>
         </w:rPr>
         <w:t>0001  package com.htunkhainglinn.bmicalculator;</w:t>
         <w:br/>
@@ -9943,13 +9840,14 @@
       <w:pPr>
         <w:pStyle w:val="Heading2"/>
         <w:pageBreakBefore/>
-        <w:spacing w:before="160" w:after="100"/>
+        <w:spacing w:before="160" w:after="100" w:line="360" w:lineRule="auto"/>
         <w:keepNext w:val="1"/>
       </w:pPr>
       <w:r>
         <w:rPr>
+          <w:rFonts w:ascii="Arial" w:hAnsi="Arial" w:eastAsia="Arial" w:cs="Arial"/>
           <w:b/>
-          <w:color w:val="4472C4"/>
+          <w:color w:val="000000"/>
           <w:sz w:val="24"/>
         </w:rPr>
         <w:t>5.28 attendee_app/lib/event_api.dart</w:t>
@@ -9957,13 +9855,14 @@
     </w:p>
     <w:p>
       <w:pPr>
-        <w:spacing w:after="80"/>
-      </w:pPr>
-      <w:r>
-        <w:rPr>
+        <w:spacing w:after="80" w:line="360" w:lineRule="auto"/>
+      </w:pPr>
+      <w:r>
+        <w:rPr>
+          <w:rFonts w:ascii="Arial" w:hAnsi="Arial" w:eastAsia="Arial" w:cs="Arial"/>
           <w:i/>
-          <w:color w:val="4A4A4A"/>
-          <w:sz w:val="17"/>
+          <w:color w:val="000000"/>
+          <w:sz w:val="22"/>
         </w:rPr>
         <w:t>Language  Dart</w:t>
       </w:r>
@@ -9971,14 +9870,14 @@
     <w:p>
       <w:pPr>
         <w:keepLines w:val="0"/>
-        <w:spacing w:before="0" w:after="40" w:line="204" w:lineRule="auto"/>
+        <w:spacing w:before="0" w:after="40" w:line="360" w:lineRule="auto"/>
         <w:shd w:fill="F2F2F2"/>
       </w:pPr>
       <w:r>
         <w:rPr>
-          <w:rFonts w:ascii="Courier New" w:hAnsi="Courier New" w:eastAsia="Courier New"/>
-          <w:color w:val="1F1F1F"/>
-          <w:sz w:val="13"/>
+          <w:rFonts w:ascii="Arial" w:hAnsi="Arial" w:eastAsia="Arial" w:cs="Arial"/>
+          <w:color w:val="000000"/>
+          <w:sz w:val="22"/>
         </w:rPr>
         <w:t>0001  import 'dart:convert';</w:t>
         <w:br/>
@@ -10121,13 +10020,14 @@
       <w:pPr>
         <w:pStyle w:val="Heading2"/>
         <w:pageBreakBefore/>
-        <w:spacing w:before="160" w:after="100"/>
+        <w:spacing w:before="160" w:after="100" w:line="360" w:lineRule="auto"/>
         <w:keepNext w:val="1"/>
       </w:pPr>
       <w:r>
         <w:rPr>
+          <w:rFonts w:ascii="Arial" w:hAnsi="Arial" w:eastAsia="Arial" w:cs="Arial"/>
           <w:b/>
-          <w:color w:val="4472C4"/>
+          <w:color w:val="000000"/>
           <w:sz w:val="24"/>
         </w:rPr>
         <w:t>5.29 attendee_app/lib/favourites.dart</w:t>
@@ -10135,13 +10035,14 @@
     </w:p>
     <w:p>
       <w:pPr>
-        <w:spacing w:after="80"/>
-      </w:pPr>
-      <w:r>
-        <w:rPr>
+        <w:spacing w:after="80" w:line="360" w:lineRule="auto"/>
+      </w:pPr>
+      <w:r>
+        <w:rPr>
+          <w:rFonts w:ascii="Arial" w:hAnsi="Arial" w:eastAsia="Arial" w:cs="Arial"/>
           <w:i/>
-          <w:color w:val="4A4A4A"/>
-          <w:sz w:val="17"/>
+          <w:color w:val="000000"/>
+          <w:sz w:val="22"/>
         </w:rPr>
         <w:t>Language  Dart</w:t>
       </w:r>
@@ -10149,14 +10050,14 @@
     <w:p>
       <w:pPr>
         <w:keepLines w:val="0"/>
-        <w:spacing w:before="0" w:after="40" w:line="204" w:lineRule="auto"/>
+        <w:spacing w:before="0" w:after="40" w:line="360" w:lineRule="auto"/>
         <w:shd w:fill="F2F2F2"/>
       </w:pPr>
       <w:r>
         <w:rPr>
-          <w:rFonts w:ascii="Courier New" w:hAnsi="Courier New" w:eastAsia="Courier New"/>
-          <w:color w:val="1F1F1F"/>
-          <w:sz w:val="13"/>
+          <w:rFonts w:ascii="Arial" w:hAnsi="Arial" w:eastAsia="Arial" w:cs="Arial"/>
+          <w:color w:val="000000"/>
+          <w:sz w:val="22"/>
         </w:rPr>
         <w:t>0001  import 'package:shared_preferences/shared_preferences.dart';</w:t>
         <w:br/>
@@ -10211,13 +10112,14 @@
       <w:pPr>
         <w:pStyle w:val="Heading2"/>
         <w:pageBreakBefore/>
-        <w:spacing w:before="160" w:after="100"/>
+        <w:spacing w:before="160" w:after="100" w:line="360" w:lineRule="auto"/>
         <w:keepNext w:val="1"/>
       </w:pPr>
       <w:r>
         <w:rPr>
+          <w:rFonts w:ascii="Arial" w:hAnsi="Arial" w:eastAsia="Arial" w:cs="Arial"/>
           <w:b/>
-          <w:color w:val="4472C4"/>
+          <w:color w:val="000000"/>
           <w:sz w:val="24"/>
         </w:rPr>
         <w:t>5.30 attendee_app/lib/main.dart</w:t>
@@ -10225,13 +10127,14 @@
     </w:p>
     <w:p>
       <w:pPr>
-        <w:spacing w:after="80"/>
-      </w:pPr>
-      <w:r>
-        <w:rPr>
+        <w:spacing w:after="80" w:line="360" w:lineRule="auto"/>
+      </w:pPr>
+      <w:r>
+        <w:rPr>
+          <w:rFonts w:ascii="Arial" w:hAnsi="Arial" w:eastAsia="Arial" w:cs="Arial"/>
           <w:i/>
-          <w:color w:val="4A4A4A"/>
-          <w:sz w:val="17"/>
+          <w:color w:val="000000"/>
+          <w:sz w:val="22"/>
         </w:rPr>
         <w:t>Language  Dart</w:t>
       </w:r>
@@ -10239,14 +10142,14 @@
     <w:p>
       <w:pPr>
         <w:keepLines w:val="0"/>
-        <w:spacing w:before="0" w:after="40" w:line="204" w:lineRule="auto"/>
+        <w:spacing w:before="0" w:after="40" w:line="360" w:lineRule="auto"/>
         <w:shd w:fill="F2F2F2"/>
       </w:pPr>
       <w:r>
         <w:rPr>
-          <w:rFonts w:ascii="Courier New" w:hAnsi="Courier New" w:eastAsia="Courier New"/>
-          <w:color w:val="1F1F1F"/>
-          <w:sz w:val="13"/>
+          <w:rFonts w:ascii="Arial" w:hAnsi="Arial" w:eastAsia="Arial" w:cs="Arial"/>
+          <w:color w:val="000000"/>
+          <w:sz w:val="22"/>
         </w:rPr>
         <w:t>0001  import 'package:flutter/material.dart';</w:t>
         <w:br/>
@@ -11275,13 +11178,14 @@
       <w:pPr>
         <w:pStyle w:val="Heading2"/>
         <w:pageBreakBefore/>
-        <w:spacing w:before="160" w:after="100"/>
+        <w:spacing w:before="160" w:after="100" w:line="360" w:lineRule="auto"/>
         <w:keepNext w:val="1"/>
       </w:pPr>
       <w:r>
         <w:rPr>
+          <w:rFonts w:ascii="Arial" w:hAnsi="Arial" w:eastAsia="Arial" w:cs="Arial"/>
           <w:b/>
-          <w:color w:val="4472C4"/>
+          <w:color w:val="000000"/>
           <w:sz w:val="24"/>
         </w:rPr>
         <w:t>5.31 attendee_app/lib/models.dart</w:t>
@@ -11289,13 +11193,14 @@
     </w:p>
     <w:p>
       <w:pPr>
-        <w:spacing w:after="80"/>
-      </w:pPr>
-      <w:r>
-        <w:rPr>
+        <w:spacing w:after="80" w:line="360" w:lineRule="auto"/>
+      </w:pPr>
+      <w:r>
+        <w:rPr>
+          <w:rFonts w:ascii="Arial" w:hAnsi="Arial" w:eastAsia="Arial" w:cs="Arial"/>
           <w:i/>
-          <w:color w:val="4A4A4A"/>
-          <w:sz w:val="17"/>
+          <w:color w:val="000000"/>
+          <w:sz w:val="22"/>
         </w:rPr>
         <w:t>Language  Dart</w:t>
       </w:r>
@@ -11303,14 +11208,14 @@
     <w:p>
       <w:pPr>
         <w:keepLines w:val="0"/>
-        <w:spacing w:before="0" w:after="40" w:line="204" w:lineRule="auto"/>
+        <w:spacing w:before="0" w:after="40" w:line="360" w:lineRule="auto"/>
         <w:shd w:fill="F2F2F2"/>
       </w:pPr>
       <w:r>
         <w:rPr>
-          <w:rFonts w:ascii="Courier New" w:hAnsi="Courier New" w:eastAsia="Courier New"/>
-          <w:color w:val="1F1F1F"/>
-          <w:sz w:val="13"/>
+          <w:rFonts w:ascii="Arial" w:hAnsi="Arial" w:eastAsia="Arial" w:cs="Arial"/>
+          <w:color w:val="000000"/>
+          <w:sz w:val="22"/>
         </w:rPr>
         <w:t>0001  class EventSession {</w:t>
         <w:br/>
@@ -11483,13 +11388,14 @@
       <w:pPr>
         <w:pStyle w:val="Heading2"/>
         <w:pageBreakBefore/>
-        <w:spacing w:before="160" w:after="100"/>
+        <w:spacing w:before="160" w:after="100" w:line="360" w:lineRule="auto"/>
         <w:keepNext w:val="1"/>
       </w:pPr>
       <w:r>
         <w:rPr>
+          <w:rFonts w:ascii="Arial" w:hAnsi="Arial" w:eastAsia="Arial" w:cs="Arial"/>
           <w:b/>
-          <w:color w:val="4472C4"/>
+          <w:color w:val="000000"/>
           <w:sz w:val="24"/>
         </w:rPr>
         <w:t>5.32 attendee_app/test/event_api_test.dart</w:t>
@@ -11497,13 +11403,14 @@
     </w:p>
     <w:p>
       <w:pPr>
-        <w:spacing w:after="80"/>
-      </w:pPr>
-      <w:r>
-        <w:rPr>
+        <w:spacing w:after="80" w:line="360" w:lineRule="auto"/>
+      </w:pPr>
+      <w:r>
+        <w:rPr>
+          <w:rFonts w:ascii="Arial" w:hAnsi="Arial" w:eastAsia="Arial" w:cs="Arial"/>
           <w:i/>
-          <w:color w:val="4A4A4A"/>
-          <w:sz w:val="17"/>
+          <w:color w:val="000000"/>
+          <w:sz w:val="22"/>
         </w:rPr>
         <w:t>Language  Dart</w:t>
       </w:r>
@@ -11511,14 +11418,14 @@
     <w:p>
       <w:pPr>
         <w:keepLines w:val="0"/>
-        <w:spacing w:before="0" w:after="40" w:line="204" w:lineRule="auto"/>
+        <w:spacing w:before="0" w:after="40" w:line="360" w:lineRule="auto"/>
         <w:shd w:fill="F2F2F2"/>
       </w:pPr>
       <w:r>
         <w:rPr>
-          <w:rFonts w:ascii="Courier New" w:hAnsi="Courier New" w:eastAsia="Courier New"/>
-          <w:color w:val="1F1F1F"/>
-          <w:sz w:val="13"/>
+          <w:rFonts w:ascii="Arial" w:hAnsi="Arial" w:eastAsia="Arial" w:cs="Arial"/>
+          <w:color w:val="000000"/>
+          <w:sz w:val="22"/>
         </w:rPr>
         <w:t>0001  import 'package:event_attendee/event_api.dart';</w:t>
         <w:br/>
@@ -11619,13 +11526,14 @@
       <w:pPr>
         <w:pStyle w:val="Heading2"/>
         <w:pageBreakBefore/>
-        <w:spacing w:before="160" w:after="100"/>
+        <w:spacing w:before="160" w:after="100" w:line="360" w:lineRule="auto"/>
         <w:keepNext w:val="1"/>
       </w:pPr>
       <w:r>
         <w:rPr>
+          <w:rFonts w:ascii="Arial" w:hAnsi="Arial" w:eastAsia="Arial" w:cs="Arial"/>
           <w:b/>
-          <w:color w:val="4472C4"/>
+          <w:color w:val="000000"/>
           <w:sz w:val="24"/>
         </w:rPr>
         <w:t>5.33 attendee_app/test/favourites_test.dart</w:t>
@@ -11633,13 +11541,14 @@
     </w:p>
     <w:p>
       <w:pPr>
-        <w:spacing w:after="80"/>
-      </w:pPr>
-      <w:r>
-        <w:rPr>
+        <w:spacing w:after="80" w:line="360" w:lineRule="auto"/>
+      </w:pPr>
+      <w:r>
+        <w:rPr>
+          <w:rFonts w:ascii="Arial" w:hAnsi="Arial" w:eastAsia="Arial" w:cs="Arial"/>
           <w:i/>
-          <w:color w:val="4A4A4A"/>
-          <w:sz w:val="17"/>
+          <w:color w:val="000000"/>
+          <w:sz w:val="22"/>
         </w:rPr>
         <w:t>Language  Dart</w:t>
       </w:r>
@@ -11647,14 +11556,14 @@
     <w:p>
       <w:pPr>
         <w:keepLines w:val="0"/>
-        <w:spacing w:before="0" w:after="40" w:line="204" w:lineRule="auto"/>
+        <w:spacing w:before="0" w:after="40" w:line="360" w:lineRule="auto"/>
         <w:shd w:fill="F2F2F2"/>
       </w:pPr>
       <w:r>
         <w:rPr>
-          <w:rFonts w:ascii="Courier New" w:hAnsi="Courier New" w:eastAsia="Courier New"/>
-          <w:color w:val="1F1F1F"/>
-          <w:sz w:val="13"/>
+          <w:rFonts w:ascii="Arial" w:hAnsi="Arial" w:eastAsia="Arial" w:cs="Arial"/>
+          <w:color w:val="000000"/>
+          <w:sz w:val="22"/>
         </w:rPr>
         <w:t>0001  import 'package:event_attendee/favourites.dart';</w:t>
         <w:br/>
@@ -11691,13 +11600,14 @@
       <w:pPr>
         <w:pStyle w:val="Heading2"/>
         <w:pageBreakBefore/>
-        <w:spacing w:before="160" w:after="100"/>
+        <w:spacing w:before="160" w:after="100" w:line="360" w:lineRule="auto"/>
         <w:keepNext w:val="1"/>
       </w:pPr>
       <w:r>
         <w:rPr>
+          <w:rFonts w:ascii="Arial" w:hAnsi="Arial" w:eastAsia="Arial" w:cs="Arial"/>
           <w:b/>
-          <w:color w:val="4472C4"/>
+          <w:color w:val="000000"/>
           <w:sz w:val="24"/>
         </w:rPr>
         <w:t>5.34 attendee_app/test/models_test.dart</w:t>
@@ -11705,13 +11615,14 @@
     </w:p>
     <w:p>
       <w:pPr>
-        <w:spacing w:after="80"/>
-      </w:pPr>
-      <w:r>
-        <w:rPr>
+        <w:spacing w:after="80" w:line="360" w:lineRule="auto"/>
+      </w:pPr>
+      <w:r>
+        <w:rPr>
+          <w:rFonts w:ascii="Arial" w:hAnsi="Arial" w:eastAsia="Arial" w:cs="Arial"/>
           <w:i/>
-          <w:color w:val="4A4A4A"/>
-          <w:sz w:val="17"/>
+          <w:color w:val="000000"/>
+          <w:sz w:val="22"/>
         </w:rPr>
         <w:t>Language  Dart</w:t>
       </w:r>
@@ -11719,14 +11630,14 @@
     <w:p>
       <w:pPr>
         <w:keepLines w:val="0"/>
-        <w:spacing w:before="0" w:after="40" w:line="204" w:lineRule="auto"/>
+        <w:spacing w:before="0" w:after="40" w:line="360" w:lineRule="auto"/>
         <w:shd w:fill="F2F2F2"/>
       </w:pPr>
       <w:r>
         <w:rPr>
-          <w:rFonts w:ascii="Courier New" w:hAnsi="Courier New" w:eastAsia="Courier New"/>
-          <w:color w:val="1F1F1F"/>
-          <w:sz w:val="13"/>
+          <w:rFonts w:ascii="Arial" w:hAnsi="Arial" w:eastAsia="Arial" w:cs="Arial"/>
+          <w:color w:val="000000"/>
+          <w:sz w:val="22"/>
         </w:rPr>
         <w:t>0001  import 'package:event_attendee/models.dart';</w:t>
         <w:br/>
@@ -11807,13 +11718,14 @@
       <w:pPr>
         <w:pStyle w:val="Heading2"/>
         <w:pageBreakBefore/>
-        <w:spacing w:before="160" w:after="100"/>
+        <w:spacing w:before="160" w:after="100" w:line="360" w:lineRule="auto"/>
         <w:keepNext w:val="1"/>
       </w:pPr>
       <w:r>
         <w:rPr>
+          <w:rFonts w:ascii="Arial" w:hAnsi="Arial" w:eastAsia="Arial" w:cs="Arial"/>
           <w:b/>
-          <w:color w:val="4472C4"/>
+          <w:color w:val="000000"/>
           <w:sz w:val="24"/>
         </w:rPr>
         <w:t>5.35 cloud-service/src/server.mjs</w:t>
@@ -11821,13 +11733,14 @@
     </w:p>
     <w:p>
       <w:pPr>
-        <w:spacing w:after="80"/>
-      </w:pPr>
-      <w:r>
-        <w:rPr>
+        <w:spacing w:after="80" w:line="360" w:lineRule="auto"/>
+      </w:pPr>
+      <w:r>
+        <w:rPr>
+          <w:rFonts w:ascii="Arial" w:hAnsi="Arial" w:eastAsia="Arial" w:cs="Arial"/>
           <w:i/>
-          <w:color w:val="4A4A4A"/>
-          <w:sz w:val="17"/>
+          <w:color w:val="000000"/>
+          <w:sz w:val="22"/>
         </w:rPr>
         <w:t>Language  JavaScript module</w:t>
       </w:r>
@@ -11835,14 +11748,14 @@
     <w:p>
       <w:pPr>
         <w:keepLines w:val="0"/>
-        <w:spacing w:before="0" w:after="40" w:line="204" w:lineRule="auto"/>
+        <w:spacing w:before="0" w:after="40" w:line="360" w:lineRule="auto"/>
         <w:shd w:fill="F2F2F2"/>
       </w:pPr>
       <w:r>
         <w:rPr>
-          <w:rFonts w:ascii="Courier New" w:hAnsi="Courier New" w:eastAsia="Courier New"/>
-          <w:color w:val="1F1F1F"/>
-          <w:sz w:val="13"/>
+          <w:rFonts w:ascii="Arial" w:hAnsi="Arial" w:eastAsia="Arial" w:cs="Arial"/>
+          <w:color w:val="000000"/>
+          <w:sz w:val="22"/>
         </w:rPr>
         <w:t>0001  import { createServer } from "node:http";</w:t>
         <w:br/>
@@ -12047,13 +11960,14 @@
       <w:pPr>
         <w:pStyle w:val="Heading2"/>
         <w:pageBreakBefore/>
-        <w:spacing w:before="160" w:after="100"/>
+        <w:spacing w:before="160" w:after="100" w:line="360" w:lineRule="auto"/>
         <w:keepNext w:val="1"/>
       </w:pPr>
       <w:r>
         <w:rPr>
+          <w:rFonts w:ascii="Arial" w:hAnsi="Arial" w:eastAsia="Arial" w:cs="Arial"/>
           <w:b/>
-          <w:color w:val="4472C4"/>
+          <w:color w:val="000000"/>
           <w:sz w:val="24"/>
         </w:rPr>
         <w:t>5.36 cloud-service/src/store.mjs</w:t>
@@ -12061,13 +11975,14 @@
     </w:p>
     <w:p>
       <w:pPr>
-        <w:spacing w:after="80"/>
-      </w:pPr>
-      <w:r>
-        <w:rPr>
+        <w:spacing w:after="80" w:line="360" w:lineRule="auto"/>
+      </w:pPr>
+      <w:r>
+        <w:rPr>
+          <w:rFonts w:ascii="Arial" w:hAnsi="Arial" w:eastAsia="Arial" w:cs="Arial"/>
           <w:i/>
-          <w:color w:val="4A4A4A"/>
-          <w:sz w:val="17"/>
+          <w:color w:val="000000"/>
+          <w:sz w:val="22"/>
         </w:rPr>
         <w:t>Language  JavaScript module</w:t>
       </w:r>
@@ -12075,14 +11990,14 @@
     <w:p>
       <w:pPr>
         <w:keepLines w:val="0"/>
-        <w:spacing w:before="0" w:after="40" w:line="204" w:lineRule="auto"/>
+        <w:spacing w:before="0" w:after="40" w:line="360" w:lineRule="auto"/>
         <w:shd w:fill="F2F2F2"/>
       </w:pPr>
       <w:r>
         <w:rPr>
-          <w:rFonts w:ascii="Courier New" w:hAnsi="Courier New" w:eastAsia="Courier New"/>
-          <w:color w:val="1F1F1F"/>
-          <w:sz w:val="13"/>
+          <w:rFonts w:ascii="Arial" w:hAnsi="Arial" w:eastAsia="Arial" w:cs="Arial"/>
+          <w:color w:val="000000"/>
+          <w:sz w:val="22"/>
         </w:rPr>
         <w:t>0001  import { mkdir, readFile, rename, writeFile } from "node:fs/promises";</w:t>
         <w:br/>
@@ -12443,13 +12358,14 @@
       <w:pPr>
         <w:pStyle w:val="Heading2"/>
         <w:pageBreakBefore/>
-        <w:spacing w:before="160" w:after="100"/>
+        <w:spacing w:before="160" w:after="100" w:line="360" w:lineRule="auto"/>
         <w:keepNext w:val="1"/>
       </w:pPr>
       <w:r>
         <w:rPr>
+          <w:rFonts w:ascii="Arial" w:hAnsi="Arial" w:eastAsia="Arial" w:cs="Arial"/>
           <w:b/>
-          <w:color w:val="4472C4"/>
+          <w:color w:val="000000"/>
           <w:sz w:val="24"/>
         </w:rPr>
         <w:t>5.37 cloud-service/test/server.test.mjs</w:t>
@@ -12457,13 +12373,14 @@
     </w:p>
     <w:p>
       <w:pPr>
-        <w:spacing w:after="80"/>
-      </w:pPr>
-      <w:r>
-        <w:rPr>
+        <w:spacing w:after="80" w:line="360" w:lineRule="auto"/>
+      </w:pPr>
+      <w:r>
+        <w:rPr>
+          <w:rFonts w:ascii="Arial" w:hAnsi="Arial" w:eastAsia="Arial" w:cs="Arial"/>
           <w:i/>
-          <w:color w:val="4A4A4A"/>
-          <w:sz w:val="17"/>
+          <w:color w:val="000000"/>
+          <w:sz w:val="22"/>
         </w:rPr>
         <w:t>Language  JavaScript module</w:t>
       </w:r>
@@ -12471,14 +12388,14 @@
     <w:p>
       <w:pPr>
         <w:keepLines w:val="0"/>
-        <w:spacing w:before="0" w:after="40" w:line="204" w:lineRule="auto"/>
+        <w:spacing w:before="0" w:after="40" w:line="360" w:lineRule="auto"/>
         <w:shd w:fill="F2F2F2"/>
       </w:pPr>
       <w:r>
         <w:rPr>
-          <w:rFonts w:ascii="Courier New" w:hAnsi="Courier New" w:eastAsia="Courier New"/>
-          <w:color w:val="1F1F1F"/>
-          <w:sz w:val="13"/>
+          <w:rFonts w:ascii="Arial" w:hAnsi="Arial" w:eastAsia="Arial" w:cs="Arial"/>
+          <w:color w:val="000000"/>
+          <w:sz w:val="22"/>
         </w:rPr>
         <w:t>0001  import assert from "node:assert/strict";</w:t>
         <w:br/>
@@ -12755,13 +12672,14 @@
       <w:pPr>
         <w:pStyle w:val="Heading2"/>
         <w:pageBreakBefore/>
-        <w:spacing w:before="160" w:after="100"/>
+        <w:spacing w:before="160" w:after="100" w:line="360" w:lineRule="auto"/>
         <w:keepNext w:val="1"/>
       </w:pPr>
       <w:r>
         <w:rPr>
+          <w:rFonts w:ascii="Arial" w:hAnsi="Arial" w:eastAsia="Arial" w:cs="Arial"/>
           <w:b/>
-          <w:color w:val="4472C4"/>
+          <w:color w:val="000000"/>
           <w:sz w:val="24"/>
         </w:rPr>
         <w:t>5.38 app/src/main/AndroidManifest.xml</w:t>
@@ -12769,13 +12687,14 @@
     </w:p>
     <w:p>
       <w:pPr>
-        <w:spacing w:after="80"/>
-      </w:pPr>
-      <w:r>
-        <w:rPr>
+        <w:spacing w:after="80" w:line="360" w:lineRule="auto"/>
+      </w:pPr>
+      <w:r>
+        <w:rPr>
+          <w:rFonts w:ascii="Arial" w:hAnsi="Arial" w:eastAsia="Arial" w:cs="Arial"/>
           <w:i/>
-          <w:color w:val="4A4A4A"/>
-          <w:sz w:val="17"/>
+          <w:color w:val="000000"/>
+          <w:sz w:val="22"/>
         </w:rPr>
         <w:t>Language  XML</w:t>
       </w:r>
@@ -12783,14 +12702,14 @@
     <w:p>
       <w:pPr>
         <w:keepLines w:val="0"/>
-        <w:spacing w:before="0" w:after="40" w:line="204" w:lineRule="auto"/>
+        <w:spacing w:before="0" w:after="40" w:line="360" w:lineRule="auto"/>
         <w:shd w:fill="F2F2F2"/>
       </w:pPr>
       <w:r>
         <w:rPr>
-          <w:rFonts w:ascii="Courier New" w:hAnsi="Courier New" w:eastAsia="Courier New"/>
-          <w:color w:val="1F1F1F"/>
-          <w:sz w:val="13"/>
+          <w:rFonts w:ascii="Arial" w:hAnsi="Arial" w:eastAsia="Arial" w:cs="Arial"/>
+          <w:color w:val="000000"/>
+          <w:sz w:val="22"/>
         </w:rPr>
         <w:t>0001  &lt;?xml version="1.0" encoding="utf-8"?&gt;</w:t>
         <w:br/>
@@ -12849,13 +12768,14 @@
       <w:pPr>
         <w:pStyle w:val="Heading2"/>
         <w:pageBreakBefore/>
-        <w:spacing w:before="160" w:after="100"/>
+        <w:spacing w:before="160" w:after="100" w:line="360" w:lineRule="auto"/>
         <w:keepNext w:val="1"/>
       </w:pPr>
       <w:r>
         <w:rPr>
+          <w:rFonts w:ascii="Arial" w:hAnsi="Arial" w:eastAsia="Arial" w:cs="Arial"/>
           <w:b/>
-          <w:color w:val="4472C4"/>
+          <w:color w:val="000000"/>
           <w:sz w:val="24"/>
         </w:rPr>
         <w:t>5.39 app/src/main/res/values/strings.xml</w:t>
@@ -12863,13 +12783,14 @@
     </w:p>
     <w:p>
       <w:pPr>
-        <w:spacing w:after="80"/>
-      </w:pPr>
-      <w:r>
-        <w:rPr>
+        <w:spacing w:after="80" w:line="360" w:lineRule="auto"/>
+      </w:pPr>
+      <w:r>
+        <w:rPr>
+          <w:rFonts w:ascii="Arial" w:hAnsi="Arial" w:eastAsia="Arial" w:cs="Arial"/>
           <w:i/>
-          <w:color w:val="4A4A4A"/>
-          <w:sz w:val="17"/>
+          <w:color w:val="000000"/>
+          <w:sz w:val="22"/>
         </w:rPr>
         <w:t>Language  XML</w:t>
       </w:r>
@@ -12877,14 +12798,14 @@
     <w:p>
       <w:pPr>
         <w:keepLines w:val="0"/>
-        <w:spacing w:before="0" w:after="40" w:line="204" w:lineRule="auto"/>
+        <w:spacing w:before="0" w:after="40" w:line="360" w:lineRule="auto"/>
         <w:shd w:fill="F2F2F2"/>
       </w:pPr>
       <w:r>
         <w:rPr>
-          <w:rFonts w:ascii="Courier New" w:hAnsi="Courier New" w:eastAsia="Courier New"/>
-          <w:color w:val="1F1F1F"/>
-          <w:sz w:val="13"/>
+          <w:rFonts w:ascii="Arial" w:hAnsi="Arial" w:eastAsia="Arial" w:cs="Arial"/>
+          <w:color w:val="000000"/>
+          <w:sz w:val="22"/>
         </w:rPr>
         <w:t>0001  &lt;resources&gt;</w:t>
         <w:br/>
@@ -12897,13 +12818,14 @@
       <w:pPr>
         <w:pStyle w:val="Heading2"/>
         <w:pageBreakBefore/>
-        <w:spacing w:before="160" w:after="100"/>
+        <w:spacing w:before="160" w:after="100" w:line="360" w:lineRule="auto"/>
         <w:keepNext w:val="1"/>
       </w:pPr>
       <w:r>
         <w:rPr>
+          <w:rFonts w:ascii="Arial" w:hAnsi="Arial" w:eastAsia="Arial" w:cs="Arial"/>
           <w:b/>
-          <w:color w:val="4472C4"/>
+          <w:color w:val="000000"/>
           <w:sz w:val="24"/>
         </w:rPr>
         <w:t>5.40 app/src/main/res/values/themes.xml</w:t>
@@ -12911,13 +12833,14 @@
     </w:p>
     <w:p>
       <w:pPr>
-        <w:spacing w:after="80"/>
-      </w:pPr>
-      <w:r>
-        <w:rPr>
+        <w:spacing w:after="80" w:line="360" w:lineRule="auto"/>
+      </w:pPr>
+      <w:r>
+        <w:rPr>
+          <w:rFonts w:ascii="Arial" w:hAnsi="Arial" w:eastAsia="Arial" w:cs="Arial"/>
           <w:i/>
-          <w:color w:val="4A4A4A"/>
-          <w:sz w:val="17"/>
+          <w:color w:val="000000"/>
+          <w:sz w:val="22"/>
         </w:rPr>
         <w:t>Language  XML</w:t>
       </w:r>
@@ -12925,14 +12848,14 @@
     <w:p>
       <w:pPr>
         <w:keepLines w:val="0"/>
-        <w:spacing w:before="0" w:after="40" w:line="204" w:lineRule="auto"/>
+        <w:spacing w:before="0" w:after="40" w:line="360" w:lineRule="auto"/>
         <w:shd w:fill="F2F2F2"/>
       </w:pPr>
       <w:r>
         <w:rPr>
-          <w:rFonts w:ascii="Courier New" w:hAnsi="Courier New" w:eastAsia="Courier New"/>
-          <w:color w:val="1F1F1F"/>
-          <w:sz w:val="13"/>
+          <w:rFonts w:ascii="Arial" w:hAnsi="Arial" w:eastAsia="Arial" w:cs="Arial"/>
+          <w:color w:val="000000"/>
+          <w:sz w:val="22"/>
         </w:rPr>
         <w:t>0001  &lt;resources&gt;</w:t>
         <w:br/>
@@ -12955,13 +12878,14 @@
       <w:pPr>
         <w:pStyle w:val="Heading2"/>
         <w:pageBreakBefore/>
-        <w:spacing w:before="160" w:after="100"/>
+        <w:spacing w:before="160" w:after="100" w:line="360" w:lineRule="auto"/>
         <w:keepNext w:val="1"/>
       </w:pPr>
       <w:r>
         <w:rPr>
+          <w:rFonts w:ascii="Arial" w:hAnsi="Arial" w:eastAsia="Arial" w:cs="Arial"/>
           <w:b/>
-          <w:color w:val="4472C4"/>
+          <w:color w:val="000000"/>
           <w:sz w:val="24"/>
         </w:rPr>
         <w:t>5.41 app/src/main/res/xml/backup_rules.xml</w:t>
@@ -12969,13 +12893,14 @@
     </w:p>
     <w:p>
       <w:pPr>
-        <w:spacing w:after="80"/>
-      </w:pPr>
-      <w:r>
-        <w:rPr>
+        <w:spacing w:after="80" w:line="360" w:lineRule="auto"/>
+      </w:pPr>
+      <w:r>
+        <w:rPr>
+          <w:rFonts w:ascii="Arial" w:hAnsi="Arial" w:eastAsia="Arial" w:cs="Arial"/>
           <w:i/>
-          <w:color w:val="4A4A4A"/>
-          <w:sz w:val="17"/>
+          <w:color w:val="000000"/>
+          <w:sz w:val="22"/>
         </w:rPr>
         <w:t>Language  XML</w:t>
       </w:r>
@@ -12983,14 +12908,14 @@
     <w:p>
       <w:pPr>
         <w:keepLines w:val="0"/>
-        <w:spacing w:before="0" w:after="40" w:line="204" w:lineRule="auto"/>
+        <w:spacing w:before="0" w:after="40" w:line="360" w:lineRule="auto"/>
         <w:shd w:fill="F2F2F2"/>
       </w:pPr>
       <w:r>
         <w:rPr>
-          <w:rFonts w:ascii="Courier New" w:hAnsi="Courier New" w:eastAsia="Courier New"/>
-          <w:color w:val="1F1F1F"/>
-          <w:sz w:val="13"/>
+          <w:rFonts w:ascii="Arial" w:hAnsi="Arial" w:eastAsia="Arial" w:cs="Arial"/>
+          <w:color w:val="000000"/>
+          <w:sz w:val="22"/>
         </w:rPr>
         <w:t>0001  &lt;?xml version="1.0" encoding="utf-8"?&gt;</w:t>
         <w:br/>
@@ -13005,13 +12930,14 @@
       <w:pPr>
         <w:pStyle w:val="Heading2"/>
         <w:pageBreakBefore/>
-        <w:spacing w:before="160" w:after="100"/>
+        <w:spacing w:before="160" w:after="100" w:line="360" w:lineRule="auto"/>
         <w:keepNext w:val="1"/>
       </w:pPr>
       <w:r>
         <w:rPr>
+          <w:rFonts w:ascii="Arial" w:hAnsi="Arial" w:eastAsia="Arial" w:cs="Arial"/>
           <w:b/>
-          <w:color w:val="4472C4"/>
+          <w:color w:val="000000"/>
           <w:sz w:val="24"/>
         </w:rPr>
         <w:t>5.42 app/src/main/res/xml/data_extraction_rules.xml</w:t>
@@ -13019,13 +12945,14 @@
     </w:p>
     <w:p>
       <w:pPr>
-        <w:spacing w:after="80"/>
-      </w:pPr>
-      <w:r>
-        <w:rPr>
+        <w:spacing w:after="80" w:line="360" w:lineRule="auto"/>
+      </w:pPr>
+      <w:r>
+        <w:rPr>
+          <w:rFonts w:ascii="Arial" w:hAnsi="Arial" w:eastAsia="Arial" w:cs="Arial"/>
           <w:i/>
-          <w:color w:val="4A4A4A"/>
-          <w:sz w:val="17"/>
+          <w:color w:val="000000"/>
+          <w:sz w:val="22"/>
         </w:rPr>
         <w:t>Language  XML</w:t>
       </w:r>
@@ -13033,14 +12960,14 @@
     <w:p>
       <w:pPr>
         <w:keepLines w:val="0"/>
-        <w:spacing w:before="0" w:after="40" w:line="204" w:lineRule="auto"/>
+        <w:spacing w:before="0" w:after="40" w:line="360" w:lineRule="auto"/>
         <w:shd w:fill="F2F2F2"/>
       </w:pPr>
       <w:r>
         <w:rPr>
-          <w:rFonts w:ascii="Courier New" w:hAnsi="Courier New" w:eastAsia="Courier New"/>
-          <w:color w:val="1F1F1F"/>
-          <w:sz w:val="13"/>
+          <w:rFonts w:ascii="Arial" w:hAnsi="Arial" w:eastAsia="Arial" w:cs="Arial"/>
+          <w:color w:val="000000"/>
+          <w:sz w:val="22"/>
         </w:rPr>
         <w:t>0001  &lt;?xml version="1.0" encoding="utf-8"?&gt;</w:t>
         <w:br/>
@@ -13065,13 +12992,14 @@
       <w:pPr>
         <w:pStyle w:val="Heading2"/>
         <w:pageBreakBefore/>
-        <w:spacing w:before="160" w:after="100"/>
+        <w:spacing w:before="160" w:after="100" w:line="360" w:lineRule="auto"/>
         <w:keepNext w:val="1"/>
       </w:pPr>
       <w:r>
         <w:rPr>
+          <w:rFonts w:ascii="Arial" w:hAnsi="Arial" w:eastAsia="Arial" w:cs="Arial"/>
           <w:b/>
-          <w:color w:val="4472C4"/>
+          <w:color w:val="000000"/>
           <w:sz w:val="24"/>
         </w:rPr>
         <w:t>5.43 app/build.gradle.kts</w:t>
@@ -13079,13 +13007,14 @@
     </w:p>
     <w:p>
       <w:pPr>
-        <w:spacing w:after="80"/>
-      </w:pPr>
-      <w:r>
-        <w:rPr>
+        <w:spacing w:after="80" w:line="360" w:lineRule="auto"/>
+      </w:pPr>
+      <w:r>
+        <w:rPr>
+          <w:rFonts w:ascii="Arial" w:hAnsi="Arial" w:eastAsia="Arial" w:cs="Arial"/>
           <w:i/>
-          <w:color w:val="4A4A4A"/>
-          <w:sz w:val="17"/>
+          <w:color w:val="000000"/>
+          <w:sz w:val="22"/>
         </w:rPr>
         <w:t>Language  Kotlin DSL</w:t>
       </w:r>
@@ -13093,14 +13022,14 @@
     <w:p>
       <w:pPr>
         <w:keepLines w:val="0"/>
-        <w:spacing w:before="0" w:after="40" w:line="204" w:lineRule="auto"/>
+        <w:spacing w:before="0" w:after="40" w:line="360" w:lineRule="auto"/>
         <w:shd w:fill="F2F2F2"/>
       </w:pPr>
       <w:r>
         <w:rPr>
-          <w:rFonts w:ascii="Courier New" w:hAnsi="Courier New" w:eastAsia="Courier New"/>
-          <w:color w:val="1F1F1F"/>
-          <w:sz w:val="13"/>
+          <w:rFonts w:ascii="Arial" w:hAnsi="Arial" w:eastAsia="Arial" w:cs="Arial"/>
+          <w:color w:val="000000"/>
+          <w:sz w:val="22"/>
         </w:rPr>
         <w:t>0001  plugins {</w:t>
         <w:br/>
@@ -13273,13 +13202,14 @@
       <w:pPr>
         <w:pStyle w:val="Heading2"/>
         <w:pageBreakBefore/>
-        <w:spacing w:before="160" w:after="100"/>
+        <w:spacing w:before="160" w:after="100" w:line="360" w:lineRule="auto"/>
         <w:keepNext w:val="1"/>
       </w:pPr>
       <w:r>
         <w:rPr>
+          <w:rFonts w:ascii="Arial" w:hAnsi="Arial" w:eastAsia="Arial" w:cs="Arial"/>
           <w:b/>
-          <w:color w:val="4472C4"/>
+          <w:color w:val="000000"/>
           <w:sz w:val="24"/>
         </w:rPr>
         <w:t>5.44 bmiapp/build.gradle.kts</w:t>
@@ -13287,13 +13217,14 @@
     </w:p>
     <w:p>
       <w:pPr>
-        <w:spacing w:after="80"/>
-      </w:pPr>
-      <w:r>
-        <w:rPr>
+        <w:spacing w:after="80" w:line="360" w:lineRule="auto"/>
+      </w:pPr>
+      <w:r>
+        <w:rPr>
+          <w:rFonts w:ascii="Arial" w:hAnsi="Arial" w:eastAsia="Arial" w:cs="Arial"/>
           <w:i/>
-          <w:color w:val="4A4A4A"/>
-          <w:sz w:val="17"/>
+          <w:color w:val="000000"/>
+          <w:sz w:val="22"/>
         </w:rPr>
         <w:t>Language  Kotlin DSL</w:t>
       </w:r>
@@ -13301,14 +13232,14 @@
     <w:p>
       <w:pPr>
         <w:keepLines w:val="0"/>
-        <w:spacing w:before="0" w:after="40" w:line="204" w:lineRule="auto"/>
+        <w:spacing w:before="0" w:after="40" w:line="360" w:lineRule="auto"/>
         <w:shd w:fill="F2F2F2"/>
       </w:pPr>
       <w:r>
         <w:rPr>
-          <w:rFonts w:ascii="Courier New" w:hAnsi="Courier New" w:eastAsia="Courier New"/>
-          <w:color w:val="1F1F1F"/>
-          <w:sz w:val="13"/>
+          <w:rFonts w:ascii="Arial" w:hAnsi="Arial" w:eastAsia="Arial" w:cs="Arial"/>
+          <w:color w:val="000000"/>
+          <w:sz w:val="22"/>
         </w:rPr>
         <w:t>0001  plugins {</w:t>
         <w:br/>
@@ -13367,13 +13298,14 @@
       <w:pPr>
         <w:pStyle w:val="Heading2"/>
         <w:pageBreakBefore/>
-        <w:spacing w:before="160" w:after="100"/>
+        <w:spacing w:before="160" w:after="100" w:line="360" w:lineRule="auto"/>
         <w:keepNext w:val="1"/>
       </w:pPr>
       <w:r>
         <w:rPr>
+          <w:rFonts w:ascii="Arial" w:hAnsi="Arial" w:eastAsia="Arial" w:cs="Arial"/>
           <w:b/>
-          <w:color w:val="4472C4"/>
+          <w:color w:val="000000"/>
           <w:sz w:val="24"/>
         </w:rPr>
         <w:t>5.45 attendee_app/pubspec.yaml</w:t>
@@ -13381,13 +13313,14 @@
     </w:p>
     <w:p>
       <w:pPr>
-        <w:spacing w:after="80"/>
-      </w:pPr>
-      <w:r>
-        <w:rPr>
+        <w:spacing w:after="80" w:line="360" w:lineRule="auto"/>
+      </w:pPr>
+      <w:r>
+        <w:rPr>
+          <w:rFonts w:ascii="Arial" w:hAnsi="Arial" w:eastAsia="Arial" w:cs="Arial"/>
           <w:i/>
-          <w:color w:val="4A4A4A"/>
-          <w:sz w:val="17"/>
+          <w:color w:val="000000"/>
+          <w:sz w:val="22"/>
         </w:rPr>
         <w:t>Language  YAML</w:t>
       </w:r>
@@ -13395,14 +13328,14 @@
     <w:p>
       <w:pPr>
         <w:keepLines w:val="0"/>
-        <w:spacing w:before="0" w:after="40" w:line="204" w:lineRule="auto"/>
+        <w:spacing w:before="0" w:after="40" w:line="360" w:lineRule="auto"/>
         <w:shd w:fill="F2F2F2"/>
       </w:pPr>
       <w:r>
         <w:rPr>
-          <w:rFonts w:ascii="Courier New" w:hAnsi="Courier New" w:eastAsia="Courier New"/>
-          <w:color w:val="1F1F1F"/>
-          <w:sz w:val="13"/>
+          <w:rFonts w:ascii="Arial" w:hAnsi="Arial" w:eastAsia="Arial" w:cs="Arial"/>
+          <w:color w:val="000000"/>
+          <w:sz w:val="22"/>
         </w:rPr>
         <w:t>0001  name: event_attendee</w:t>
         <w:br/>
@@ -13451,13 +13384,14 @@
       <w:pPr>
         <w:pStyle w:val="Heading2"/>
         <w:pageBreakBefore/>
-        <w:spacing w:before="160" w:after="100"/>
+        <w:spacing w:before="160" w:after="100" w:line="360" w:lineRule="auto"/>
         <w:keepNext w:val="1"/>
       </w:pPr>
       <w:r>
         <w:rPr>
+          <w:rFonts w:ascii="Arial" w:hAnsi="Arial" w:eastAsia="Arial" w:cs="Arial"/>
           <w:b/>
-          <w:color w:val="4472C4"/>
+          <w:color w:val="000000"/>
           <w:sz w:val="24"/>
         </w:rPr>
         <w:t>5.46 cloud-service/package.json</w:t>
@@ -13465,13 +13399,14 @@
     </w:p>
     <w:p>
       <w:pPr>
-        <w:spacing w:after="80"/>
-      </w:pPr>
-      <w:r>
-        <w:rPr>
+        <w:spacing w:after="80" w:line="360" w:lineRule="auto"/>
+      </w:pPr>
+      <w:r>
+        <w:rPr>
+          <w:rFonts w:ascii="Arial" w:hAnsi="Arial" w:eastAsia="Arial" w:cs="Arial"/>
           <w:i/>
-          <w:color w:val="4A4A4A"/>
-          <w:sz w:val="17"/>
+          <w:color w:val="000000"/>
+          <w:sz w:val="22"/>
         </w:rPr>
         <w:t>Language  JSON</w:t>
       </w:r>
@@ -13479,14 +13414,14 @@
     <w:p>
       <w:pPr>
         <w:keepLines w:val="0"/>
-        <w:spacing w:before="0" w:after="40" w:line="204" w:lineRule="auto"/>
+        <w:spacing w:before="0" w:after="40" w:line="360" w:lineRule="auto"/>
         <w:shd w:fill="F2F2F2"/>
       </w:pPr>
       <w:r>
         <w:rPr>
-          <w:rFonts w:ascii="Courier New" w:hAnsi="Courier New" w:eastAsia="Courier New"/>
-          <w:color w:val="1F1F1F"/>
-          <w:sz w:val="13"/>
+          <w:rFonts w:ascii="Arial" w:hAnsi="Arial" w:eastAsia="Arial" w:cs="Arial"/>
+          <w:color w:val="000000"/>
+          <w:sz w:val="22"/>
         </w:rPr>
         <w:t>0001  {</w:t>
         <w:br/>
@@ -13521,13 +13456,14 @@
       <w:pPr>
         <w:pStyle w:val="Heading2"/>
         <w:pageBreakBefore/>
-        <w:spacing w:before="160" w:after="100"/>
+        <w:spacing w:before="160" w:after="100" w:line="360" w:lineRule="auto"/>
         <w:keepNext w:val="1"/>
       </w:pPr>
       <w:r>
         <w:rPr>
+          <w:rFonts w:ascii="Arial" w:hAnsi="Arial" w:eastAsia="Arial" w:cs="Arial"/>
           <w:b/>
-          <w:color w:val="4472C4"/>
+          <w:color w:val="000000"/>
           <w:sz w:val="24"/>
         </w:rPr>
         <w:t>5.47 cloud-service/Dockerfile</w:t>
@@ -13535,13 +13471,14 @@
     </w:p>
     <w:p>
       <w:pPr>
-        <w:spacing w:after="80"/>
-      </w:pPr>
-      <w:r>
-        <w:rPr>
+        <w:spacing w:after="80" w:line="360" w:lineRule="auto"/>
+      </w:pPr>
+      <w:r>
+        <w:rPr>
+          <w:rFonts w:ascii="Arial" w:hAnsi="Arial" w:eastAsia="Arial" w:cs="Arial"/>
           <w:i/>
-          <w:color w:val="4A4A4A"/>
-          <w:sz w:val="17"/>
+          <w:color w:val="000000"/>
+          <w:sz w:val="22"/>
         </w:rPr>
         <w:t>Language  Text</w:t>
       </w:r>
@@ -13549,14 +13486,14 @@
     <w:p>
       <w:pPr>
         <w:keepLines w:val="0"/>
-        <w:spacing w:before="0" w:after="40" w:line="204" w:lineRule="auto"/>
+        <w:spacing w:before="0" w:after="40" w:line="360" w:lineRule="auto"/>
         <w:shd w:fill="F2F2F2"/>
       </w:pPr>
       <w:r>
         <w:rPr>
-          <w:rFonts w:ascii="Courier New" w:hAnsi="Courier New" w:eastAsia="Courier New"/>
-          <w:color w:val="1F1F1F"/>
-          <w:sz w:val="13"/>
+          <w:rFonts w:ascii="Arial" w:hAnsi="Arial" w:eastAsia="Arial" w:cs="Arial"/>
+          <w:color w:val="000000"/>
+          <w:sz w:val="22"/>
         </w:rPr>
         <w:t>0001  FROM node:22-alpine</w:t>
         <w:br/>
@@ -13593,13 +13530,14 @@
       <w:pPr>
         <w:pStyle w:val="Heading2"/>
         <w:pageBreakBefore/>
-        <w:spacing w:before="160" w:after="100"/>
+        <w:spacing w:before="160" w:after="100" w:line="360" w:lineRule="auto"/>
         <w:keepNext w:val="1"/>
       </w:pPr>
       <w:r>
         <w:rPr>
+          <w:rFonts w:ascii="Arial" w:hAnsi="Arial" w:eastAsia="Arial" w:cs="Arial"/>
           <w:b/>
-          <w:color w:val="4472C4"/>
+          <w:color w:val="000000"/>
           <w:sz w:val="24"/>
         </w:rPr>
         <w:t>5.48 build.gradle.kts</w:t>
@@ -13607,13 +13545,14 @@
     </w:p>
     <w:p>
       <w:pPr>
-        <w:spacing w:after="80"/>
-      </w:pPr>
-      <w:r>
-        <w:rPr>
+        <w:spacing w:after="80" w:line="360" w:lineRule="auto"/>
+      </w:pPr>
+      <w:r>
+        <w:rPr>
+          <w:rFonts w:ascii="Arial" w:hAnsi="Arial" w:eastAsia="Arial" w:cs="Arial"/>
           <w:i/>
-          <w:color w:val="4A4A4A"/>
-          <w:sz w:val="17"/>
+          <w:color w:val="000000"/>
+          <w:sz w:val="22"/>
         </w:rPr>
         <w:t>Language  Kotlin DSL</w:t>
       </w:r>
@@ -13621,14 +13560,14 @@
     <w:p>
       <w:pPr>
         <w:keepLines w:val="0"/>
-        <w:spacing w:before="0" w:after="40" w:line="204" w:lineRule="auto"/>
+        <w:spacing w:before="0" w:after="40" w:line="360" w:lineRule="auto"/>
         <w:shd w:fill="F2F2F2"/>
       </w:pPr>
       <w:r>
         <w:rPr>
-          <w:rFonts w:ascii="Courier New" w:hAnsi="Courier New" w:eastAsia="Courier New"/>
-          <w:color w:val="1F1F1F"/>
-          <w:sz w:val="13"/>
+          <w:rFonts w:ascii="Arial" w:hAnsi="Arial" w:eastAsia="Arial" w:cs="Arial"/>
+          <w:color w:val="000000"/>
+          <w:sz w:val="22"/>
         </w:rPr>
         <w:t>0001  plugins {</w:t>
         <w:br/>
@@ -13647,13 +13586,14 @@
       <w:pPr>
         <w:pStyle w:val="Heading2"/>
         <w:pageBreakBefore/>
-        <w:spacing w:before="160" w:after="100"/>
+        <w:spacing w:before="160" w:after="100" w:line="360" w:lineRule="auto"/>
         <w:keepNext w:val="1"/>
       </w:pPr>
       <w:r>
         <w:rPr>
+          <w:rFonts w:ascii="Arial" w:hAnsi="Arial" w:eastAsia="Arial" w:cs="Arial"/>
           <w:b/>
-          <w:color w:val="4472C4"/>
+          <w:color w:val="000000"/>
           <w:sz w:val="24"/>
         </w:rPr>
         <w:t>5.49 settings.gradle.kts</w:t>
@@ -13661,13 +13601,14 @@
     </w:p>
     <w:p>
       <w:pPr>
-        <w:spacing w:after="80"/>
-      </w:pPr>
-      <w:r>
-        <w:rPr>
+        <w:spacing w:after="80" w:line="360" w:lineRule="auto"/>
+      </w:pPr>
+      <w:r>
+        <w:rPr>
+          <w:rFonts w:ascii="Arial" w:hAnsi="Arial" w:eastAsia="Arial" w:cs="Arial"/>
           <w:i/>
-          <w:color w:val="4A4A4A"/>
-          <w:sz w:val="17"/>
+          <w:color w:val="000000"/>
+          <w:sz w:val="22"/>
         </w:rPr>
         <w:t>Language  Kotlin DSL</w:t>
       </w:r>
@@ -13675,14 +13616,14 @@
     <w:p>
       <w:pPr>
         <w:keepLines w:val="0"/>
-        <w:spacing w:before="0" w:after="40" w:line="204" w:lineRule="auto"/>
+        <w:spacing w:before="0" w:after="40" w:line="360" w:lineRule="auto"/>
         <w:shd w:fill="F2F2F2"/>
       </w:pPr>
       <w:r>
         <w:rPr>
-          <w:rFonts w:ascii="Courier New" w:hAnsi="Courier New" w:eastAsia="Courier New"/>
-          <w:color w:val="1F1F1F"/>
-          <w:sz w:val="13"/>
+          <w:rFonts w:ascii="Arial" w:hAnsi="Arial" w:eastAsia="Arial" w:cs="Arial"/>
+          <w:color w:val="000000"/>
+          <w:sz w:val="22"/>
         </w:rPr>
         <w:t>0001  pluginManagement {</w:t>
         <w:br/>
@@ -13727,13 +13668,14 @@
       <w:pPr>
         <w:pStyle w:val="Heading2"/>
         <w:pageBreakBefore/>
-        <w:spacing w:before="160" w:after="100"/>
+        <w:spacing w:before="160" w:after="100" w:line="360" w:lineRule="auto"/>
         <w:keepNext w:val="1"/>
       </w:pPr>
       <w:r>
         <w:rPr>
+          <w:rFonts w:ascii="Arial" w:hAnsi="Arial" w:eastAsia="Arial" w:cs="Arial"/>
           <w:b/>
-          <w:color w:val="4472C4"/>
+          <w:color w:val="000000"/>
           <w:sz w:val="24"/>
         </w:rPr>
         <w:t>5.50 gradle.properties</w:t>
@@ -13741,13 +13683,14 @@
     </w:p>
     <w:p>
       <w:pPr>
-        <w:spacing w:after="80"/>
-      </w:pPr>
-      <w:r>
-        <w:rPr>
+        <w:spacing w:after="80" w:line="360" w:lineRule="auto"/>
+      </w:pPr>
+      <w:r>
+        <w:rPr>
+          <w:rFonts w:ascii="Arial" w:hAnsi="Arial" w:eastAsia="Arial" w:cs="Arial"/>
           <w:i/>
-          <w:color w:val="4A4A4A"/>
-          <w:sz w:val="17"/>
+          <w:color w:val="000000"/>
+          <w:sz w:val="22"/>
         </w:rPr>
         <w:t>Language  Properties</w:t>
       </w:r>
@@ -13755,14 +13698,14 @@
     <w:p>
       <w:pPr>
         <w:keepLines w:val="0"/>
-        <w:spacing w:before="0" w:after="40" w:line="204" w:lineRule="auto"/>
+        <w:spacing w:before="0" w:after="40" w:line="360" w:lineRule="auto"/>
         <w:shd w:fill="F2F2F2"/>
       </w:pPr>
       <w:r>
         <w:rPr>
-          <w:rFonts w:ascii="Courier New" w:hAnsi="Courier New" w:eastAsia="Courier New"/>
-          <w:color w:val="1F1F1F"/>
-          <w:sz w:val="13"/>
+          <w:rFonts w:ascii="Arial" w:hAnsi="Arial" w:eastAsia="Arial" w:cs="Arial"/>
+          <w:color w:val="000000"/>
+          <w:sz w:val="22"/>
         </w:rPr>
         <w:t>0001  org.gradle.jvmargs=-Xmx2048m -Dfile.encoding=UTF-8</w:t>
         <w:br/>
@@ -13774,186 +13717,231 @@
       </w:r>
     </w:p>
     <w:p>
-      <w:r>
+      <w:pPr>
+        <w:spacing w:line="360" w:lineRule="auto"/>
+      </w:pPr>
+      <w:r>
+        <w:rPr>
+          <w:rFonts w:ascii="Arial" w:hAnsi="Arial" w:eastAsia="Arial" w:cs="Arial"/>
+          <w:color w:val="000000"/>
+          <w:sz w:val="22"/>
+        </w:rPr>
         <w:br w:type="page"/>
       </w:r>
     </w:p>
     <w:p>
       <w:pPr>
         <w:pStyle w:val="Heading1"/>
-        <w:spacing w:before="240" w:after="100"/>
+        <w:spacing w:before="240" w:after="100" w:line="360" w:lineRule="auto"/>
         <w:keepNext w:val="1"/>
         <w:pBdr>
-          <w:bottom w:val="single" w:sz="12" w:space="4" w:color="4472C4"/>
+          <w:bottom w:val="single" w:sz="6" w:space="4" w:color="000000"/>
         </w:pBdr>
       </w:pPr>
       <w:r>
         <w:rPr>
+          <w:rFonts w:ascii="Arial" w:hAnsi="Arial" w:eastAsia="Arial" w:cs="Arial"/>
           <w:b/>
-          <w:color w:val="17365D"/>
-          <w:sz w:val="32"/>
+          <w:color w:val="000000"/>
+          <w:sz w:val="28"/>
         </w:rPr>
         <w:t>References</w:t>
       </w:r>
     </w:p>
     <w:p>
       <w:pPr>
-        <w:spacing w:after="140"/>
+        <w:spacing w:after="140" w:line="360" w:lineRule="auto"/>
         <w:ind w:left="340" w:hanging="340"/>
       </w:pPr>
       <w:r>
         <w:rPr>
-          <w:sz w:val="18"/>
+          <w:rFonts w:ascii="Arial" w:hAnsi="Arial" w:eastAsia="Arial" w:cs="Arial"/>
+          <w:color w:val="000000"/>
+          <w:sz w:val="22"/>
         </w:rPr>
         <w:t>University of Greenwich (2026) COMP1786 Mobile Application Design and Development Individual Coursework 2026 to 2027. Supplied coursework specification.</w:t>
       </w:r>
     </w:p>
     <w:p>
       <w:pPr>
-        <w:spacing w:after="140"/>
+        <w:spacing w:after="140" w:line="360" w:lineRule="auto"/>
         <w:ind w:left="340" w:hanging="340"/>
       </w:pPr>
       <w:r>
         <w:rPr>
-          <w:sz w:val="18"/>
+          <w:rFonts w:ascii="Arial" w:hAnsi="Arial" w:eastAsia="Arial" w:cs="Arial"/>
+          <w:color w:val="000000"/>
+          <w:sz w:val="22"/>
         </w:rPr>
         <w:t>EventManagerKotlin project source (2026). Native Android, Flutter attendee and Node service code supplied with this report.</w:t>
       </w:r>
     </w:p>
     <w:p>
       <w:pPr>
+        <w:spacing w:line="360" w:lineRule="auto"/>
+      </w:pPr>
+      <w:r>
+        <w:rPr>
+          <w:rFonts w:ascii="Arial" w:hAnsi="Arial" w:eastAsia="Arial" w:cs="Arial"/>
+          <w:color w:val="000000"/>
+          <w:sz w:val="22"/>
+        </w:rPr>
+        <w:br w:type="page"/>
+      </w:r>
+    </w:p>
+    <w:p>
+      <w:pPr>
         <w:pStyle w:val="Heading1"/>
-        <w:spacing w:before="240" w:after="100"/>
+        <w:spacing w:before="240" w:after="100" w:line="360" w:lineRule="auto"/>
         <w:keepNext w:val="1"/>
         <w:pBdr>
-          <w:bottom w:val="single" w:sz="12" w:space="4" w:color="4472C4"/>
+          <w:bottom w:val="single" w:sz="6" w:space="4" w:color="000000"/>
         </w:pBdr>
       </w:pPr>
       <w:r>
         <w:rPr>
+          <w:rFonts w:ascii="Arial" w:hAnsi="Arial" w:eastAsia="Arial" w:cs="Arial"/>
           <w:b/>
-          <w:color w:val="17365D"/>
-          <w:sz w:val="32"/>
+          <w:color w:val="000000"/>
+          <w:sz w:val="28"/>
         </w:rPr>
         <w:t>Final submission actions</w:t>
       </w:r>
     </w:p>
     <w:p>
       <w:pPr>
-        <w:spacing w:after="40"/>
+        <w:spacing w:after="40" w:line="360" w:lineRule="auto"/>
         <w:ind w:left="369" w:hanging="198"/>
       </w:pPr>
       <w:r>
         <w:rPr>
+          <w:rFonts w:ascii="Arial" w:hAnsi="Arial" w:eastAsia="Arial" w:cs="Arial"/>
           <w:b/>
-          <w:color w:val="4472C4"/>
-          <w:sz w:val="19"/>
+          <w:color w:val="000000"/>
+          <w:sz w:val="22"/>
         </w:rPr>
         <w:t xml:space="preserve">•  </w:t>
       </w:r>
       <w:r>
         <w:rPr>
-          <w:sz w:val="19"/>
+          <w:rFonts w:ascii="Arial" w:hAnsi="Arial" w:eastAsia="Arial" w:cs="Arial"/>
+          <w:color w:val="000000"/>
+          <w:sz w:val="22"/>
         </w:rPr>
         <w:t>Add the student ID and Panopto link on the cover page.</w:t>
       </w:r>
     </w:p>
     <w:p>
       <w:pPr>
-        <w:spacing w:after="40"/>
+        <w:spacing w:after="40" w:line="360" w:lineRule="auto"/>
         <w:ind w:left="369" w:hanging="198"/>
       </w:pPr>
       <w:r>
         <w:rPr>
+          <w:rFonts w:ascii="Arial" w:hAnsi="Arial" w:eastAsia="Arial" w:cs="Arial"/>
           <w:b/>
-          <w:color w:val="4472C4"/>
-          <w:sz w:val="19"/>
+          <w:color w:val="000000"/>
+          <w:sz w:val="22"/>
         </w:rPr>
         <w:t xml:space="preserve">•  </w:t>
       </w:r>
       <w:r>
         <w:rPr>
-          <w:sz w:val="19"/>
+          <w:rFonts w:ascii="Arial" w:hAnsi="Arial" w:eastAsia="Arial" w:cs="Arial"/>
+          <w:color w:val="000000"/>
+          <w:sz w:val="22"/>
         </w:rPr>
         <w:t>Confirm with the module tutor that Kotlin is accepted because the supplied brief names Java.</w:t>
       </w:r>
     </w:p>
     <w:p>
       <w:pPr>
-        <w:spacing w:after="40"/>
+        <w:spacing w:after="40" w:line="360" w:lineRule="auto"/>
         <w:ind w:left="369" w:hanging="198"/>
       </w:pPr>
       <w:r>
         <w:rPr>
+          <w:rFonts w:ascii="Arial" w:hAnsi="Arial" w:eastAsia="Arial" w:cs="Arial"/>
           <w:b/>
-          <w:color w:val="4472C4"/>
-          <w:sz w:val="19"/>
+          <w:color w:val="000000"/>
+          <w:sz w:val="22"/>
         </w:rPr>
         <w:t xml:space="preserve">•  </w:t>
       </w:r>
       <w:r>
         <w:rPr>
-          <w:sz w:val="19"/>
+          <w:rFonts w:ascii="Arial" w:hAnsi="Arial" w:eastAsia="Arial" w:cs="Arial"/>
+          <w:color w:val="000000"/>
+          <w:sz w:val="22"/>
         </w:rPr>
         <w:t>Replace all fourteen yellow screenshot panels with genuine screenshots from an emulator or Android device.</w:t>
       </w:r>
     </w:p>
     <w:p>
       <w:pPr>
-        <w:spacing w:after="40"/>
+        <w:spacing w:after="40" w:line="360" w:lineRule="auto"/>
         <w:ind w:left="369" w:hanging="198"/>
       </w:pPr>
       <w:r>
         <w:rPr>
+          <w:rFonts w:ascii="Arial" w:hAnsi="Arial" w:eastAsia="Arial" w:cs="Arial"/>
           <w:b/>
-          <w:color w:val="4472C4"/>
-          <w:sz w:val="19"/>
+          <w:color w:val="000000"/>
+          <w:sz w:val="22"/>
         </w:rPr>
         <w:t xml:space="preserve">•  </w:t>
       </w:r>
       <w:r>
         <w:rPr>
-          <w:sz w:val="19"/>
+          <w:rFonts w:ascii="Arial" w:hAnsi="Arial" w:eastAsia="Arial" w:cs="Arial"/>
+          <w:color w:val="000000"/>
+          <w:sz w:val="22"/>
         </w:rPr>
         <w:t>Deploy the included persistent service behind HTTPS and configure a private admin key before a live demonstration.</w:t>
       </w:r>
     </w:p>
     <w:p>
       <w:pPr>
-        <w:spacing w:after="40"/>
+        <w:spacing w:after="40" w:line="360" w:lineRule="auto"/>
         <w:ind w:left="369" w:hanging="198"/>
       </w:pPr>
       <w:r>
         <w:rPr>
+          <w:rFonts w:ascii="Arial" w:hAnsi="Arial" w:eastAsia="Arial" w:cs="Arial"/>
           <w:b/>
-          <w:color w:val="4472C4"/>
-          <w:sz w:val="19"/>
+          <w:color w:val="000000"/>
+          <w:sz w:val="22"/>
         </w:rPr>
         <w:t xml:space="preserve">•  </w:t>
       </w:r>
       <w:r>
         <w:rPr>
-          <w:sz w:val="19"/>
+          <w:rFonts w:ascii="Arial" w:hAnsi="Arial" w:eastAsia="Arial" w:cs="Arial"/>
+          <w:color w:val="000000"/>
+          <w:sz w:val="22"/>
         </w:rPr>
         <w:t>Record the approximately ten-minute demonstration, add the Panopto link and confirm its access permission.</w:t>
       </w:r>
     </w:p>
     <w:p>
       <w:pPr>
-        <w:spacing w:after="40"/>
+        <w:spacing w:after="40" w:line="360" w:lineRule="auto"/>
         <w:ind w:left="369" w:hanging="198"/>
       </w:pPr>
       <w:r>
         <w:rPr>
+          <w:rFonts w:ascii="Arial" w:hAnsi="Arial" w:eastAsia="Arial" w:cs="Arial"/>
           <w:b/>
-          <w:color w:val="4472C4"/>
-          <w:sz w:val="19"/>
+          <w:color w:val="000000"/>
+          <w:sz w:val="22"/>
         </w:rPr>
         <w:t xml:space="preserve">•  </w:t>
       </w:r>
       <w:r>
         <w:rPr>
-          <w:sz w:val="19"/>
+          <w:rFonts w:ascii="Arial" w:hAnsi="Arial" w:eastAsia="Arial" w:cs="Arial"/>
+          <w:color w:val="000000"/>
+          <w:sz w:val="22"/>
         </w:rPr>
         <w:t>Export the final edited Word document to one PDF only after checking page breaks, links, captions and the video.</w:t>
       </w:r>
@@ -13966,7 +13954,7 @@
       <w:headerReference w:type="first" r:id="rId11"/>
       <w:footerReference w:type="first" r:id="rId12"/>
       <w:pgSz w:w="11906" w:h="16838"/>
-      <w:pgMar w:top="1020" w:right="1020" w:bottom="850" w:left="1020" w:header="397" w:footer="397" w:gutter="0"/>
+      <w:pgMar w:top="1134" w:right="992" w:bottom="567" w:left="992" w:header="397" w:footer="397" w:gutter="0"/>
       <w:cols w:space="708"/>
       <w:docGrid w:linePitch="360"/>
     </w:sectPr>
@@ -14011,72 +13999,52 @@
 
 <file path=word/footer2.xml><?xml version="1.0" encoding="utf-8"?>
 <w:ftr xmlns:wpc="http://schemas.microsoft.com/office/word/2010/wordprocessingCanvas" xmlns:cx="http://schemas.microsoft.com/office/drawing/2014/chartex" xmlns:cx1="http://schemas.microsoft.com/office/drawing/2015/9/8/chartex" xmlns:cx2="http://schemas.microsoft.com/office/drawing/2015/10/21/chartex" xmlns:cx3="http://schemas.microsoft.com/office/drawing/2016/5/9/chartex" xmlns:cx4="http://schemas.microsoft.com/office/drawing/2016/5/10/chartex" xmlns:cx5="http://schemas.microsoft.com/office/drawing/2016/5/11/chartex" xmlns:cx6="http://schemas.microsoft.com/office/drawing/2016/5/12/chartex" xmlns:cx7="http://schemas.microsoft.com/office/drawing/2016/5/13/chartex" xmlns:cx8="http://schemas.microsoft.com/office/drawing/2016/5/14/chartex" xmlns:mc="http://schemas.openxmlformats.org/markup-compatibility/2006" xmlns:aink="http://schemas.microsoft.com/office/drawing/2016/ink" xmlns:am3d="http://schemas.microsoft.com/office/drawing/2017/model3d" xmlns:o="urn:schemas-microsoft-com:office:office" xmlns:oel="http://schemas.microsoft.com/office/2019/extlst" xmlns:r="http://schemas.openxmlformats.org/officeDocument/2006/relationships" xmlns:m="http://schemas.openxmlformats.org/officeDocument/2006/math" xmlns:v="urn:schemas-microsoft-com:vml" xmlns:wp14="http://schemas.microsoft.com/office/word/2010/wordprocessingDrawing" xmlns:wp="http://schemas.openxmlformats.org/drawingml/2006/wordprocessingDrawing" xmlns:w10="urn:schemas-microsoft-com:office:word" xmlns:w="http://schemas.openxmlformats.org/wordprocessingml/2006/main" xmlns:w14="http://schemas.microsoft.com/office/word/2010/wordml" xmlns:w15="http://schemas.microsoft.com/office/word/2012/wordml" xmlns:w16cex="http://schemas.microsoft.com/office/word/2018/wordml/cex" xmlns:w16cid="http://schemas.microsoft.com/office/word/2016/wordml/cid" xmlns:w16="http://schemas.microsoft.com/office/word/2018/wordml" xmlns:w16du="http://schemas.microsoft.com/office/word/2023/wordml/word16du" xmlns:w16sdtdh="http://schemas.microsoft.com/office/word/2020/wordml/sdtdatahash" xmlns:w16sdtfl="http://schemas.microsoft.com/office/word/2024/wordml/sdtformatlock" xmlns:w16se="http://schemas.microsoft.com/office/word/2015/wordml/symex" xmlns:wpg="http://schemas.microsoft.com/office/word/2010/wordprocessingGroup" xmlns:wpi="http://schemas.microsoft.com/office/word/2010/wordprocessingInk" xmlns:wne="http://schemas.microsoft.com/office/word/2006/wordml" xmlns:wps="http://schemas.microsoft.com/office/word/2010/wordprocessingShape" mc:Ignorable="w14 w15 w16se w16cid w16 w16cex w16sdtdh w16sdtfl w16du wp14">
-  <w:tbl>
-    <w:tblPr>
-      <w:tblW w:type="auto" w:w="0"/>
-      <w:jc w:val="center"/>
-      <w:tblLayout w:type="fixed"/>
-      <w:tblLook w:firstColumn="1" w:firstRow="1" w:lastColumn="0" w:lastRow="0" w:noHBand="0" w:noVBand="1" w:val="04A0"/>
-    </w:tblPr>
-    <w:tblGrid>
-      <w:gridCol w:w="4860"/>
-      <w:gridCol w:w="4860"/>
-    </w:tblGrid>
-    <w:tr>
-      <w:tc>
-        <w:tcPr>
-          <w:tcW w:type="dxa" w:w="8063"/>
-        </w:tcPr>
-        <w:p>
-          <w:r>
-            <w:rPr>
-              <w:color w:val="4A4A4A"/>
-              <w:sz w:val="16"/>
-            </w:rPr>
-            <w:t>Individual coursework report draft</w:t>
-          </w:r>
-        </w:p>
-      </w:tc>
-      <w:tc>
-        <w:tcPr>
-          <w:tcW w:type="dxa" w:w="1655"/>
-        </w:tcPr>
-        <w:p>
-          <w:pPr>
-            <w:jc w:val="right"/>
-          </w:pPr>
-          <w:r>
-            <w:rPr>
-              <w:color w:val="4A4A4A"/>
-              <w:sz w:val="16"/>
-            </w:rPr>
-            <w:t xml:space="preserve">Page </w:t>
-          </w:r>
-          <w:r>
-            <w:fldChar w:fldCharType="begin"/>
-            <w:instrText xml:space="preserve">PAGE</w:instrText>
-            <w:fldChar w:fldCharType="separate"/>
-            <w:t>1</w:t>
-            <w:fldChar w:fldCharType="end"/>
-          </w:r>
-          <w:r>
-            <w:rPr>
-              <w:color w:val="4A4A4A"/>
-              <w:sz w:val="16"/>
-            </w:rPr>
-            <w:t xml:space="preserve"> of </w:t>
-          </w:r>
-          <w:r>
-            <w:fldChar w:fldCharType="begin"/>
-            <w:instrText xml:space="preserve">NUMPAGES</w:instrText>
-            <w:fldChar w:fldCharType="separate"/>
-            <w:t>1</w:t>
-            <w:fldChar w:fldCharType="end"/>
-          </w:r>
-        </w:p>
-      </w:tc>
-    </w:tr>
-  </w:tbl>
+  <w:p>
+    <w:pPr>
+      <w:spacing w:after="0" w:line="360" w:lineRule="auto"/>
+      <w:jc w:val="right"/>
+    </w:pPr>
+    <w:r>
+      <w:rPr>
+        <w:rFonts w:ascii="Arial" w:hAnsi="Arial" w:eastAsia="Arial" w:cs="Arial"/>
+        <w:color w:val="000000"/>
+        <w:sz w:val="22"/>
+      </w:rPr>
+      <w:t xml:space="preserve">COMP1786 | Page </w:t>
+    </w:r>
+    <w:r>
+      <w:rPr>
+        <w:rFonts w:ascii="Arial" w:hAnsi="Arial" w:eastAsia="Arial" w:cs="Arial"/>
+        <w:color w:val="000000"/>
+        <w:sz w:val="22"/>
+      </w:rPr>
+      <w:fldChar w:fldCharType="begin"/>
+      <w:instrText xml:space="preserve">PAGE</w:instrText>
+      <w:fldChar w:fldCharType="separate"/>
+      <w:t>1</w:t>
+      <w:fldChar w:fldCharType="end"/>
+    </w:r>
+    <w:r>
+      <w:rPr>
+        <w:rFonts w:ascii="Arial" w:hAnsi="Arial" w:eastAsia="Arial" w:cs="Arial"/>
+        <w:color w:val="000000"/>
+        <w:sz w:val="22"/>
+      </w:rPr>
+      <w:t xml:space="preserve"> of </w:t>
+    </w:r>
+    <w:r>
+      <w:rPr>
+        <w:rFonts w:ascii="Arial" w:hAnsi="Arial" w:eastAsia="Arial" w:cs="Arial"/>
+        <w:color w:val="000000"/>
+        <w:sz w:val="22"/>
+      </w:rPr>
+      <w:fldChar w:fldCharType="begin"/>
+      <w:instrText xml:space="preserve">NUMPAGES</w:instrText>
+      <w:fldChar w:fldCharType="separate"/>
+      <w:t>1</w:t>
+      <w:fldChar w:fldCharType="end"/>
+    </w:r>
+  </w:p>
 </w:ftr>
 </file>
 
@@ -14130,16 +14098,14 @@
   <w:p>
     <w:pPr>
       <w:pStyle w:val="Header"/>
-      <w:spacing w:after="0"/>
-      <w:jc w:val="right"/>
+      <w:spacing w:line="360" w:lineRule="auto"/>
     </w:pPr>
     <w:r>
       <w:rPr>
-        <w:b/>
-        <w:color w:val="4A4A4A"/>
-        <w:sz w:val="16"/>
+        <w:rFonts w:ascii="Arial" w:hAnsi="Arial" w:eastAsia="Arial" w:cs="Arial"/>
+        <w:color w:val="000000"/>
+        <w:sz w:val="22"/>
       </w:rPr>
-      <w:t>COMP1786  Mobile Application Design and Development</w:t>
     </w:r>
   </w:p>
 </w:hdr>
@@ -16844,11 +16810,12 @@
     <w:qFormat/>
     <w:rsid w:val="007276EA"/>
     <w:pPr>
-      <w:spacing w:after="120" w:line="276" w:lineRule="auto"/>
+      <w:spacing w:after="120" w:line="360" w:lineRule="auto"/>
     </w:pPr>
     <w:rPr>
       <w:rFonts w:ascii="Arial" w:hAnsi="Arial" w:eastAsia="Arial"/>
-      <w:sz w:val="20"/>
+      <w:color w:val="000000"/>
+      <w:sz w:val="22"/>
       <w:szCs w:val="22"/>
       <w:lang w:eastAsia="en-US"/>
     </w:rPr>
@@ -16870,6 +16837,7 @@
       <w:rFonts w:ascii="Arial" w:eastAsia="Arial" w:hAnsi="Arial"/>
       <w:b/>
       <w:bCs/>
+      <w:color w:val="000000"/>
       <w:sz w:val="28"/>
       <w:szCs w:val="28"/>
     </w:rPr>
@@ -16894,7 +16862,8 @@
       <w:bCs/>
       <w:i/>
       <w:iCs/>
-      <w:sz w:val="28"/>
+      <w:color w:val="000000"/>
+      <w:sz w:val="24"/>
       <w:szCs w:val="28"/>
     </w:rPr>
   </w:style>
@@ -17110,6 +17079,14 @@
       <w:bCs/>
       <w:smallCaps/>
       <w:spacing w:val="5"/>
+    </w:rPr>
+  </w:style>
+  <w:style w:type="paragraph" w:customStyle="1" w:styleId="Title">
+    <w:name w:val="Title"/>
+    <w:rPr>
+      <w:rFonts w:ascii="Arial" w:hAnsi="Arial" w:eastAsia="Arial"/>
+      <w:color w:val="000000"/>
+      <w:sz w:val="32"/>
     </w:rPr>
   </w:style>
 </w:styles>
